--- a/TareaProgramada2_Doc_Avance 2.docx
+++ b/TareaProgramada2_Doc_Avance 2.docx
@@ -924,9 +924,7 @@
         </w:rPr>
         <w:t>:</w:t>
       </w:r>
-    </w:p>
-    <w:p>
-      <w:pPr>
+      <w:r>
         <w:rPr>
           <w:b/>
           <w:bCs/>
@@ -934,6 +932,132 @@
           <w:szCs w:val="28"/>
           <w:lang w:val="es-CR"/>
         </w:rPr>
+        <w:t xml:space="preserve"> </w:t>
+      </w:r>
+      <w:r>
+        <w:rPr>
+          <w:b/>
+          <w:bCs/>
+          <w:color w:val="EE0000"/>
+          <w:sz w:val="28"/>
+          <w:szCs w:val="28"/>
+          <w:lang w:val="es-CR"/>
+        </w:rPr>
+        <w:t>#</w:t>
+      </w:r>
+      <w:r>
+        <w:rPr>
+          <w:b/>
+          <w:bCs/>
+          <w:color w:val="EE0000"/>
+          <w:sz w:val="28"/>
+          <w:szCs w:val="28"/>
+          <w:lang w:val="es-CR"/>
+        </w:rPr>
+        <w:t>Formato tabla!!</w:t>
+      </w:r>
+    </w:p>
+    <w:p>
+      <w:pPr>
+        <w:rPr>
+          <w:b/>
+          <w:bCs/>
+          <w:sz w:val="28"/>
+          <w:szCs w:val="28"/>
+          <w:lang w:val="es-CR"/>
+        </w:rPr>
+      </w:pPr>
+    </w:p>
+    <w:p>
+      <w:pPr>
+        <w:rPr>
+          <w:sz w:val="28"/>
+          <w:szCs w:val="28"/>
+          <w:lang w:val="es-CR"/>
+        </w:rPr>
+      </w:pPr>
+      <w:r>
+        <w:rPr>
+          <w:b/>
+          <w:bCs/>
+          <w:sz w:val="28"/>
+          <w:szCs w:val="28"/>
+          <w:lang w:val="es-CR"/>
+        </w:rPr>
+        <w:t xml:space="preserve">Fecha inicial: </w:t>
+      </w:r>
+      <w:r>
+        <w:rPr>
+          <w:sz w:val="28"/>
+          <w:szCs w:val="28"/>
+          <w:lang w:val="es-CR"/>
+        </w:rPr>
+        <w:t>26/05/26</w:t>
+      </w:r>
+    </w:p>
+    <w:p>
+      <w:pPr>
+        <w:rPr>
+          <w:sz w:val="28"/>
+          <w:szCs w:val="28"/>
+          <w:lang w:val="es-CR"/>
+        </w:rPr>
+      </w:pPr>
+      <w:r>
+        <w:rPr>
+          <w:b/>
+          <w:bCs/>
+          <w:sz w:val="28"/>
+          <w:szCs w:val="28"/>
+          <w:lang w:val="es-CR"/>
+        </w:rPr>
+        <w:t xml:space="preserve">Grupo de Trabajo: </w:t>
+      </w:r>
+      <w:r>
+        <w:rPr>
+          <w:sz w:val="28"/>
+          <w:szCs w:val="28"/>
+          <w:lang w:val="es-CR"/>
+        </w:rPr>
+        <w:t>Alejandro Madrigal y Brandon Meza</w:t>
+      </w:r>
+    </w:p>
+    <w:p>
+      <w:pPr>
+        <w:rPr>
+          <w:sz w:val="28"/>
+          <w:szCs w:val="28"/>
+          <w:lang w:val="es-CR"/>
+        </w:rPr>
+      </w:pPr>
+      <w:r>
+        <w:rPr>
+          <w:b/>
+          <w:bCs/>
+          <w:sz w:val="28"/>
+          <w:szCs w:val="28"/>
+          <w:lang w:val="es-CR"/>
+        </w:rPr>
+        <w:t xml:space="preserve">Scrum Máster: </w:t>
+      </w:r>
+      <w:r>
+        <w:rPr>
+          <w:sz w:val="28"/>
+          <w:szCs w:val="28"/>
+          <w:lang w:val="es-CR"/>
+        </w:rPr>
+        <w:t>Alejandro Madrigal</w:t>
+      </w:r>
+    </w:p>
+    <w:p>
+      <w:pPr>
+        <w:rPr>
+          <w:b/>
+          <w:bCs/>
+          <w:sz w:val="28"/>
+          <w:szCs w:val="28"/>
+          <w:lang w:val="es-CR"/>
+        </w:rPr>
       </w:pPr>
     </w:p>
     <w:p>
@@ -961,7 +1085,23 @@
           <w:szCs w:val="24"/>
           <w:lang w:val="es-CR"/>
         </w:rPr>
-        <w:t xml:space="preserve"> 27/05/2026</w:t>
+        <w:t xml:space="preserve"> 2</w:t>
+      </w:r>
+      <w:r>
+        <w:rPr>
+          <w:sz w:val="24"/>
+          <w:szCs w:val="24"/>
+          <w:lang w:val="es-CR"/>
+        </w:rPr>
+        <w:t>7</w:t>
+      </w:r>
+      <w:r>
+        <w:rPr>
+          <w:sz w:val="24"/>
+          <w:szCs w:val="24"/>
+          <w:lang w:val="es-CR"/>
+        </w:rPr>
+        <w:t>/05/2026</w:t>
       </w:r>
       <w:r>
         <w:rPr>
@@ -1231,6 +1371,7 @@
           <w:szCs w:val="24"/>
           <w:lang w:val="es-CR"/>
         </w:rPr>
+        <w:lastRenderedPageBreak/>
         <w:t>¿En qué ocupo ayuda?:</w:t>
       </w:r>
       <w:r>
@@ -1251,6 +1392,241 @@
         </w:rPr>
         <w:t>Ocupo ayuda para decidir cuál diseño de interfaz sería más práctico para el usuario.</w:t>
       </w:r>
+    </w:p>
+    <w:p>
+      <w:pPr>
+        <w:spacing w:line="360" w:lineRule="auto"/>
+        <w:rPr>
+          <w:sz w:val="24"/>
+          <w:szCs w:val="24"/>
+          <w:lang w:val="es-CR"/>
+        </w:rPr>
+      </w:pPr>
+    </w:p>
+    <w:p>
+      <w:pPr>
+        <w:spacing w:line="360" w:lineRule="auto"/>
+        <w:rPr>
+          <w:sz w:val="24"/>
+          <w:szCs w:val="24"/>
+          <w:lang w:val="es-CR"/>
+        </w:rPr>
+      </w:pPr>
+    </w:p>
+    <w:p>
+      <w:pPr>
+        <w:spacing w:line="360" w:lineRule="auto"/>
+        <w:rPr>
+          <w:sz w:val="24"/>
+          <w:szCs w:val="24"/>
+          <w:lang w:val="es-CR"/>
+        </w:rPr>
+      </w:pPr>
+      <w:r>
+        <w:rPr>
+          <w:b/>
+          <w:bCs/>
+          <w:sz w:val="24"/>
+          <w:szCs w:val="24"/>
+          <w:lang w:val="es-CR"/>
+        </w:rPr>
+        <w:t>Fecha:</w:t>
+      </w:r>
+      <w:r>
+        <w:rPr>
+          <w:sz w:val="24"/>
+          <w:szCs w:val="24"/>
+          <w:lang w:val="es-CR"/>
+        </w:rPr>
+        <w:t xml:space="preserve"> 2</w:t>
+      </w:r>
+      <w:r>
+        <w:rPr>
+          <w:sz w:val="24"/>
+          <w:szCs w:val="24"/>
+          <w:lang w:val="es-CR"/>
+        </w:rPr>
+        <w:t>8</w:t>
+      </w:r>
+      <w:r>
+        <w:rPr>
+          <w:sz w:val="24"/>
+          <w:szCs w:val="24"/>
+          <w:lang w:val="es-CR"/>
+        </w:rPr>
+        <w:t>/05/2026</w:t>
+      </w:r>
+      <w:r>
+        <w:rPr>
+          <w:sz w:val="24"/>
+          <w:szCs w:val="24"/>
+          <w:lang w:val="es-CR"/>
+        </w:rPr>
+        <w:br/>
+      </w:r>
+      <w:r>
+        <w:rPr>
+          <w:b/>
+          <w:bCs/>
+          <w:sz w:val="24"/>
+          <w:szCs w:val="24"/>
+          <w:lang w:val="es-CR"/>
+        </w:rPr>
+        <w:t>Nombre:</w:t>
+      </w:r>
+      <w:r>
+        <w:rPr>
+          <w:sz w:val="24"/>
+          <w:szCs w:val="24"/>
+          <w:lang w:val="es-CR"/>
+        </w:rPr>
+        <w:t xml:space="preserve"> Alejandro </w:t>
+      </w:r>
+      <w:r>
+        <w:rPr>
+          <w:sz w:val="24"/>
+          <w:szCs w:val="24"/>
+          <w:lang w:val="es-CR"/>
+        </w:rPr>
+        <w:t>Madrigal</w:t>
+      </w:r>
+    </w:p>
+    <w:p>
+      <w:pPr>
+        <w:spacing w:line="360" w:lineRule="auto"/>
+        <w:rPr>
+          <w:sz w:val="24"/>
+          <w:szCs w:val="24"/>
+          <w:lang w:val="es-CR"/>
+        </w:rPr>
+      </w:pPr>
+      <w:r>
+        <w:rPr>
+          <w:b/>
+          <w:bCs/>
+          <w:sz w:val="24"/>
+          <w:szCs w:val="24"/>
+          <w:lang w:val="es-CR"/>
+        </w:rPr>
+        <w:t>¿Qué he hecho?:</w:t>
+      </w:r>
+      <w:r>
+        <w:rPr>
+          <w:sz w:val="24"/>
+          <w:szCs w:val="24"/>
+          <w:lang w:val="es-CR"/>
+        </w:rPr>
+        <w:br/>
+      </w:r>
+      <w:r>
+        <w:rPr>
+          <w:sz w:val="24"/>
+          <w:szCs w:val="24"/>
+          <w:lang w:val="es-CR"/>
+        </w:rPr>
+        <w:t xml:space="preserve">Hoy me Reuní con mi compañero </w:t>
+      </w:r>
+      <w:proofErr w:type="spellStart"/>
+      <w:r>
+        <w:rPr>
+          <w:sz w:val="24"/>
+          <w:szCs w:val="24"/>
+          <w:lang w:val="es-CR"/>
+        </w:rPr>
+        <w:t>y</w:t>
+      </w:r>
+      <w:proofErr w:type="spellEnd"/>
+      <w:r>
+        <w:rPr>
+          <w:sz w:val="24"/>
+          <w:szCs w:val="24"/>
+          <w:lang w:val="es-CR"/>
+        </w:rPr>
+        <w:t xml:space="preserve"> hicimos la distribución del trabajo, además cree el archivo de Python con los datos iniciales para iniciar el proyecto</w:t>
+      </w:r>
+    </w:p>
+    <w:p>
+      <w:pPr>
+        <w:spacing w:line="360" w:lineRule="auto"/>
+        <w:rPr>
+          <w:sz w:val="24"/>
+          <w:szCs w:val="24"/>
+          <w:u w:val="single"/>
+          <w:lang w:val="es-CR"/>
+        </w:rPr>
+      </w:pPr>
+      <w:r>
+        <w:rPr>
+          <w:b/>
+          <w:bCs/>
+          <w:sz w:val="24"/>
+          <w:szCs w:val="24"/>
+          <w:lang w:val="es-CR"/>
+        </w:rPr>
+        <w:t>¿Qué haré a continuación?:</w:t>
+      </w:r>
+      <w:r>
+        <w:rPr>
+          <w:sz w:val="24"/>
+          <w:szCs w:val="24"/>
+          <w:lang w:val="es-CR"/>
+        </w:rPr>
+        <w:br/>
+      </w:r>
+      <w:r>
+        <w:rPr>
+          <w:sz w:val="24"/>
+          <w:szCs w:val="24"/>
+          <w:lang w:val="es-CR"/>
+        </w:rPr>
+        <w:t>Voy a comenzar con la programación definiendo la función para cada menú y así poder dividir el trabajo más fácilmente.</w:t>
+      </w:r>
+    </w:p>
+    <w:p>
+      <w:pPr>
+        <w:spacing w:line="360" w:lineRule="auto"/>
+        <w:rPr>
+          <w:sz w:val="24"/>
+          <w:szCs w:val="24"/>
+          <w:lang w:val="es-CR"/>
+        </w:rPr>
+      </w:pPr>
+      <w:r>
+        <w:rPr>
+          <w:b/>
+          <w:bCs/>
+          <w:sz w:val="24"/>
+          <w:szCs w:val="24"/>
+          <w:lang w:val="es-CR"/>
+        </w:rPr>
+        <w:t>¿En qué ocupo ayuda?:</w:t>
+      </w:r>
+      <w:r>
+        <w:rPr>
+          <w:sz w:val="24"/>
+          <w:szCs w:val="24"/>
+          <w:lang w:val="es-CR"/>
+        </w:rPr>
+        <w:br/>
+      </w:r>
+      <w:r>
+        <w:rPr>
+          <w:sz w:val="24"/>
+          <w:szCs w:val="24"/>
+          <w:lang w:val="es-CR"/>
+        </w:rPr>
+        <w:t>En crear una interfaz sencilla, intuitiva y bonita</w:t>
+      </w:r>
+    </w:p>
+    <w:p>
+      <w:pPr>
+        <w:spacing w:line="360" w:lineRule="auto"/>
+        <w:rPr>
+          <w:sz w:val="24"/>
+          <w:szCs w:val="24"/>
+          <w:lang w:val="es-CR"/>
+        </w:rPr>
+      </w:pPr>
     </w:p>
     <w:p>
       <w:pPr>
@@ -1330,13 +1706,225 @@
           <w:szCs w:val="24"/>
           <w:lang w:val="es-CR"/>
         </w:rPr>
+        <w:t>¿Qué he hecho?:</w:t>
+      </w:r>
+      <w:r>
+        <w:rPr>
+          <w:b/>
+          <w:bCs/>
+          <w:sz w:val="24"/>
+          <w:szCs w:val="24"/>
+          <w:lang w:val="es-CR"/>
+        </w:rPr>
+        <w:br/>
+      </w:r>
+      <w:r>
+        <w:rPr>
+          <w:sz w:val="24"/>
+          <w:szCs w:val="24"/>
+          <w:lang w:val="es-CR"/>
+        </w:rPr>
+        <w:t>Hoy nos reunimos para dividir el trabajo del proyecto y definir las responsabilidades de cada integrante. También organizamos cómo vamos a desarrollar la interfaz y las demás partes del programa.</w:t>
+      </w:r>
+    </w:p>
+    <w:p>
+      <w:pPr>
+        <w:spacing w:line="360" w:lineRule="auto"/>
+        <w:rPr>
+          <w:b/>
+          <w:bCs/>
+          <w:sz w:val="24"/>
+          <w:szCs w:val="24"/>
+          <w:lang w:val="es-CR"/>
+        </w:rPr>
+      </w:pPr>
+      <w:r>
+        <w:rPr>
+          <w:b/>
+          <w:bCs/>
+          <w:sz w:val="24"/>
+          <w:szCs w:val="24"/>
+          <w:lang w:val="es-CR"/>
+        </w:rPr>
+        <w:t>¿Qué haré a continuación?:</w:t>
+      </w:r>
+      <w:r>
+        <w:rPr>
+          <w:b/>
+          <w:bCs/>
+          <w:sz w:val="24"/>
+          <w:szCs w:val="24"/>
+          <w:lang w:val="es-CR"/>
+        </w:rPr>
+        <w:br/>
+      </w:r>
+      <w:r>
+        <w:rPr>
+          <w:sz w:val="24"/>
+          <w:szCs w:val="24"/>
+          <w:lang w:val="es-CR"/>
+        </w:rPr>
+        <w:t>Voy a empezar a implementar la parte de la interfaz gráfica que me corresponde.</w:t>
+      </w:r>
+    </w:p>
+    <w:p>
+      <w:pPr>
+        <w:spacing w:line="360" w:lineRule="auto"/>
+        <w:rPr>
+          <w:sz w:val="24"/>
+          <w:szCs w:val="24"/>
+          <w:lang w:val="es-CR"/>
+        </w:rPr>
+      </w:pPr>
+      <w:r>
+        <w:rPr>
+          <w:b/>
+          <w:bCs/>
+          <w:sz w:val="24"/>
+          <w:szCs w:val="24"/>
+          <w:lang w:val="es-CR"/>
+        </w:rPr>
+        <w:t>¿En qué ocupo ayuda?:</w:t>
+      </w:r>
+      <w:r>
+        <w:rPr>
+          <w:b/>
+          <w:bCs/>
+          <w:sz w:val="24"/>
+          <w:szCs w:val="24"/>
+          <w:lang w:val="es-CR"/>
+        </w:rPr>
+        <w:br/>
+      </w:r>
+      <w:r>
+        <w:rPr>
+          <w:sz w:val="24"/>
+          <w:szCs w:val="24"/>
+          <w:lang w:val="es-CR"/>
+        </w:rPr>
+        <w:t>Ocupo ayuda para integrar correctamente la interfaz con las funciones principales del programa.</w:t>
+      </w:r>
+    </w:p>
+    <w:p>
+      <w:pPr>
+        <w:spacing w:line="360" w:lineRule="auto"/>
+        <w:rPr>
+          <w:sz w:val="24"/>
+          <w:szCs w:val="24"/>
+          <w:lang w:val="es-CR"/>
+        </w:rPr>
+      </w:pPr>
+    </w:p>
+    <w:p>
+      <w:pPr>
+        <w:spacing w:line="360" w:lineRule="auto"/>
+        <w:rPr>
+          <w:sz w:val="24"/>
+          <w:szCs w:val="24"/>
+          <w:lang w:val="es-CR"/>
+        </w:rPr>
+      </w:pPr>
+    </w:p>
+    <w:p>
+      <w:pPr>
+        <w:spacing w:line="360" w:lineRule="auto"/>
+        <w:rPr>
+          <w:sz w:val="24"/>
+          <w:szCs w:val="24"/>
+          <w:lang w:val="es-CR"/>
+        </w:rPr>
+      </w:pPr>
+      <w:r>
+        <w:rPr>
+          <w:b/>
+          <w:bCs/>
+          <w:sz w:val="24"/>
+          <w:szCs w:val="24"/>
+          <w:lang w:val="es-CR"/>
+        </w:rPr>
+        <w:t>Fecha:</w:t>
+      </w:r>
+      <w:r>
+        <w:rPr>
+          <w:sz w:val="24"/>
+          <w:szCs w:val="24"/>
+          <w:lang w:val="es-CR"/>
+        </w:rPr>
+        <w:t xml:space="preserve"> 2</w:t>
+      </w:r>
+      <w:r>
+        <w:rPr>
+          <w:sz w:val="24"/>
+          <w:szCs w:val="24"/>
+          <w:lang w:val="es-CR"/>
+        </w:rPr>
+        <w:t>9</w:t>
+      </w:r>
+      <w:r>
+        <w:rPr>
+          <w:sz w:val="24"/>
+          <w:szCs w:val="24"/>
+          <w:lang w:val="es-CR"/>
+        </w:rPr>
+        <w:t>/05/2026</w:t>
+      </w:r>
+      <w:r>
+        <w:rPr>
+          <w:sz w:val="24"/>
+          <w:szCs w:val="24"/>
+          <w:lang w:val="es-CR"/>
+        </w:rPr>
+        <w:br/>
+      </w:r>
+      <w:r>
+        <w:rPr>
+          <w:b/>
+          <w:bCs/>
+          <w:sz w:val="24"/>
+          <w:szCs w:val="24"/>
+          <w:lang w:val="es-CR"/>
+        </w:rPr>
+        <w:t>Nombre:</w:t>
+      </w:r>
+      <w:r>
+        <w:rPr>
+          <w:sz w:val="24"/>
+          <w:szCs w:val="24"/>
+          <w:lang w:val="es-CR"/>
+        </w:rPr>
+        <w:t xml:space="preserve"> Alejandro </w:t>
+      </w:r>
+      <w:r>
+        <w:rPr>
+          <w:sz w:val="24"/>
+          <w:szCs w:val="24"/>
+          <w:lang w:val="es-CR"/>
+        </w:rPr>
+        <w:t>Madrigal</w:t>
+      </w:r>
+    </w:p>
+    <w:p>
+      <w:pPr>
+        <w:spacing w:line="360" w:lineRule="auto"/>
+        <w:rPr>
+          <w:sz w:val="24"/>
+          <w:szCs w:val="24"/>
+          <w:lang w:val="es-CR"/>
+        </w:rPr>
+      </w:pPr>
+      <w:r>
+        <w:rPr>
+          <w:b/>
+          <w:bCs/>
+          <w:sz w:val="24"/>
+          <w:szCs w:val="24"/>
+          <w:lang w:val="es-CR"/>
+        </w:rPr>
         <w:lastRenderedPageBreak/>
         <w:t>¿Qué he hecho?:</w:t>
       </w:r>
       <w:r>
         <w:rPr>
-          <w:b/>
-          <w:bCs/>
           <w:sz w:val="24"/>
           <w:szCs w:val="24"/>
           <w:lang w:val="es-CR"/>
@@ -1349,17 +1937,50 @@
           <w:szCs w:val="24"/>
           <w:lang w:val="es-CR"/>
         </w:rPr>
-        <w:t>Hoy nos reunimos para dividir el trabajo del proyecto y definir las responsabilidades de cada integrante. También organizamos cómo vamos a desarrollar la interfaz y las demás partes del programa.</w:t>
+        <w:t>No entendía la parte de “</w:t>
+      </w:r>
+      <w:r>
+        <w:rPr>
+          <w:sz w:val="24"/>
+          <w:szCs w:val="24"/>
+          <w:lang w:val="es-CR"/>
+        </w:rPr>
+        <w:t>Cada miembro debe realizar a conciencia la evaluación de Habilidades Blandas.</w:t>
+      </w:r>
+      <w:r>
+        <w:rPr>
+          <w:sz w:val="24"/>
+          <w:szCs w:val="24"/>
+          <w:lang w:val="es-CR"/>
+        </w:rPr>
+        <w:t xml:space="preserve">” Entonces investigue y hable con la profesora y me dijo que debía usar las plantillas que venían en el </w:t>
+      </w:r>
+      <w:proofErr w:type="spellStart"/>
+      <w:r>
+        <w:rPr>
+          <w:sz w:val="24"/>
+          <w:szCs w:val="24"/>
+          <w:lang w:val="es-CR"/>
+        </w:rPr>
+        <w:t>TecDigital</w:t>
+      </w:r>
+      <w:proofErr w:type="spellEnd"/>
+      <w:r>
+        <w:rPr>
+          <w:sz w:val="24"/>
+          <w:szCs w:val="24"/>
+          <w:lang w:val="es-CR"/>
+        </w:rPr>
+        <w:t>.</w:t>
       </w:r>
     </w:p>
     <w:p>
       <w:pPr>
         <w:spacing w:line="360" w:lineRule="auto"/>
         <w:rPr>
-          <w:b/>
-          <w:bCs/>
-          <w:sz w:val="24"/>
-          <w:szCs w:val="24"/>
+          <w:sz w:val="24"/>
+          <w:szCs w:val="24"/>
+          <w:u w:val="single"/>
           <w:lang w:val="es-CR"/>
         </w:rPr>
       </w:pPr>
@@ -1375,8 +1996,6 @@
       </w:r>
       <w:r>
         <w:rPr>
-          <w:b/>
-          <w:bCs/>
           <w:sz w:val="24"/>
           <w:szCs w:val="24"/>
           <w:lang w:val="es-CR"/>
@@ -1389,17 +2008,13 @@
           <w:szCs w:val="24"/>
           <w:lang w:val="es-CR"/>
         </w:rPr>
-        <w:t>Voy a empezar a implementar la parte de la interfaz gráfica que me corresponde.</w:t>
+        <w:t>Voy a revisar cada una y donde deben colocarse</w:t>
       </w:r>
     </w:p>
     <w:p>
       <w:pPr>
         <w:spacing w:line="360" w:lineRule="auto"/>
         <w:rPr>
-          <w:b/>
-          <w:bCs/>
-          <w:sz w:val="24"/>
-          <w:szCs w:val="24"/>
           <w:lang w:val="es-CR"/>
         </w:rPr>
       </w:pPr>
@@ -1415,8 +2030,6 @@
       </w:r>
       <w:r>
         <w:rPr>
-          <w:b/>
-          <w:bCs/>
           <w:sz w:val="24"/>
           <w:szCs w:val="24"/>
           <w:lang w:val="es-CR"/>
@@ -1429,8 +2042,327 @@
           <w:szCs w:val="24"/>
           <w:lang w:val="es-CR"/>
         </w:rPr>
-        <w:t>Ocupo ayuda para integrar correctamente la interfaz con las funciones principales del programa.</w:t>
-      </w:r>
+        <w:t xml:space="preserve">En que mi compañero conozca y </w:t>
+      </w:r>
+      <w:r>
+        <w:rPr>
+          <w:lang w:val="es-CR"/>
+        </w:rPr>
+        <w:t>u</w:t>
+      </w:r>
+      <w:r>
+        <w:rPr>
+          <w:lang w:val="es-CR"/>
+        </w:rPr>
+        <w:t>se también estas plantillas.</w:t>
+      </w:r>
+    </w:p>
+    <w:p>
+      <w:pPr>
+        <w:spacing w:line="360" w:lineRule="auto"/>
+        <w:rPr>
+          <w:lang w:val="es-CR"/>
+        </w:rPr>
+      </w:pPr>
+    </w:p>
+    <w:p>
+      <w:pPr>
+        <w:spacing w:line="360" w:lineRule="auto"/>
+        <w:rPr>
+          <w:lang w:val="es-CR"/>
+        </w:rPr>
+      </w:pPr>
+    </w:p>
+    <w:p>
+      <w:pPr>
+        <w:spacing w:line="360" w:lineRule="auto"/>
+        <w:rPr>
+          <w:sz w:val="24"/>
+          <w:szCs w:val="24"/>
+          <w:lang w:val="es-CR"/>
+        </w:rPr>
+      </w:pPr>
+      <w:r>
+        <w:rPr>
+          <w:b/>
+          <w:bCs/>
+          <w:sz w:val="24"/>
+          <w:szCs w:val="24"/>
+          <w:lang w:val="es-CR"/>
+        </w:rPr>
+        <w:t>Fecha:</w:t>
+      </w:r>
+      <w:r>
+        <w:rPr>
+          <w:sz w:val="24"/>
+          <w:szCs w:val="24"/>
+          <w:lang w:val="es-CR"/>
+        </w:rPr>
+        <w:t xml:space="preserve"> </w:t>
+      </w:r>
+      <w:r>
+        <w:rPr>
+          <w:sz w:val="24"/>
+          <w:szCs w:val="24"/>
+          <w:lang w:val="es-CR"/>
+        </w:rPr>
+        <w:t>30</w:t>
+      </w:r>
+      <w:r>
+        <w:rPr>
+          <w:sz w:val="24"/>
+          <w:szCs w:val="24"/>
+          <w:lang w:val="es-CR"/>
+        </w:rPr>
+        <w:t>/05/2026</w:t>
+      </w:r>
+      <w:r>
+        <w:rPr>
+          <w:sz w:val="24"/>
+          <w:szCs w:val="24"/>
+          <w:lang w:val="es-CR"/>
+        </w:rPr>
+        <w:br/>
+      </w:r>
+      <w:r>
+        <w:rPr>
+          <w:b/>
+          <w:bCs/>
+          <w:sz w:val="24"/>
+          <w:szCs w:val="24"/>
+          <w:lang w:val="es-CR"/>
+        </w:rPr>
+        <w:t>Nombre:</w:t>
+      </w:r>
+      <w:r>
+        <w:rPr>
+          <w:sz w:val="24"/>
+          <w:szCs w:val="24"/>
+          <w:lang w:val="es-CR"/>
+        </w:rPr>
+        <w:t xml:space="preserve"> Alejandro </w:t>
+      </w:r>
+      <w:r>
+        <w:rPr>
+          <w:sz w:val="24"/>
+          <w:szCs w:val="24"/>
+          <w:lang w:val="es-CR"/>
+        </w:rPr>
+        <w:t>Madrigal</w:t>
+      </w:r>
+    </w:p>
+    <w:p>
+      <w:pPr>
+        <w:spacing w:line="360" w:lineRule="auto"/>
+        <w:rPr>
+          <w:b/>
+          <w:bCs/>
+          <w:sz w:val="24"/>
+          <w:szCs w:val="24"/>
+          <w:lang w:val="es-CR"/>
+        </w:rPr>
+      </w:pPr>
+      <w:r>
+        <w:rPr>
+          <w:b/>
+          <w:bCs/>
+          <w:sz w:val="24"/>
+          <w:szCs w:val="24"/>
+          <w:lang w:val="es-CR"/>
+        </w:rPr>
+        <w:t>¿Qué he hecho?:</w:t>
+      </w:r>
+    </w:p>
+    <w:p>
+      <w:pPr>
+        <w:spacing w:line="360" w:lineRule="auto"/>
+        <w:rPr>
+          <w:sz w:val="24"/>
+          <w:szCs w:val="24"/>
+          <w:lang w:val="es-CR"/>
+        </w:rPr>
+      </w:pPr>
+      <w:proofErr w:type="gramStart"/>
+      <w:r>
+        <w:rPr>
+          <w:sz w:val="24"/>
+          <w:szCs w:val="24"/>
+          <w:lang w:val="es-CR"/>
+        </w:rPr>
+        <w:t>Use</w:t>
+      </w:r>
+      <w:proofErr w:type="gramEnd"/>
+      <w:r>
+        <w:rPr>
+          <w:sz w:val="24"/>
+          <w:szCs w:val="24"/>
+          <w:lang w:val="es-CR"/>
+        </w:rPr>
+        <w:t xml:space="preserve"> las plantillas y realicé la siguiente documentación:</w:t>
+      </w:r>
+      <w:r>
+        <w:rPr>
+          <w:sz w:val="24"/>
+          <w:szCs w:val="24"/>
+          <w:lang w:val="es-CR"/>
+        </w:rPr>
+        <w:br/>
+      </w:r>
+      <w:r>
+        <w:rPr>
+          <w:sz w:val="24"/>
+          <w:szCs w:val="24"/>
+          <w:lang w:val="es-CR"/>
+        </w:rPr>
+        <w:t xml:space="preserve">Anoté la agenda y la minuta de nuestra primera reunión </w:t>
+      </w:r>
+    </w:p>
+    <w:p>
+      <w:pPr>
+        <w:spacing w:line="360" w:lineRule="auto"/>
+        <w:rPr>
+          <w:sz w:val="24"/>
+          <w:szCs w:val="24"/>
+          <w:lang w:val="es-CR"/>
+        </w:rPr>
+      </w:pPr>
+      <w:r>
+        <w:rPr>
+          <w:sz w:val="24"/>
+          <w:szCs w:val="24"/>
+          <w:lang w:val="es-CR"/>
+        </w:rPr>
+        <w:t>Vi que faltaba anotar el cronograma y los roles así que los anoté</w:t>
+      </w:r>
+    </w:p>
+    <w:p>
+      <w:pPr>
+        <w:spacing w:line="360" w:lineRule="auto"/>
+        <w:rPr>
+          <w:sz w:val="24"/>
+          <w:szCs w:val="24"/>
+          <w:lang w:val="es-CR"/>
+        </w:rPr>
+      </w:pPr>
+      <w:r>
+        <w:rPr>
+          <w:sz w:val="24"/>
+          <w:szCs w:val="24"/>
+          <w:lang w:val="es-CR"/>
+        </w:rPr>
+        <w:t>Agregué datos faltantes de la bitácora SCRUM</w:t>
+      </w:r>
+    </w:p>
+    <w:p>
+      <w:pPr>
+        <w:spacing w:line="360" w:lineRule="auto"/>
+        <w:rPr>
+          <w:sz w:val="24"/>
+          <w:szCs w:val="24"/>
+          <w:lang w:val="es-CR"/>
+        </w:rPr>
+      </w:pPr>
+      <w:r>
+        <w:rPr>
+          <w:sz w:val="24"/>
+          <w:szCs w:val="24"/>
+          <w:lang w:val="es-CR"/>
+        </w:rPr>
+        <w:t>Y recordé a mi compañero no olvidar la autoevaluación y corrección de errores.</w:t>
+      </w:r>
+    </w:p>
+    <w:p>
+      <w:pPr>
+        <w:spacing w:line="360" w:lineRule="auto"/>
+        <w:rPr>
+          <w:sz w:val="24"/>
+          <w:szCs w:val="24"/>
+          <w:lang w:val="es-CR"/>
+        </w:rPr>
+      </w:pPr>
+    </w:p>
+    <w:p>
+      <w:pPr>
+        <w:spacing w:line="360" w:lineRule="auto"/>
+        <w:rPr>
+          <w:sz w:val="24"/>
+          <w:szCs w:val="24"/>
+          <w:u w:val="single"/>
+          <w:lang w:val="es-CR"/>
+        </w:rPr>
+      </w:pPr>
+      <w:r>
+        <w:rPr>
+          <w:b/>
+          <w:bCs/>
+          <w:sz w:val="24"/>
+          <w:szCs w:val="24"/>
+          <w:lang w:val="es-CR"/>
+        </w:rPr>
+        <w:t>¿Qué haré a continuación?:</w:t>
+      </w:r>
+      <w:r>
+        <w:rPr>
+          <w:sz w:val="24"/>
+          <w:szCs w:val="24"/>
+          <w:lang w:val="es-CR"/>
+        </w:rPr>
+        <w:br/>
+      </w:r>
+      <w:r>
+        <w:rPr>
+          <w:sz w:val="24"/>
+          <w:szCs w:val="24"/>
+          <w:lang w:val="es-CR"/>
+        </w:rPr>
+        <w:t>Voy a completar mi parte del trabajo con consejos de Brandon</w:t>
+      </w:r>
+    </w:p>
+    <w:p>
+      <w:pPr>
+        <w:spacing w:line="360" w:lineRule="auto"/>
+        <w:rPr>
+          <w:lang w:val="es-CR"/>
+        </w:rPr>
+      </w:pPr>
+      <w:r>
+        <w:rPr>
+          <w:b/>
+          <w:bCs/>
+          <w:sz w:val="24"/>
+          <w:szCs w:val="24"/>
+          <w:lang w:val="es-CR"/>
+        </w:rPr>
+        <w:t>¿En qué ocupo ayuda?:</w:t>
+      </w:r>
+      <w:r>
+        <w:rPr>
+          <w:sz w:val="24"/>
+          <w:szCs w:val="24"/>
+          <w:lang w:val="es-CR"/>
+        </w:rPr>
+        <w:br/>
+      </w:r>
+      <w:r>
+        <w:rPr>
+          <w:sz w:val="24"/>
+          <w:szCs w:val="24"/>
+          <w:lang w:val="es-CR"/>
+        </w:rPr>
+        <w:t>En aclarar algunas partes del código inicial para adaptarme al estilo que lleva el proyecto.</w:t>
+      </w:r>
+    </w:p>
+    <w:p>
+      <w:pPr>
+        <w:spacing w:line="360" w:lineRule="auto"/>
+        <w:rPr>
+          <w:b/>
+          <w:bCs/>
+          <w:sz w:val="24"/>
+          <w:szCs w:val="24"/>
+          <w:lang w:val="es-CR"/>
+        </w:rPr>
+      </w:pPr>
     </w:p>
     <w:p>
       <w:pPr>
@@ -1492,6 +2424,12 @@
           <w:lang w:val="es-CR"/>
         </w:rPr>
       </w:pPr>
+      <w:r>
+        <w:rPr>
+          <w:lang w:val="es-CR"/>
+        </w:rPr>
+        <w:br w:type="page"/>
+      </w:r>
     </w:p>
     <w:p>
       <w:pPr>
@@ -1511,6 +2449,7 @@
           <w:szCs w:val="28"/>
           <w:lang w:val="es-CR"/>
         </w:rPr>
+        <w:lastRenderedPageBreak/>
         <w:t>6. Agendas</w:t>
       </w:r>
       <w:bookmarkEnd w:id="5"/>
@@ -1545,7 +2484,296 @@
     </w:p>
     <w:p>
       <w:pPr>
-        <w:pStyle w:val="ListParagraph"/>
+        <w:rPr>
+          <w:b/>
+          <w:bCs/>
+          <w:lang w:val="es-CR"/>
+        </w:rPr>
+      </w:pPr>
+    </w:p>
+    <w:p>
+      <w:pPr>
+        <w:jc w:val="center"/>
+        <w:rPr>
+          <w:b/>
+          <w:i/>
+          <w:sz w:val="36"/>
+          <w:szCs w:val="36"/>
+          <w:lang w:val="es-CR"/>
+        </w:rPr>
+      </w:pPr>
+      <w:r>
+        <w:rPr>
+          <w:b/>
+          <w:i/>
+          <w:sz w:val="36"/>
+          <w:szCs w:val="36"/>
+          <w:lang w:val="es-CR"/>
+        </w:rPr>
+        <w:t>Agenda 2026-S1-TP#2</w:t>
+      </w:r>
+    </w:p>
+    <w:tbl>
+      <w:tblPr>
+        <w:tblStyle w:val="Tablaconcuadrcula"/>
+        <w:tblW w:w="0" w:type="auto"/>
+        <w:tblLook w:val="04A0" w:firstRow="1" w:lastRow="0" w:firstColumn="1" w:lastColumn="0" w:noHBand="0" w:noVBand="1"/>
+      </w:tblPr>
+      <w:tblGrid>
+        <w:gridCol w:w="988"/>
+        <w:gridCol w:w="2338"/>
+        <w:gridCol w:w="1374"/>
+        <w:gridCol w:w="53"/>
+        <w:gridCol w:w="2177"/>
+        <w:gridCol w:w="1898"/>
+      </w:tblGrid>
+      <w:tr>
+        <w:tc>
+          <w:tcPr>
+            <w:tcW w:w="4753" w:type="dxa"/>
+            <w:gridSpan w:val="4"/>
+          </w:tcPr>
+          <w:p>
+            <w:r>
+              <w:t>Fecha:  Nos reuniremos el:</w:t>
+            </w:r>
+          </w:p>
+          <w:p>
+            <w:r>
+              <w:t xml:space="preserve">                          28/5/26</w:t>
+            </w:r>
+          </w:p>
+        </w:tc>
+        <w:tc>
+          <w:tcPr>
+            <w:tcW w:w="2177" w:type="dxa"/>
+          </w:tcPr>
+          <w:p>
+            <w:r>
+              <w:t>Hora de Inicio: 10:00pm</w:t>
+            </w:r>
+          </w:p>
+        </w:tc>
+        <w:tc>
+          <w:tcPr>
+            <w:tcW w:w="1898" w:type="dxa"/>
+          </w:tcPr>
+          <w:p>
+            <w:r>
+              <w:t>Hora Final: 10:30pm</w:t>
+            </w:r>
+          </w:p>
+        </w:tc>
+      </w:tr>
+      <w:tr>
+        <w:tc>
+          <w:tcPr>
+            <w:tcW w:w="8828" w:type="dxa"/>
+            <w:gridSpan w:val="6"/>
+          </w:tcPr>
+          <w:p>
+            <w:r>
+              <w:t>Lugar de reunión: Zoom</w:t>
+            </w:r>
+          </w:p>
+        </w:tc>
+      </w:tr>
+      <w:tr>
+        <w:tc>
+          <w:tcPr>
+            <w:tcW w:w="8828" w:type="dxa"/>
+            <w:gridSpan w:val="6"/>
+          </w:tcPr>
+          <w:p>
+            <w:r>
+              <w:t>Invitados a la reunión: Alejandro Madrigal y Brandon Meza</w:t>
+            </w:r>
+          </w:p>
+        </w:tc>
+      </w:tr>
+      <w:tr>
+        <w:tc>
+          <w:tcPr>
+            <w:tcW w:w="988" w:type="dxa"/>
+            <w:shd w:val="clear" w:color="auto" w:fill="9CC2E5" w:themeFill="accent5" w:themeFillTint="99"/>
+          </w:tcPr>
+          <w:p>
+            <w:pPr>
+              <w:jc w:val="center"/>
+            </w:pPr>
+            <w:r>
+              <w:t>Tiempo</w:t>
+            </w:r>
+          </w:p>
+        </w:tc>
+        <w:tc>
+          <w:tcPr>
+            <w:tcW w:w="2338" w:type="dxa"/>
+            <w:shd w:val="clear" w:color="auto" w:fill="9CC2E5" w:themeFill="accent5" w:themeFillTint="99"/>
+          </w:tcPr>
+          <w:p>
+            <w:pPr>
+              <w:jc w:val="center"/>
+            </w:pPr>
+            <w:r>
+              <w:t>Tema</w:t>
+            </w:r>
+          </w:p>
+        </w:tc>
+        <w:tc>
+          <w:tcPr>
+            <w:tcW w:w="1374" w:type="dxa"/>
+            <w:shd w:val="clear" w:color="auto" w:fill="9CC2E5" w:themeFill="accent5" w:themeFillTint="99"/>
+          </w:tcPr>
+          <w:p>
+            <w:pPr>
+              <w:jc w:val="center"/>
+            </w:pPr>
+            <w:r>
+              <w:t>Responsable</w:t>
+            </w:r>
+          </w:p>
+        </w:tc>
+        <w:tc>
+          <w:tcPr>
+            <w:tcW w:w="2230" w:type="dxa"/>
+            <w:gridSpan w:val="2"/>
+            <w:shd w:val="clear" w:color="auto" w:fill="9CC2E5" w:themeFill="accent5" w:themeFillTint="99"/>
+          </w:tcPr>
+          <w:p>
+            <w:pPr>
+              <w:jc w:val="center"/>
+            </w:pPr>
+            <w:r>
+              <w:t xml:space="preserve">Requiere llevar </w:t>
+            </w:r>
+          </w:p>
+        </w:tc>
+        <w:tc>
+          <w:tcPr>
+            <w:tcW w:w="1898" w:type="dxa"/>
+            <w:shd w:val="clear" w:color="auto" w:fill="9CC2E5" w:themeFill="accent5" w:themeFillTint="99"/>
+          </w:tcPr>
+          <w:p>
+            <w:pPr>
+              <w:jc w:val="center"/>
+            </w:pPr>
+            <w:r>
+              <w:t>Logro Esperado</w:t>
+            </w:r>
+          </w:p>
+        </w:tc>
+      </w:tr>
+      <w:tr>
+        <w:tc>
+          <w:tcPr>
+            <w:tcW w:w="988" w:type="dxa"/>
+          </w:tcPr>
+          <w:p>
+            <w:r>
+              <w:t>15 min</w:t>
+            </w:r>
+          </w:p>
+        </w:tc>
+        <w:tc>
+          <w:tcPr>
+            <w:tcW w:w="2338" w:type="dxa"/>
+          </w:tcPr>
+          <w:p>
+            <w:r>
+              <w:t>Lectura del Proyecto</w:t>
+            </w:r>
+          </w:p>
+        </w:tc>
+        <w:tc>
+          <w:tcPr>
+            <w:tcW w:w="1374" w:type="dxa"/>
+          </w:tcPr>
+          <w:p>
+            <w:r>
+              <w:t>Alejandro</w:t>
+            </w:r>
+          </w:p>
+        </w:tc>
+        <w:tc>
+          <w:tcPr>
+            <w:tcW w:w="2230" w:type="dxa"/>
+            <w:gridSpan w:val="2"/>
+          </w:tcPr>
+          <w:p>
+            <w:r>
+              <w:t>Ideas principales y detalles importantes</w:t>
+            </w:r>
+          </w:p>
+        </w:tc>
+        <w:tc>
+          <w:tcPr>
+            <w:tcW w:w="1898" w:type="dxa"/>
+          </w:tcPr>
+          <w:p>
+            <w:r>
+              <w:t>Claridad en lo que se debe hacer</w:t>
+            </w:r>
+          </w:p>
+        </w:tc>
+      </w:tr>
+      <w:tr>
+        <w:tc>
+          <w:tcPr>
+            <w:tcW w:w="988" w:type="dxa"/>
+          </w:tcPr>
+          <w:p>
+            <w:r>
+              <w:t>15 min</w:t>
+            </w:r>
+          </w:p>
+        </w:tc>
+        <w:tc>
+          <w:tcPr>
+            <w:tcW w:w="2338" w:type="dxa"/>
+          </w:tcPr>
+          <w:p>
+            <w:r>
+              <w:t>Distribución del trabajo</w:t>
+            </w:r>
+          </w:p>
+        </w:tc>
+        <w:tc>
+          <w:tcPr>
+            <w:tcW w:w="1374" w:type="dxa"/>
+          </w:tcPr>
+          <w:p>
+            <w:r>
+              <w:t>Brandon</w:t>
+            </w:r>
+          </w:p>
+        </w:tc>
+        <w:tc>
+          <w:tcPr>
+            <w:tcW w:w="2230" w:type="dxa"/>
+            <w:gridSpan w:val="2"/>
+          </w:tcPr>
+          <w:p>
+            <w:r>
+              <w:t>Distribución equitativa</w:t>
+            </w:r>
+          </w:p>
+        </w:tc>
+        <w:tc>
+          <w:tcPr>
+            <w:tcW w:w="1898" w:type="dxa"/>
+          </w:tcPr>
+          <w:p>
+            <w:r>
+              <w:t>Que la carga no sea solo para uno.</w:t>
+            </w:r>
+          </w:p>
+        </w:tc>
+      </w:tr>
+    </w:tbl>
+    <w:p>
+      <w:pPr>
+        <w:pStyle w:val="Prrafodelista"/>
         <w:spacing w:after="80"/>
         <w:ind w:left="720"/>
         <w:rPr>
@@ -1662,6 +2890,358 @@
     </w:p>
     <w:p>
       <w:pPr>
+        <w:jc w:val="center"/>
+        <w:rPr>
+          <w:b/>
+          <w:i/>
+          <w:sz w:val="36"/>
+          <w:szCs w:val="36"/>
+        </w:rPr>
+      </w:pPr>
+      <w:proofErr w:type="spellStart"/>
+      <w:r>
+        <w:rPr>
+          <w:b/>
+          <w:i/>
+          <w:sz w:val="36"/>
+          <w:szCs w:val="36"/>
+        </w:rPr>
+        <w:t>Minuta</w:t>
+      </w:r>
+      <w:proofErr w:type="spellEnd"/>
+      <w:r>
+        <w:rPr>
+          <w:b/>
+          <w:i/>
+          <w:sz w:val="36"/>
+          <w:szCs w:val="36"/>
+        </w:rPr>
+        <w:t xml:space="preserve"> 20</w:t>
+      </w:r>
+      <w:r>
+        <w:rPr>
+          <w:b/>
+          <w:i/>
+          <w:sz w:val="36"/>
+          <w:szCs w:val="36"/>
+        </w:rPr>
+        <w:t>26</w:t>
+      </w:r>
+      <w:r>
+        <w:rPr>
+          <w:b/>
+          <w:i/>
+          <w:sz w:val="36"/>
+          <w:szCs w:val="36"/>
+        </w:rPr>
+        <w:t>-S</w:t>
+      </w:r>
+      <w:r>
+        <w:rPr>
+          <w:b/>
+          <w:i/>
+          <w:sz w:val="36"/>
+          <w:szCs w:val="36"/>
+        </w:rPr>
+        <w:t>1</w:t>
+      </w:r>
+      <w:r>
+        <w:rPr>
+          <w:b/>
+          <w:i/>
+          <w:sz w:val="36"/>
+          <w:szCs w:val="36"/>
+        </w:rPr>
+        <w:t>-</w:t>
+      </w:r>
+      <w:r>
+        <w:rPr>
+          <w:b/>
+          <w:i/>
+          <w:sz w:val="36"/>
+          <w:szCs w:val="36"/>
+        </w:rPr>
+        <w:t>TP#2</w:t>
+      </w:r>
+    </w:p>
+    <w:tbl>
+      <w:tblPr>
+        <w:tblStyle w:val="Tablaconcuadrcula"/>
+        <w:tblW w:w="0" w:type="auto"/>
+        <w:tblLook w:val="04A0" w:firstRow="1" w:lastRow="0" w:firstColumn="1" w:lastColumn="0" w:noHBand="0" w:noVBand="1"/>
+      </w:tblPr>
+      <w:tblGrid>
+        <w:gridCol w:w="2306"/>
+        <w:gridCol w:w="2067"/>
+        <w:gridCol w:w="2426"/>
+        <w:gridCol w:w="2029"/>
+      </w:tblGrid>
+      <w:tr>
+        <w:tc>
+          <w:tcPr>
+            <w:tcW w:w="4373" w:type="dxa"/>
+            <w:gridSpan w:val="2"/>
+          </w:tcPr>
+          <w:p>
+            <w:r>
+              <w:t xml:space="preserve">Fecha:  </w:t>
+            </w:r>
+          </w:p>
+          <w:p>
+            <w:r>
+              <w:t xml:space="preserve">                          28/5/26</w:t>
+            </w:r>
+          </w:p>
+        </w:tc>
+        <w:tc>
+          <w:tcPr>
+            <w:tcW w:w="2426" w:type="dxa"/>
+          </w:tcPr>
+          <w:p>
+            <w:r>
+              <w:t>Hora de Inicio:      10:15pm</w:t>
+            </w:r>
+          </w:p>
+        </w:tc>
+        <w:tc>
+          <w:tcPr>
+            <w:tcW w:w="2029" w:type="dxa"/>
+          </w:tcPr>
+          <w:p>
+            <w:r>
+              <w:t>Hora Final:       10:45pm</w:t>
+            </w:r>
+          </w:p>
+        </w:tc>
+      </w:tr>
+      <w:tr>
+        <w:tc>
+          <w:tcPr>
+            <w:tcW w:w="8828" w:type="dxa"/>
+            <w:gridSpan w:val="4"/>
+          </w:tcPr>
+          <w:p>
+            <w:r>
+              <w:t>Lugar de reunión: Zoom</w:t>
+            </w:r>
+          </w:p>
+        </w:tc>
+      </w:tr>
+      <w:tr>
+        <w:tc>
+          <w:tcPr>
+            <w:tcW w:w="4373" w:type="dxa"/>
+            <w:gridSpan w:val="2"/>
+          </w:tcPr>
+          <w:p>
+            <w:r>
+              <w:t xml:space="preserve">Asistentes a la reunión: </w:t>
+            </w:r>
+          </w:p>
+          <w:p>
+            <w:r>
+              <w:t>Alejandro Madrigal y Brandon Meza</w:t>
+            </w:r>
+          </w:p>
+        </w:tc>
+        <w:tc>
+          <w:tcPr>
+            <w:tcW w:w="4455" w:type="dxa"/>
+            <w:gridSpan w:val="2"/>
+          </w:tcPr>
+          <w:p>
+            <w:r>
+              <w:t xml:space="preserve">Hora de llegada: </w:t>
+            </w:r>
+          </w:p>
+          <w:p>
+            <w:r>
+              <w:t>------------------------------------------------------------</w:t>
+            </w:r>
+          </w:p>
+        </w:tc>
+      </w:tr>
+      <w:tr>
+        <w:tc>
+          <w:tcPr>
+            <w:tcW w:w="4373" w:type="dxa"/>
+            <w:gridSpan w:val="2"/>
+          </w:tcPr>
+          <w:p>
+            <w:r>
+              <w:t xml:space="preserve">Ausentes en la reunión: _________________ </w:t>
+            </w:r>
+          </w:p>
+        </w:tc>
+        <w:tc>
+          <w:tcPr>
+            <w:tcW w:w="4455" w:type="dxa"/>
+            <w:gridSpan w:val="2"/>
+          </w:tcPr>
+          <w:p>
+            <w:r>
+              <w:t>Justificación:  _________________________</w:t>
+            </w:r>
+          </w:p>
+          <w:p/>
+        </w:tc>
+      </w:tr>
+      <w:tr>
+        <w:tc>
+          <w:tcPr>
+            <w:tcW w:w="2306" w:type="dxa"/>
+            <w:shd w:val="clear" w:color="auto" w:fill="9CC2E5" w:themeFill="accent5" w:themeFillTint="99"/>
+          </w:tcPr>
+          <w:p>
+            <w:pPr>
+              <w:jc w:val="center"/>
+            </w:pPr>
+            <w:r>
+              <w:t>Tema</w:t>
+            </w:r>
+          </w:p>
+        </w:tc>
+        <w:tc>
+          <w:tcPr>
+            <w:tcW w:w="2067" w:type="dxa"/>
+            <w:shd w:val="clear" w:color="auto" w:fill="9CC2E5" w:themeFill="accent5" w:themeFillTint="99"/>
+          </w:tcPr>
+          <w:p>
+            <w:pPr>
+              <w:jc w:val="center"/>
+            </w:pPr>
+            <w:r>
+              <w:t>Fecha límite de cumplimiento</w:t>
+            </w:r>
+          </w:p>
+        </w:tc>
+        <w:tc>
+          <w:tcPr>
+            <w:tcW w:w="2426" w:type="dxa"/>
+            <w:shd w:val="clear" w:color="auto" w:fill="9CC2E5" w:themeFill="accent5" w:themeFillTint="99"/>
+          </w:tcPr>
+          <w:p>
+            <w:pPr>
+              <w:jc w:val="center"/>
+            </w:pPr>
+            <w:r>
+              <w:t xml:space="preserve">Acuerdos </w:t>
+            </w:r>
+          </w:p>
+        </w:tc>
+        <w:tc>
+          <w:tcPr>
+            <w:tcW w:w="2029" w:type="dxa"/>
+            <w:shd w:val="clear" w:color="auto" w:fill="9CC2E5" w:themeFill="accent5" w:themeFillTint="99"/>
+          </w:tcPr>
+          <w:p>
+            <w:pPr>
+              <w:jc w:val="center"/>
+            </w:pPr>
+            <w:r>
+              <w:t>Responsable</w:t>
+            </w:r>
+          </w:p>
+        </w:tc>
+      </w:tr>
+      <w:tr>
+        <w:tc>
+          <w:tcPr>
+            <w:tcW w:w="2306" w:type="dxa"/>
+          </w:tcPr>
+          <w:p>
+            <w:r>
+              <w:t>Creación del menú y primeras tres funciones del Programa.</w:t>
+            </w:r>
+          </w:p>
+        </w:tc>
+        <w:tc>
+          <w:tcPr>
+            <w:tcW w:w="2067" w:type="dxa"/>
+          </w:tcPr>
+          <w:p>
+            <w:r>
+              <w:t>30/6/26</w:t>
+            </w:r>
+          </w:p>
+        </w:tc>
+        <w:tc>
+          <w:tcPr>
+            <w:tcW w:w="2426" w:type="dxa"/>
+          </w:tcPr>
+          <w:p>
+            <w:r>
+              <w:t>Marcará la ruta a seguir con el diseño de la interfaz y la distribución del trabajo y aconsejará con la segunda parte.</w:t>
+            </w:r>
+          </w:p>
+        </w:tc>
+        <w:tc>
+          <w:tcPr>
+            <w:tcW w:w="2029" w:type="dxa"/>
+          </w:tcPr>
+          <w:p>
+            <w:r>
+              <w:t>Brandon Meza</w:t>
+            </w:r>
+          </w:p>
+        </w:tc>
+      </w:tr>
+      <w:tr>
+        <w:tc>
+          <w:tcPr>
+            <w:tcW w:w="2306" w:type="dxa"/>
+          </w:tcPr>
+          <w:p>
+            <w:r>
+              <w:t>Documentación Y ultimas funciones del programa.</w:t>
+            </w:r>
+          </w:p>
+        </w:tc>
+        <w:tc>
+          <w:tcPr>
+            <w:tcW w:w="2067" w:type="dxa"/>
+          </w:tcPr>
+          <w:p>
+            <w:r>
+              <w:t>1/6/26</w:t>
+            </w:r>
+          </w:p>
+        </w:tc>
+        <w:tc>
+          <w:tcPr>
+            <w:tcW w:w="2426" w:type="dxa"/>
+          </w:tcPr>
+          <w:p>
+            <w:r>
+              <w:t>Se encargará de que no falte documentación y aconsejará en aspectos del diseño, luego se encargara de la segunda parte.</w:t>
+            </w:r>
+          </w:p>
+        </w:tc>
+        <w:tc>
+          <w:tcPr>
+            <w:tcW w:w="2029" w:type="dxa"/>
+          </w:tcPr>
+          <w:p>
+            <w:r>
+              <w:t>Alejandro Madrigal</w:t>
+            </w:r>
+          </w:p>
+        </w:tc>
+      </w:tr>
+    </w:tbl>
+    <w:p>
+      <w:pPr>
+        <w:rPr>
+          <w:b/>
+          <w:bCs/>
+          <w:sz w:val="24"/>
+          <w:szCs w:val="24"/>
+          <w:lang w:val="es-CR"/>
+        </w:rPr>
+      </w:pPr>
+    </w:p>
+    <w:p>
+      <w:pPr>
         <w:spacing w:after="100"/>
         <w:rPr>
           <w:lang w:val="es-CR"/>
@@ -1751,653 +3331,2809 @@
     </w:p>
     <w:p>
       <w:pPr>
+        <w:rPr>
+          <w:b/>
+          <w:bCs/>
+          <w:sz w:val="28"/>
+          <w:szCs w:val="28"/>
+          <w:lang w:val="es-CR"/>
+        </w:rPr>
+      </w:pPr>
+    </w:p>
+    <w:p>
+      <w:pPr>
+        <w:rPr>
+          <w:sz w:val="28"/>
+          <w:szCs w:val="28"/>
+          <w:lang w:val="es-CR"/>
+        </w:rPr>
+      </w:pPr>
+      <w:r>
+        <w:rPr>
+          <w:b/>
+          <w:bCs/>
+          <w:sz w:val="28"/>
+          <w:szCs w:val="28"/>
+          <w:lang w:val="es-CR"/>
+        </w:rPr>
+        <w:t xml:space="preserve">Coordinador General: </w:t>
+      </w:r>
+      <w:r>
+        <w:rPr>
+          <w:sz w:val="28"/>
+          <w:szCs w:val="28"/>
+          <w:lang w:val="es-CR"/>
+        </w:rPr>
+        <w:t>Brandon Meza</w:t>
+      </w:r>
+    </w:p>
+    <w:p>
+      <w:pPr>
+        <w:rPr>
+          <w:sz w:val="28"/>
+          <w:szCs w:val="28"/>
+          <w:lang w:val="es-CR"/>
+        </w:rPr>
+      </w:pPr>
+      <w:r>
+        <w:rPr>
+          <w:b/>
+          <w:bCs/>
+          <w:sz w:val="28"/>
+          <w:szCs w:val="28"/>
+          <w:lang w:val="es-CR"/>
+        </w:rPr>
+        <w:t xml:space="preserve">Encargado de calidad: </w:t>
+      </w:r>
+      <w:r>
+        <w:rPr>
+          <w:sz w:val="28"/>
+          <w:szCs w:val="28"/>
+          <w:lang w:val="es-CR"/>
+        </w:rPr>
+        <w:t>Alejandro Madrigal</w:t>
+      </w:r>
+    </w:p>
+    <w:p>
+      <w:pPr>
+        <w:rPr>
+          <w:sz w:val="28"/>
+          <w:szCs w:val="28"/>
+          <w:lang w:val="es-CR"/>
+        </w:rPr>
+      </w:pPr>
+      <w:r>
+        <w:rPr>
+          <w:b/>
+          <w:bCs/>
+          <w:sz w:val="28"/>
+          <w:szCs w:val="28"/>
+          <w:lang w:val="es-CR"/>
+        </w:rPr>
+        <w:t xml:space="preserve">Encargado de desarrollo: </w:t>
+      </w:r>
+      <w:r>
+        <w:rPr>
+          <w:sz w:val="28"/>
+          <w:szCs w:val="28"/>
+          <w:lang w:val="es-CR"/>
+        </w:rPr>
+        <w:t>Brandon Meza</w:t>
+      </w:r>
+    </w:p>
+    <w:p>
+      <w:pPr>
         <w:spacing w:after="80"/>
+        <w:rPr>
+          <w:lang w:val="es-CR"/>
+        </w:rPr>
       </w:pPr>
     </w:p>
     <w:tbl>
       <w:tblPr>
-        <w:tblW w:w="9360" w:type="dxa"/>
-        <w:tblBorders>
-          <w:top w:val="single" w:sz="4" w:space="0" w:color="auto"/>
-          <w:left w:val="single" w:sz="4" w:space="0" w:color="auto"/>
-          <w:bottom w:val="single" w:sz="4" w:space="0" w:color="auto"/>
-          <w:right w:val="single" w:sz="4" w:space="0" w:color="auto"/>
-          <w:insideH w:val="single" w:sz="4" w:space="0" w:color="auto"/>
-          <w:insideV w:val="single" w:sz="4" w:space="0" w:color="auto"/>
-        </w:tblBorders>
+        <w:tblW w:w="8818" w:type="dxa"/>
         <w:tblCellMar>
-          <w:left w:w="10" w:type="dxa"/>
-          <w:right w:w="10" w:type="dxa"/>
+          <w:left w:w="70" w:type="dxa"/>
+          <w:right w:w="70" w:type="dxa"/>
         </w:tblCellMar>
         <w:tblLook w:val="04A0" w:firstRow="1" w:lastRow="0" w:firstColumn="1" w:lastColumn="0" w:noHBand="0" w:noVBand="1"/>
       </w:tblPr>
       <w:tblGrid>
-        <w:gridCol w:w="7000"/>
-        <w:gridCol w:w="2360"/>
+        <w:gridCol w:w="3562"/>
+        <w:gridCol w:w="905"/>
+        <w:gridCol w:w="1010"/>
+        <w:gridCol w:w="905"/>
+        <w:gridCol w:w="1010"/>
+        <w:gridCol w:w="905"/>
+        <w:gridCol w:w="1010"/>
       </w:tblGrid>
       <w:tr>
-        <w:tc>
-          <w:tcPr>
-            <w:tcW w:w="7000" w:type="dxa"/>
-            <w:tcBorders>
-              <w:top w:val="single" w:sz="1" w:space="0" w:color="CCCCCC"/>
-              <w:left w:val="single" w:sz="1" w:space="0" w:color="CCCCCC"/>
-              <w:bottom w:val="single" w:sz="1" w:space="0" w:color="CCCCCC"/>
-              <w:right w:val="single" w:sz="1" w:space="0" w:color="CCCCCC"/>
-            </w:tcBorders>
-            <w:shd w:val="clear" w:color="auto" w:fill="1F4E79"/>
-            <w:tcMar>
-              <w:top w:w="80" w:type="dxa"/>
-              <w:left w:w="120" w:type="dxa"/>
-              <w:bottom w:w="80" w:type="dxa"/>
-              <w:right w:w="120" w:type="dxa"/>
-            </w:tcMar>
+        <w:trPr>
+          <w:trHeight w:val="300"/>
+        </w:trPr>
+        <w:tc>
+          <w:tcPr>
+            <w:tcW w:w="3562" w:type="dxa"/>
+            <w:tcBorders>
+              <w:top w:val="single" w:sz="8" w:space="0" w:color="auto"/>
+              <w:left w:val="single" w:sz="8" w:space="0" w:color="auto"/>
+              <w:bottom w:val="nil"/>
+              <w:right w:val="nil"/>
+            </w:tcBorders>
+            <w:noWrap/>
+            <w:vAlign w:val="bottom"/>
+            <w:hideMark/>
+          </w:tcPr>
+          <w:p>
+            <w:pPr>
+              <w:rPr>
+                <w:rFonts w:ascii="Calibri" w:eastAsia="Times New Roman" w:hAnsi="Calibri" w:cs="Calibri"/>
+                <w:color w:val="000000"/>
+                <w:lang w:val="es-CR" w:eastAsia="es-CR"/>
+              </w:rPr>
+            </w:pPr>
+            <w:r>
+              <w:rPr>
+                <w:rFonts w:ascii="Calibri" w:eastAsia="Times New Roman" w:hAnsi="Calibri" w:cs="Calibri"/>
+                <w:color w:val="000000"/>
+                <w:lang w:val="es-CR" w:eastAsia="es-CR"/>
+              </w:rPr>
+              <w:t> </w:t>
+            </w:r>
+          </w:p>
+        </w:tc>
+        <w:tc>
+          <w:tcPr>
+            <w:tcW w:w="1746" w:type="dxa"/>
+            <w:gridSpan w:val="2"/>
+            <w:tcBorders>
+              <w:top w:val="single" w:sz="8" w:space="0" w:color="auto"/>
+              <w:left w:val="single" w:sz="4" w:space="0" w:color="auto"/>
+              <w:bottom w:val="single" w:sz="4" w:space="0" w:color="auto"/>
+              <w:right w:val="single" w:sz="4" w:space="0" w:color="000000"/>
+            </w:tcBorders>
+            <w:noWrap/>
+            <w:vAlign w:val="bottom"/>
+            <w:hideMark/>
           </w:tcPr>
           <w:p>
             <w:pPr>
               <w:jc w:val="center"/>
-            </w:pPr>
-            <w:proofErr w:type="spellStart"/>
-            <w:r>
-              <w:rPr>
+              <w:rPr>
+                <w:rFonts w:ascii="Calibri" w:eastAsia="Times New Roman" w:hAnsi="Calibri" w:cs="Calibri"/>
                 <w:b/>
                 <w:bCs/>
-                <w:color w:val="FFFFFF"/>
-                <w:sz w:val="20"/>
-                <w:szCs w:val="20"/>
-              </w:rPr>
-              <w:t>Actividad</w:t>
-            </w:r>
-            <w:proofErr w:type="spellEnd"/>
-            <w:r>
-              <w:rPr>
+                <w:color w:val="000000"/>
+                <w:lang w:val="es-CR" w:eastAsia="es-CR"/>
+              </w:rPr>
+            </w:pPr>
+            <w:r>
+              <w:rPr>
+                <w:rFonts w:ascii="Calibri" w:eastAsia="Times New Roman" w:hAnsi="Calibri" w:cs="Calibri"/>
                 <w:b/>
                 <w:bCs/>
-                <w:color w:val="FFFFFF"/>
-                <w:sz w:val="20"/>
-                <w:szCs w:val="20"/>
-              </w:rPr>
-              <w:t xml:space="preserve"> </w:t>
-            </w:r>
-            <w:proofErr w:type="spellStart"/>
-            <w:r>
-              <w:rPr>
+                <w:color w:val="000000"/>
+                <w:lang w:val="es-CR" w:eastAsia="es-CR"/>
+              </w:rPr>
+              <w:t>Semana 1</w:t>
+            </w:r>
+          </w:p>
+        </w:tc>
+        <w:tc>
+          <w:tcPr>
+            <w:tcW w:w="1764" w:type="dxa"/>
+            <w:gridSpan w:val="2"/>
+            <w:tcBorders>
+              <w:top w:val="single" w:sz="8" w:space="0" w:color="auto"/>
+              <w:left w:val="nil"/>
+              <w:bottom w:val="single" w:sz="4" w:space="0" w:color="auto"/>
+              <w:right w:val="single" w:sz="4" w:space="0" w:color="000000"/>
+            </w:tcBorders>
+            <w:noWrap/>
+            <w:vAlign w:val="bottom"/>
+            <w:hideMark/>
+          </w:tcPr>
+          <w:p>
+            <w:pPr>
+              <w:jc w:val="center"/>
+              <w:rPr>
+                <w:rFonts w:ascii="Calibri" w:eastAsia="Times New Roman" w:hAnsi="Calibri" w:cs="Calibri"/>
                 <w:b/>
                 <w:bCs/>
-                <w:color w:val="FFFFFF"/>
-                <w:sz w:val="20"/>
-                <w:szCs w:val="20"/>
-              </w:rPr>
-              <w:t>Realizada</w:t>
-            </w:r>
-            <w:proofErr w:type="spellEnd"/>
-          </w:p>
-        </w:tc>
-        <w:tc>
-          <w:tcPr>
-            <w:tcW w:w="2360" w:type="dxa"/>
-            <w:tcBorders>
-              <w:top w:val="single" w:sz="1" w:space="0" w:color="CCCCCC"/>
-              <w:left w:val="single" w:sz="1" w:space="0" w:color="CCCCCC"/>
-              <w:bottom w:val="single" w:sz="1" w:space="0" w:color="CCCCCC"/>
-              <w:right w:val="single" w:sz="1" w:space="0" w:color="CCCCCC"/>
-            </w:tcBorders>
-            <w:shd w:val="clear" w:color="auto" w:fill="1F4E79"/>
-            <w:tcMar>
-              <w:top w:w="80" w:type="dxa"/>
-              <w:left w:w="120" w:type="dxa"/>
-              <w:bottom w:w="80" w:type="dxa"/>
-              <w:right w:w="120" w:type="dxa"/>
-            </w:tcMar>
-          </w:tcPr>
-          <w:p>
-            <w:pPr>
-              <w:jc w:val="center"/>
-            </w:pPr>
-            <w:r>
-              <w:rPr>
+                <w:i/>
+                <w:iCs/>
+                <w:color w:val="000000"/>
+                <w:lang w:val="es-CR" w:eastAsia="es-CR"/>
+              </w:rPr>
+            </w:pPr>
+            <w:r>
+              <w:rPr>
+                <w:rFonts w:ascii="Calibri" w:eastAsia="Times New Roman" w:hAnsi="Calibri" w:cs="Calibri"/>
                 <w:b/>
                 <w:bCs/>
-                <w:color w:val="FFFFFF"/>
-                <w:sz w:val="20"/>
-                <w:szCs w:val="20"/>
-              </w:rPr>
-              <w:t>Horas</w:t>
+                <w:i/>
+                <w:iCs/>
+                <w:color w:val="000000"/>
+                <w:lang w:val="es-CR" w:eastAsia="es-CR"/>
+              </w:rPr>
+              <w:t>Semana 2</w:t>
+            </w:r>
+          </w:p>
+        </w:tc>
+        <w:tc>
+          <w:tcPr>
+            <w:tcW w:w="1746" w:type="dxa"/>
+            <w:gridSpan w:val="2"/>
+            <w:tcBorders>
+              <w:top w:val="single" w:sz="8" w:space="0" w:color="auto"/>
+              <w:left w:val="nil"/>
+              <w:bottom w:val="single" w:sz="4" w:space="0" w:color="auto"/>
+              <w:right w:val="single" w:sz="8" w:space="0" w:color="000000"/>
+            </w:tcBorders>
+            <w:noWrap/>
+            <w:vAlign w:val="bottom"/>
+            <w:hideMark/>
+          </w:tcPr>
+          <w:p>
+            <w:pPr>
+              <w:jc w:val="center"/>
+              <w:rPr>
+                <w:rFonts w:ascii="Calibri" w:eastAsia="Times New Roman" w:hAnsi="Calibri" w:cs="Calibri"/>
+                <w:b/>
+                <w:bCs/>
+                <w:i/>
+                <w:iCs/>
+                <w:color w:val="000000"/>
+                <w:lang w:val="es-CR" w:eastAsia="es-CR"/>
+              </w:rPr>
+            </w:pPr>
+            <w:r>
+              <w:rPr>
+                <w:rFonts w:ascii="Calibri" w:eastAsia="Times New Roman" w:hAnsi="Calibri" w:cs="Calibri"/>
+                <w:b/>
+                <w:bCs/>
+                <w:i/>
+                <w:iCs/>
+                <w:color w:val="000000"/>
+                <w:lang w:val="es-CR" w:eastAsia="es-CR"/>
+              </w:rPr>
+              <w:t>Semana 3</w:t>
             </w:r>
           </w:p>
         </w:tc>
       </w:tr>
       <w:tr>
-        <w:tc>
-          <w:tcPr>
-            <w:tcW w:w="7000" w:type="dxa"/>
-            <w:tcBorders>
-              <w:top w:val="single" w:sz="1" w:space="0" w:color="CCCCCC"/>
-              <w:left w:val="single" w:sz="1" w:space="0" w:color="CCCCCC"/>
-              <w:bottom w:val="single" w:sz="1" w:space="0" w:color="CCCCCC"/>
-              <w:right w:val="single" w:sz="1" w:space="0" w:color="CCCCCC"/>
-            </w:tcBorders>
-            <w:shd w:val="clear" w:color="auto" w:fill="FFFFFF"/>
-            <w:tcMar>
-              <w:top w:w="80" w:type="dxa"/>
-              <w:left w:w="120" w:type="dxa"/>
-              <w:bottom w:w="80" w:type="dxa"/>
-              <w:right w:w="120" w:type="dxa"/>
-            </w:tcMar>
-          </w:tcPr>
-          <w:p>
-            <w:proofErr w:type="spellStart"/>
-            <w:r>
-              <w:rPr>
-                <w:sz w:val="20"/>
-                <w:szCs w:val="20"/>
-              </w:rPr>
-              <w:t>Análisis</w:t>
-            </w:r>
-            <w:proofErr w:type="spellEnd"/>
-            <w:r>
-              <w:rPr>
-                <w:sz w:val="20"/>
-                <w:szCs w:val="20"/>
-              </w:rPr>
-              <w:t xml:space="preserve"> de </w:t>
-            </w:r>
-            <w:proofErr w:type="spellStart"/>
-            <w:r>
-              <w:rPr>
-                <w:sz w:val="20"/>
-                <w:szCs w:val="20"/>
-              </w:rPr>
-              <w:t>requerimientos</w:t>
-            </w:r>
-            <w:proofErr w:type="spellEnd"/>
-          </w:p>
-        </w:tc>
-        <w:tc>
-          <w:tcPr>
-            <w:tcW w:w="2360" w:type="dxa"/>
-            <w:tcBorders>
-              <w:top w:val="single" w:sz="1" w:space="0" w:color="CCCCCC"/>
-              <w:left w:val="single" w:sz="1" w:space="0" w:color="CCCCCC"/>
-              <w:bottom w:val="single" w:sz="1" w:space="0" w:color="CCCCCC"/>
-              <w:right w:val="single" w:sz="1" w:space="0" w:color="CCCCCC"/>
-            </w:tcBorders>
-            <w:shd w:val="clear" w:color="auto" w:fill="FFFFFF"/>
-            <w:tcMar>
-              <w:top w:w="80" w:type="dxa"/>
-              <w:left w:w="120" w:type="dxa"/>
-              <w:bottom w:w="80" w:type="dxa"/>
-              <w:right w:w="120" w:type="dxa"/>
-            </w:tcMar>
-          </w:tcPr>
-          <w:p/>
+        <w:trPr>
+          <w:trHeight w:val="300"/>
+        </w:trPr>
+        <w:tc>
+          <w:tcPr>
+            <w:tcW w:w="3562" w:type="dxa"/>
+            <w:tcBorders>
+              <w:top w:val="single" w:sz="4" w:space="0" w:color="auto"/>
+              <w:left w:val="single" w:sz="8" w:space="0" w:color="auto"/>
+              <w:bottom w:val="single" w:sz="4" w:space="0" w:color="auto"/>
+              <w:right w:val="single" w:sz="4" w:space="0" w:color="auto"/>
+            </w:tcBorders>
+            <w:noWrap/>
+            <w:vAlign w:val="bottom"/>
+            <w:hideMark/>
+          </w:tcPr>
+          <w:p>
+            <w:pPr>
+              <w:jc w:val="center"/>
+              <w:rPr>
+                <w:rFonts w:ascii="Calibri" w:eastAsia="Times New Roman" w:hAnsi="Calibri" w:cs="Calibri"/>
+                <w:b/>
+                <w:bCs/>
+                <w:color w:val="000000"/>
+                <w:lang w:val="es-CR" w:eastAsia="es-CR"/>
+              </w:rPr>
+            </w:pPr>
+            <w:r>
+              <w:rPr>
+                <w:rFonts w:ascii="Calibri" w:eastAsia="Times New Roman" w:hAnsi="Calibri" w:cs="Calibri"/>
+                <w:b/>
+                <w:bCs/>
+                <w:color w:val="000000"/>
+                <w:lang w:val="es-CR" w:eastAsia="es-CR"/>
+              </w:rPr>
+              <w:t>Tarea</w:t>
+            </w:r>
+          </w:p>
+        </w:tc>
+        <w:tc>
+          <w:tcPr>
+            <w:tcW w:w="819" w:type="dxa"/>
+            <w:tcBorders>
+              <w:top w:val="nil"/>
+              <w:left w:val="nil"/>
+              <w:bottom w:val="single" w:sz="4" w:space="0" w:color="auto"/>
+              <w:right w:val="single" w:sz="4" w:space="0" w:color="auto"/>
+            </w:tcBorders>
+            <w:shd w:val="clear" w:color="000000" w:fill="FFFFFF"/>
+            <w:noWrap/>
+            <w:vAlign w:val="bottom"/>
+            <w:hideMark/>
+          </w:tcPr>
+          <w:p>
+            <w:pPr>
+              <w:rPr>
+                <w:rFonts w:ascii="Calibri" w:eastAsia="Times New Roman" w:hAnsi="Calibri" w:cs="Calibri"/>
+                <w:color w:val="000000"/>
+                <w:lang w:val="es-CR" w:eastAsia="es-CR"/>
+              </w:rPr>
+            </w:pPr>
+            <w:r>
+              <w:rPr>
+                <w:rFonts w:ascii="Calibri" w:eastAsia="Times New Roman" w:hAnsi="Calibri" w:cs="Calibri"/>
+                <w:color w:val="000000"/>
+                <w:lang w:val="es-CR" w:eastAsia="es-CR"/>
+              </w:rPr>
+              <w:t>Brandon</w:t>
+            </w:r>
+          </w:p>
+        </w:tc>
+        <w:tc>
+          <w:tcPr>
+            <w:tcW w:w="927" w:type="dxa"/>
+            <w:tcBorders>
+              <w:top w:val="nil"/>
+              <w:left w:val="nil"/>
+              <w:bottom w:val="single" w:sz="4" w:space="0" w:color="auto"/>
+              <w:right w:val="single" w:sz="4" w:space="0" w:color="auto"/>
+            </w:tcBorders>
+            <w:noWrap/>
+            <w:vAlign w:val="bottom"/>
+            <w:hideMark/>
+          </w:tcPr>
+          <w:p>
+            <w:pPr>
+              <w:rPr>
+                <w:rFonts w:ascii="Calibri" w:eastAsia="Times New Roman" w:hAnsi="Calibri" w:cs="Calibri"/>
+                <w:color w:val="000000"/>
+                <w:lang w:val="es-CR" w:eastAsia="es-CR"/>
+              </w:rPr>
+            </w:pPr>
+            <w:r>
+              <w:rPr>
+                <w:rFonts w:ascii="Calibri" w:eastAsia="Times New Roman" w:hAnsi="Calibri" w:cs="Calibri"/>
+                <w:color w:val="000000"/>
+                <w:lang w:val="es-CR" w:eastAsia="es-CR"/>
+              </w:rPr>
+              <w:t>Alejandro</w:t>
+            </w:r>
+          </w:p>
+        </w:tc>
+        <w:tc>
+          <w:tcPr>
+            <w:tcW w:w="827" w:type="dxa"/>
+            <w:tcBorders>
+              <w:top w:val="nil"/>
+              <w:left w:val="nil"/>
+              <w:bottom w:val="single" w:sz="4" w:space="0" w:color="auto"/>
+              <w:right w:val="single" w:sz="4" w:space="0" w:color="auto"/>
+            </w:tcBorders>
+            <w:shd w:val="clear" w:color="000000" w:fill="FFFFFF"/>
+            <w:noWrap/>
+            <w:vAlign w:val="bottom"/>
+            <w:hideMark/>
+          </w:tcPr>
+          <w:p>
+            <w:pPr>
+              <w:rPr>
+                <w:rFonts w:ascii="Calibri" w:eastAsia="Times New Roman" w:hAnsi="Calibri" w:cs="Calibri"/>
+                <w:color w:val="000000"/>
+                <w:lang w:val="es-CR" w:eastAsia="es-CR"/>
+              </w:rPr>
+            </w:pPr>
+            <w:r>
+              <w:rPr>
+                <w:rFonts w:ascii="Calibri" w:eastAsia="Times New Roman" w:hAnsi="Calibri" w:cs="Calibri"/>
+                <w:color w:val="000000"/>
+                <w:lang w:val="es-CR" w:eastAsia="es-CR"/>
+              </w:rPr>
+              <w:t>Brandon</w:t>
+            </w:r>
+          </w:p>
+        </w:tc>
+        <w:tc>
+          <w:tcPr>
+            <w:tcW w:w="937" w:type="dxa"/>
+            <w:tcBorders>
+              <w:top w:val="nil"/>
+              <w:left w:val="nil"/>
+              <w:bottom w:val="single" w:sz="4" w:space="0" w:color="auto"/>
+              <w:right w:val="single" w:sz="4" w:space="0" w:color="auto"/>
+            </w:tcBorders>
+            <w:noWrap/>
+            <w:vAlign w:val="bottom"/>
+            <w:hideMark/>
+          </w:tcPr>
+          <w:p>
+            <w:pPr>
+              <w:rPr>
+                <w:rFonts w:ascii="Calibri" w:eastAsia="Times New Roman" w:hAnsi="Calibri" w:cs="Calibri"/>
+                <w:color w:val="000000"/>
+                <w:lang w:val="es-CR" w:eastAsia="es-CR"/>
+              </w:rPr>
+            </w:pPr>
+            <w:r>
+              <w:rPr>
+                <w:rFonts w:ascii="Calibri" w:eastAsia="Times New Roman" w:hAnsi="Calibri" w:cs="Calibri"/>
+                <w:color w:val="000000"/>
+                <w:lang w:val="es-CR" w:eastAsia="es-CR"/>
+              </w:rPr>
+              <w:t>Alejandro</w:t>
+            </w:r>
+          </w:p>
+        </w:tc>
+        <w:tc>
+          <w:tcPr>
+            <w:tcW w:w="819" w:type="dxa"/>
+            <w:tcBorders>
+              <w:top w:val="nil"/>
+              <w:left w:val="nil"/>
+              <w:bottom w:val="single" w:sz="4" w:space="0" w:color="auto"/>
+              <w:right w:val="single" w:sz="4" w:space="0" w:color="auto"/>
+            </w:tcBorders>
+            <w:shd w:val="clear" w:color="000000" w:fill="FFFFFF"/>
+            <w:noWrap/>
+            <w:vAlign w:val="bottom"/>
+            <w:hideMark/>
+          </w:tcPr>
+          <w:p>
+            <w:pPr>
+              <w:rPr>
+                <w:rFonts w:ascii="Calibri" w:eastAsia="Times New Roman" w:hAnsi="Calibri" w:cs="Calibri"/>
+                <w:color w:val="000000"/>
+                <w:lang w:val="es-CR" w:eastAsia="es-CR"/>
+              </w:rPr>
+            </w:pPr>
+            <w:r>
+              <w:rPr>
+                <w:rFonts w:ascii="Calibri" w:eastAsia="Times New Roman" w:hAnsi="Calibri" w:cs="Calibri"/>
+                <w:color w:val="000000"/>
+                <w:lang w:val="es-CR" w:eastAsia="es-CR"/>
+              </w:rPr>
+              <w:t>Brandon</w:t>
+            </w:r>
+          </w:p>
+        </w:tc>
+        <w:tc>
+          <w:tcPr>
+            <w:tcW w:w="927" w:type="dxa"/>
+            <w:tcBorders>
+              <w:top w:val="nil"/>
+              <w:left w:val="nil"/>
+              <w:bottom w:val="single" w:sz="4" w:space="0" w:color="auto"/>
+              <w:right w:val="single" w:sz="8" w:space="0" w:color="auto"/>
+            </w:tcBorders>
+            <w:noWrap/>
+            <w:vAlign w:val="bottom"/>
+            <w:hideMark/>
+          </w:tcPr>
+          <w:p>
+            <w:pPr>
+              <w:rPr>
+                <w:rFonts w:ascii="Calibri" w:eastAsia="Times New Roman" w:hAnsi="Calibri" w:cs="Calibri"/>
+                <w:color w:val="000000"/>
+                <w:lang w:val="es-CR" w:eastAsia="es-CR"/>
+              </w:rPr>
+            </w:pPr>
+            <w:r>
+              <w:rPr>
+                <w:rFonts w:ascii="Calibri" w:eastAsia="Times New Roman" w:hAnsi="Calibri" w:cs="Calibri"/>
+                <w:color w:val="000000"/>
+                <w:lang w:val="es-CR" w:eastAsia="es-CR"/>
+              </w:rPr>
+              <w:t>Alejandro</w:t>
+            </w:r>
+          </w:p>
         </w:tc>
       </w:tr>
       <w:tr>
-        <w:tc>
-          <w:tcPr>
-            <w:tcW w:w="7000" w:type="dxa"/>
-            <w:tcBorders>
-              <w:top w:val="single" w:sz="1" w:space="0" w:color="CCCCCC"/>
-              <w:left w:val="single" w:sz="1" w:space="0" w:color="CCCCCC"/>
-              <w:bottom w:val="single" w:sz="1" w:space="0" w:color="CCCCCC"/>
-              <w:right w:val="single" w:sz="1" w:space="0" w:color="CCCCCC"/>
-            </w:tcBorders>
-            <w:shd w:val="clear" w:color="auto" w:fill="EEF4FB"/>
-            <w:tcMar>
-              <w:top w:w="80" w:type="dxa"/>
-              <w:left w:w="120" w:type="dxa"/>
-              <w:bottom w:w="80" w:type="dxa"/>
-              <w:right w:w="120" w:type="dxa"/>
-            </w:tcMar>
-          </w:tcPr>
-          <w:p>
-            <w:proofErr w:type="spellStart"/>
-            <w:r>
-              <w:rPr>
-                <w:sz w:val="20"/>
-                <w:szCs w:val="20"/>
-              </w:rPr>
-              <w:t>Diseño</w:t>
-            </w:r>
-            <w:proofErr w:type="spellEnd"/>
-            <w:r>
-              <w:rPr>
-                <w:sz w:val="20"/>
-                <w:szCs w:val="20"/>
-              </w:rPr>
-              <w:t xml:space="preserve"> de </w:t>
-            </w:r>
-            <w:proofErr w:type="spellStart"/>
-            <w:r>
-              <w:rPr>
-                <w:sz w:val="20"/>
-                <w:szCs w:val="20"/>
-              </w:rPr>
-              <w:t>algoritmos</w:t>
-            </w:r>
-            <w:proofErr w:type="spellEnd"/>
-          </w:p>
-        </w:tc>
-        <w:tc>
-          <w:tcPr>
-            <w:tcW w:w="2360" w:type="dxa"/>
-            <w:tcBorders>
-              <w:top w:val="single" w:sz="1" w:space="0" w:color="CCCCCC"/>
-              <w:left w:val="single" w:sz="1" w:space="0" w:color="CCCCCC"/>
-              <w:bottom w:val="single" w:sz="1" w:space="0" w:color="CCCCCC"/>
-              <w:right w:val="single" w:sz="1" w:space="0" w:color="CCCCCC"/>
-            </w:tcBorders>
-            <w:shd w:val="clear" w:color="auto" w:fill="EEF4FB"/>
-            <w:tcMar>
-              <w:top w:w="80" w:type="dxa"/>
-              <w:left w:w="120" w:type="dxa"/>
-              <w:bottom w:w="80" w:type="dxa"/>
-              <w:right w:w="120" w:type="dxa"/>
-            </w:tcMar>
-          </w:tcPr>
-          <w:p/>
+        <w:trPr>
+          <w:trHeight w:val="300"/>
+        </w:trPr>
+        <w:tc>
+          <w:tcPr>
+            <w:tcW w:w="3562" w:type="dxa"/>
+            <w:tcBorders>
+              <w:top w:val="nil"/>
+              <w:left w:val="single" w:sz="8" w:space="0" w:color="auto"/>
+              <w:bottom w:val="single" w:sz="4" w:space="0" w:color="auto"/>
+              <w:right w:val="single" w:sz="4" w:space="0" w:color="auto"/>
+            </w:tcBorders>
+            <w:noWrap/>
+            <w:vAlign w:val="bottom"/>
+            <w:hideMark/>
+          </w:tcPr>
+          <w:p>
+            <w:pPr>
+              <w:jc w:val="center"/>
+              <w:rPr>
+                <w:rFonts w:ascii="Calibri" w:eastAsia="Times New Roman" w:hAnsi="Calibri" w:cs="Calibri"/>
+                <w:color w:val="000000"/>
+                <w:lang w:val="es-CR" w:eastAsia="es-CR"/>
+              </w:rPr>
+            </w:pPr>
+            <w:r>
+              <w:rPr>
+                <w:rFonts w:ascii="Calibri" w:eastAsia="Times New Roman" w:hAnsi="Calibri" w:cs="Calibri"/>
+                <w:color w:val="000000"/>
+                <w:lang w:val="es-CR" w:eastAsia="es-CR"/>
+              </w:rPr>
+              <w:t>Crear y unirse al proyecto en Git</w:t>
+            </w:r>
+          </w:p>
+        </w:tc>
+        <w:tc>
+          <w:tcPr>
+            <w:tcW w:w="819" w:type="dxa"/>
+            <w:tcBorders>
+              <w:top w:val="nil"/>
+              <w:left w:val="nil"/>
+              <w:bottom w:val="single" w:sz="4" w:space="0" w:color="auto"/>
+              <w:right w:val="single" w:sz="4" w:space="0" w:color="auto"/>
+            </w:tcBorders>
+            <w:shd w:val="clear" w:color="000000" w:fill="FFFFFF"/>
+            <w:noWrap/>
+            <w:vAlign w:val="bottom"/>
+            <w:hideMark/>
+          </w:tcPr>
+          <w:p>
+            <w:pPr>
+              <w:jc w:val="center"/>
+              <w:rPr>
+                <w:rFonts w:ascii="Calibri" w:eastAsia="Times New Roman" w:hAnsi="Calibri" w:cs="Calibri"/>
+                <w:color w:val="000000"/>
+                <w:lang w:val="es-CR" w:eastAsia="es-CR"/>
+              </w:rPr>
+            </w:pPr>
+            <w:r>
+              <w:rPr>
+                <w:rFonts w:ascii="Calibri" w:eastAsia="Times New Roman" w:hAnsi="Calibri" w:cs="Calibri"/>
+                <w:color w:val="000000"/>
+                <w:lang w:val="es-CR" w:eastAsia="es-CR"/>
+              </w:rPr>
+              <w:t>x</w:t>
+            </w:r>
+          </w:p>
+        </w:tc>
+        <w:tc>
+          <w:tcPr>
+            <w:tcW w:w="927" w:type="dxa"/>
+            <w:tcBorders>
+              <w:top w:val="nil"/>
+              <w:left w:val="nil"/>
+              <w:bottom w:val="single" w:sz="4" w:space="0" w:color="auto"/>
+              <w:right w:val="single" w:sz="4" w:space="0" w:color="auto"/>
+            </w:tcBorders>
+            <w:noWrap/>
+            <w:vAlign w:val="bottom"/>
+            <w:hideMark/>
+          </w:tcPr>
+          <w:p>
+            <w:pPr>
+              <w:jc w:val="center"/>
+              <w:rPr>
+                <w:rFonts w:ascii="Calibri" w:eastAsia="Times New Roman" w:hAnsi="Calibri" w:cs="Calibri"/>
+                <w:color w:val="000000"/>
+                <w:lang w:val="es-CR" w:eastAsia="es-CR"/>
+              </w:rPr>
+            </w:pPr>
+            <w:r>
+              <w:rPr>
+                <w:rFonts w:ascii="Calibri" w:eastAsia="Times New Roman" w:hAnsi="Calibri" w:cs="Calibri"/>
+                <w:color w:val="000000"/>
+                <w:lang w:val="es-CR" w:eastAsia="es-CR"/>
+              </w:rPr>
+              <w:t>x</w:t>
+            </w:r>
+          </w:p>
+        </w:tc>
+        <w:tc>
+          <w:tcPr>
+            <w:tcW w:w="827" w:type="dxa"/>
+            <w:tcBorders>
+              <w:top w:val="nil"/>
+              <w:left w:val="nil"/>
+              <w:bottom w:val="single" w:sz="4" w:space="0" w:color="auto"/>
+              <w:right w:val="single" w:sz="4" w:space="0" w:color="auto"/>
+            </w:tcBorders>
+            <w:shd w:val="clear" w:color="000000" w:fill="FFFFFF"/>
+            <w:noWrap/>
+            <w:vAlign w:val="bottom"/>
+            <w:hideMark/>
+          </w:tcPr>
+          <w:p>
+            <w:pPr>
+              <w:jc w:val="center"/>
+              <w:rPr>
+                <w:rFonts w:ascii="Calibri" w:eastAsia="Times New Roman" w:hAnsi="Calibri" w:cs="Calibri"/>
+                <w:color w:val="000000"/>
+                <w:lang w:val="es-CR" w:eastAsia="es-CR"/>
+              </w:rPr>
+            </w:pPr>
+            <w:r>
+              <w:rPr>
+                <w:rFonts w:ascii="Calibri" w:eastAsia="Times New Roman" w:hAnsi="Calibri" w:cs="Calibri"/>
+                <w:color w:val="000000"/>
+                <w:lang w:val="es-CR" w:eastAsia="es-CR"/>
+              </w:rPr>
+              <w:t> </w:t>
+            </w:r>
+          </w:p>
+        </w:tc>
+        <w:tc>
+          <w:tcPr>
+            <w:tcW w:w="937" w:type="dxa"/>
+            <w:tcBorders>
+              <w:top w:val="nil"/>
+              <w:left w:val="nil"/>
+              <w:bottom w:val="single" w:sz="4" w:space="0" w:color="auto"/>
+              <w:right w:val="single" w:sz="4" w:space="0" w:color="auto"/>
+            </w:tcBorders>
+            <w:noWrap/>
+            <w:vAlign w:val="bottom"/>
+            <w:hideMark/>
+          </w:tcPr>
+          <w:p>
+            <w:pPr>
+              <w:jc w:val="center"/>
+              <w:rPr>
+                <w:rFonts w:ascii="Calibri" w:eastAsia="Times New Roman" w:hAnsi="Calibri" w:cs="Calibri"/>
+                <w:color w:val="000000"/>
+                <w:lang w:val="es-CR" w:eastAsia="es-CR"/>
+              </w:rPr>
+            </w:pPr>
+            <w:r>
+              <w:rPr>
+                <w:rFonts w:ascii="Calibri" w:eastAsia="Times New Roman" w:hAnsi="Calibri" w:cs="Calibri"/>
+                <w:color w:val="000000"/>
+                <w:lang w:val="es-CR" w:eastAsia="es-CR"/>
+              </w:rPr>
+              <w:t> </w:t>
+            </w:r>
+          </w:p>
+        </w:tc>
+        <w:tc>
+          <w:tcPr>
+            <w:tcW w:w="819" w:type="dxa"/>
+            <w:tcBorders>
+              <w:top w:val="nil"/>
+              <w:left w:val="nil"/>
+              <w:bottom w:val="single" w:sz="4" w:space="0" w:color="auto"/>
+              <w:right w:val="single" w:sz="4" w:space="0" w:color="auto"/>
+            </w:tcBorders>
+            <w:shd w:val="clear" w:color="000000" w:fill="FFFFFF"/>
+            <w:noWrap/>
+            <w:vAlign w:val="bottom"/>
+            <w:hideMark/>
+          </w:tcPr>
+          <w:p>
+            <w:pPr>
+              <w:jc w:val="center"/>
+              <w:rPr>
+                <w:rFonts w:ascii="Calibri" w:eastAsia="Times New Roman" w:hAnsi="Calibri" w:cs="Calibri"/>
+                <w:color w:val="000000"/>
+                <w:lang w:val="es-CR" w:eastAsia="es-CR"/>
+              </w:rPr>
+            </w:pPr>
+            <w:r>
+              <w:rPr>
+                <w:rFonts w:ascii="Calibri" w:eastAsia="Times New Roman" w:hAnsi="Calibri" w:cs="Calibri"/>
+                <w:color w:val="000000"/>
+                <w:lang w:val="es-CR" w:eastAsia="es-CR"/>
+              </w:rPr>
+              <w:t> </w:t>
+            </w:r>
+          </w:p>
+        </w:tc>
+        <w:tc>
+          <w:tcPr>
+            <w:tcW w:w="927" w:type="dxa"/>
+            <w:tcBorders>
+              <w:top w:val="nil"/>
+              <w:left w:val="nil"/>
+              <w:bottom w:val="single" w:sz="4" w:space="0" w:color="auto"/>
+              <w:right w:val="single" w:sz="8" w:space="0" w:color="auto"/>
+            </w:tcBorders>
+            <w:noWrap/>
+            <w:vAlign w:val="bottom"/>
+            <w:hideMark/>
+          </w:tcPr>
+          <w:p>
+            <w:pPr>
+              <w:jc w:val="center"/>
+              <w:rPr>
+                <w:rFonts w:ascii="Calibri" w:eastAsia="Times New Roman" w:hAnsi="Calibri" w:cs="Calibri"/>
+                <w:color w:val="000000"/>
+                <w:lang w:val="es-CR" w:eastAsia="es-CR"/>
+              </w:rPr>
+            </w:pPr>
+            <w:r>
+              <w:rPr>
+                <w:rFonts w:ascii="Calibri" w:eastAsia="Times New Roman" w:hAnsi="Calibri" w:cs="Calibri"/>
+                <w:color w:val="000000"/>
+                <w:lang w:val="es-CR" w:eastAsia="es-CR"/>
+              </w:rPr>
+              <w:t> </w:t>
+            </w:r>
+          </w:p>
         </w:tc>
       </w:tr>
       <w:tr>
-        <w:tc>
-          <w:tcPr>
-            <w:tcW w:w="7000" w:type="dxa"/>
-            <w:tcBorders>
-              <w:top w:val="single" w:sz="1" w:space="0" w:color="CCCCCC"/>
-              <w:left w:val="single" w:sz="1" w:space="0" w:color="CCCCCC"/>
-              <w:bottom w:val="single" w:sz="1" w:space="0" w:color="CCCCCC"/>
-              <w:right w:val="single" w:sz="1" w:space="0" w:color="CCCCCC"/>
-            </w:tcBorders>
-            <w:shd w:val="clear" w:color="auto" w:fill="FFFFFF"/>
-            <w:tcMar>
-              <w:top w:w="80" w:type="dxa"/>
-              <w:left w:w="120" w:type="dxa"/>
-              <w:bottom w:w="80" w:type="dxa"/>
-              <w:right w:w="120" w:type="dxa"/>
-            </w:tcMar>
-          </w:tcPr>
-          <w:p>
-            <w:proofErr w:type="spellStart"/>
-            <w:r>
-              <w:rPr>
-                <w:sz w:val="20"/>
-                <w:szCs w:val="20"/>
-              </w:rPr>
-              <w:t>Investigación</w:t>
-            </w:r>
-            <w:proofErr w:type="spellEnd"/>
-            <w:r>
-              <w:rPr>
-                <w:sz w:val="20"/>
-                <w:szCs w:val="20"/>
-              </w:rPr>
-              <w:t xml:space="preserve"> de </w:t>
-            </w:r>
-            <w:proofErr w:type="spellStart"/>
-            <w:r>
-              <w:rPr>
-                <w:sz w:val="20"/>
-                <w:szCs w:val="20"/>
-              </w:rPr>
-              <w:t>librerías</w:t>
-            </w:r>
-            <w:proofErr w:type="spellEnd"/>
-            <w:r>
-              <w:rPr>
-                <w:sz w:val="20"/>
-                <w:szCs w:val="20"/>
-              </w:rPr>
-              <w:t xml:space="preserve"> </w:t>
-            </w:r>
-            <w:proofErr w:type="spellStart"/>
-            <w:r>
-              <w:rPr>
-                <w:sz w:val="20"/>
-                <w:szCs w:val="20"/>
-              </w:rPr>
-              <w:t>nuevas</w:t>
-            </w:r>
-            <w:proofErr w:type="spellEnd"/>
-          </w:p>
-        </w:tc>
-        <w:tc>
-          <w:tcPr>
-            <w:tcW w:w="2360" w:type="dxa"/>
-            <w:tcBorders>
-              <w:top w:val="single" w:sz="1" w:space="0" w:color="CCCCCC"/>
-              <w:left w:val="single" w:sz="1" w:space="0" w:color="CCCCCC"/>
-              <w:bottom w:val="single" w:sz="1" w:space="0" w:color="CCCCCC"/>
-              <w:right w:val="single" w:sz="1" w:space="0" w:color="CCCCCC"/>
-            </w:tcBorders>
-            <w:shd w:val="clear" w:color="auto" w:fill="FFFFFF"/>
-            <w:tcMar>
-              <w:top w:w="80" w:type="dxa"/>
-              <w:left w:w="120" w:type="dxa"/>
-              <w:bottom w:w="80" w:type="dxa"/>
-              <w:right w:w="120" w:type="dxa"/>
-            </w:tcMar>
-          </w:tcPr>
-          <w:p/>
+        <w:trPr>
+          <w:trHeight w:val="300"/>
+        </w:trPr>
+        <w:tc>
+          <w:tcPr>
+            <w:tcW w:w="3562" w:type="dxa"/>
+            <w:tcBorders>
+              <w:top w:val="nil"/>
+              <w:left w:val="single" w:sz="8" w:space="0" w:color="auto"/>
+              <w:bottom w:val="single" w:sz="4" w:space="0" w:color="auto"/>
+              <w:right w:val="single" w:sz="4" w:space="0" w:color="auto"/>
+            </w:tcBorders>
+            <w:noWrap/>
+            <w:vAlign w:val="bottom"/>
+            <w:hideMark/>
+          </w:tcPr>
+          <w:p>
+            <w:pPr>
+              <w:rPr>
+                <w:rFonts w:ascii="Calibri" w:eastAsia="Times New Roman" w:hAnsi="Calibri" w:cs="Calibri"/>
+                <w:color w:val="000000"/>
+                <w:lang w:val="es-CR" w:eastAsia="es-CR"/>
+              </w:rPr>
+            </w:pPr>
+            <w:r>
+              <w:rPr>
+                <w:rFonts w:ascii="Calibri" w:eastAsia="Times New Roman" w:hAnsi="Calibri" w:cs="Calibri"/>
+                <w:color w:val="000000"/>
+                <w:lang w:val="es-CR" w:eastAsia="es-CR"/>
+              </w:rPr>
+              <w:t>Coordinar la Agenda para las 2 reuniones:</w:t>
+            </w:r>
+          </w:p>
+        </w:tc>
+        <w:tc>
+          <w:tcPr>
+            <w:tcW w:w="819" w:type="dxa"/>
+            <w:tcBorders>
+              <w:top w:val="nil"/>
+              <w:left w:val="nil"/>
+              <w:bottom w:val="single" w:sz="4" w:space="0" w:color="auto"/>
+              <w:right w:val="single" w:sz="4" w:space="0" w:color="auto"/>
+            </w:tcBorders>
+            <w:noWrap/>
+            <w:vAlign w:val="bottom"/>
+            <w:hideMark/>
+          </w:tcPr>
+          <w:p>
+            <w:pPr>
+              <w:jc w:val="center"/>
+              <w:rPr>
+                <w:rFonts w:ascii="Calibri" w:eastAsia="Times New Roman" w:hAnsi="Calibri" w:cs="Calibri"/>
+                <w:color w:val="000000"/>
+                <w:lang w:val="es-CR" w:eastAsia="es-CR"/>
+              </w:rPr>
+            </w:pPr>
+            <w:r>
+              <w:rPr>
+                <w:rFonts w:ascii="Calibri" w:eastAsia="Times New Roman" w:hAnsi="Calibri" w:cs="Calibri"/>
+                <w:color w:val="000000"/>
+                <w:lang w:val="es-CR" w:eastAsia="es-CR"/>
+              </w:rPr>
+              <w:t>x</w:t>
+            </w:r>
+          </w:p>
+        </w:tc>
+        <w:tc>
+          <w:tcPr>
+            <w:tcW w:w="927" w:type="dxa"/>
+            <w:tcBorders>
+              <w:top w:val="nil"/>
+              <w:left w:val="nil"/>
+              <w:bottom w:val="single" w:sz="4" w:space="0" w:color="auto"/>
+              <w:right w:val="single" w:sz="4" w:space="0" w:color="auto"/>
+            </w:tcBorders>
+            <w:noWrap/>
+            <w:vAlign w:val="bottom"/>
+            <w:hideMark/>
+          </w:tcPr>
+          <w:p>
+            <w:pPr>
+              <w:jc w:val="center"/>
+              <w:rPr>
+                <w:rFonts w:ascii="Calibri" w:eastAsia="Times New Roman" w:hAnsi="Calibri" w:cs="Calibri"/>
+                <w:color w:val="000000"/>
+                <w:lang w:val="es-CR" w:eastAsia="es-CR"/>
+              </w:rPr>
+            </w:pPr>
+            <w:r>
+              <w:rPr>
+                <w:rFonts w:ascii="Calibri" w:eastAsia="Times New Roman" w:hAnsi="Calibri" w:cs="Calibri"/>
+                <w:color w:val="000000"/>
+                <w:lang w:val="es-CR" w:eastAsia="es-CR"/>
+              </w:rPr>
+              <w:t>x</w:t>
+            </w:r>
+          </w:p>
+        </w:tc>
+        <w:tc>
+          <w:tcPr>
+            <w:tcW w:w="827" w:type="dxa"/>
+            <w:tcBorders>
+              <w:top w:val="nil"/>
+              <w:left w:val="nil"/>
+              <w:bottom w:val="single" w:sz="4" w:space="0" w:color="auto"/>
+              <w:right w:val="single" w:sz="4" w:space="0" w:color="auto"/>
+            </w:tcBorders>
+            <w:noWrap/>
+            <w:vAlign w:val="bottom"/>
+            <w:hideMark/>
+          </w:tcPr>
+          <w:p>
+            <w:pPr>
+              <w:jc w:val="center"/>
+              <w:rPr>
+                <w:rFonts w:ascii="Calibri" w:eastAsia="Times New Roman" w:hAnsi="Calibri" w:cs="Calibri"/>
+                <w:color w:val="000000"/>
+                <w:lang w:val="es-CR" w:eastAsia="es-CR"/>
+              </w:rPr>
+            </w:pPr>
+            <w:r>
+              <w:rPr>
+                <w:rFonts w:ascii="Calibri" w:eastAsia="Times New Roman" w:hAnsi="Calibri" w:cs="Calibri"/>
+                <w:color w:val="000000"/>
+                <w:lang w:val="es-CR" w:eastAsia="es-CR"/>
+              </w:rPr>
+              <w:t> </w:t>
+            </w:r>
+          </w:p>
+        </w:tc>
+        <w:tc>
+          <w:tcPr>
+            <w:tcW w:w="937" w:type="dxa"/>
+            <w:tcBorders>
+              <w:top w:val="nil"/>
+              <w:left w:val="nil"/>
+              <w:bottom w:val="single" w:sz="4" w:space="0" w:color="auto"/>
+              <w:right w:val="single" w:sz="4" w:space="0" w:color="auto"/>
+            </w:tcBorders>
+            <w:noWrap/>
+            <w:vAlign w:val="bottom"/>
+            <w:hideMark/>
+          </w:tcPr>
+          <w:p>
+            <w:pPr>
+              <w:jc w:val="center"/>
+              <w:rPr>
+                <w:rFonts w:ascii="Calibri" w:eastAsia="Times New Roman" w:hAnsi="Calibri" w:cs="Calibri"/>
+                <w:color w:val="000000"/>
+                <w:lang w:val="es-CR" w:eastAsia="es-CR"/>
+              </w:rPr>
+            </w:pPr>
+            <w:r>
+              <w:rPr>
+                <w:rFonts w:ascii="Calibri" w:eastAsia="Times New Roman" w:hAnsi="Calibri" w:cs="Calibri"/>
+                <w:color w:val="000000"/>
+                <w:lang w:val="es-CR" w:eastAsia="es-CR"/>
+              </w:rPr>
+              <w:t> </w:t>
+            </w:r>
+          </w:p>
+        </w:tc>
+        <w:tc>
+          <w:tcPr>
+            <w:tcW w:w="819" w:type="dxa"/>
+            <w:tcBorders>
+              <w:top w:val="nil"/>
+              <w:left w:val="nil"/>
+              <w:bottom w:val="single" w:sz="4" w:space="0" w:color="auto"/>
+              <w:right w:val="single" w:sz="4" w:space="0" w:color="auto"/>
+            </w:tcBorders>
+            <w:noWrap/>
+            <w:vAlign w:val="bottom"/>
+            <w:hideMark/>
+          </w:tcPr>
+          <w:p>
+            <w:pPr>
+              <w:jc w:val="center"/>
+              <w:rPr>
+                <w:rFonts w:ascii="Calibri" w:eastAsia="Times New Roman" w:hAnsi="Calibri" w:cs="Calibri"/>
+                <w:color w:val="000000"/>
+                <w:lang w:val="es-CR" w:eastAsia="es-CR"/>
+              </w:rPr>
+            </w:pPr>
+            <w:r>
+              <w:rPr>
+                <w:rFonts w:ascii="Calibri" w:eastAsia="Times New Roman" w:hAnsi="Calibri" w:cs="Calibri"/>
+                <w:color w:val="000000"/>
+                <w:lang w:val="es-CR" w:eastAsia="es-CR"/>
+              </w:rPr>
+              <w:t> </w:t>
+            </w:r>
+          </w:p>
+        </w:tc>
+        <w:tc>
+          <w:tcPr>
+            <w:tcW w:w="927" w:type="dxa"/>
+            <w:tcBorders>
+              <w:top w:val="nil"/>
+              <w:left w:val="nil"/>
+              <w:bottom w:val="single" w:sz="4" w:space="0" w:color="auto"/>
+              <w:right w:val="single" w:sz="8" w:space="0" w:color="auto"/>
+            </w:tcBorders>
+            <w:noWrap/>
+            <w:vAlign w:val="bottom"/>
+            <w:hideMark/>
+          </w:tcPr>
+          <w:p>
+            <w:pPr>
+              <w:jc w:val="center"/>
+              <w:rPr>
+                <w:rFonts w:ascii="Calibri" w:eastAsia="Times New Roman" w:hAnsi="Calibri" w:cs="Calibri"/>
+                <w:color w:val="000000"/>
+                <w:lang w:val="es-CR" w:eastAsia="es-CR"/>
+              </w:rPr>
+            </w:pPr>
+            <w:r>
+              <w:rPr>
+                <w:rFonts w:ascii="Calibri" w:eastAsia="Times New Roman" w:hAnsi="Calibri" w:cs="Calibri"/>
+                <w:color w:val="000000"/>
+                <w:lang w:val="es-CR" w:eastAsia="es-CR"/>
+              </w:rPr>
+              <w:t> </w:t>
+            </w:r>
+          </w:p>
         </w:tc>
       </w:tr>
       <w:tr>
-        <w:tc>
-          <w:tcPr>
-            <w:tcW w:w="7000" w:type="dxa"/>
-            <w:tcBorders>
-              <w:top w:val="single" w:sz="1" w:space="0" w:color="CCCCCC"/>
-              <w:left w:val="single" w:sz="1" w:space="0" w:color="CCCCCC"/>
-              <w:bottom w:val="single" w:sz="1" w:space="0" w:color="CCCCCC"/>
-              <w:right w:val="single" w:sz="1" w:space="0" w:color="CCCCCC"/>
-            </w:tcBorders>
-            <w:shd w:val="clear" w:color="auto" w:fill="EEF4FB"/>
-            <w:tcMar>
-              <w:top w:w="80" w:type="dxa"/>
-              <w:left w:w="120" w:type="dxa"/>
-              <w:bottom w:w="80" w:type="dxa"/>
-              <w:right w:w="120" w:type="dxa"/>
-            </w:tcMar>
-          </w:tcPr>
-          <w:p>
-            <w:proofErr w:type="spellStart"/>
-            <w:r>
-              <w:rPr>
-                <w:sz w:val="20"/>
-                <w:szCs w:val="20"/>
-              </w:rPr>
-              <w:lastRenderedPageBreak/>
-              <w:t>Programación</w:t>
-            </w:r>
-            <w:proofErr w:type="spellEnd"/>
-          </w:p>
-        </w:tc>
-        <w:tc>
-          <w:tcPr>
-            <w:tcW w:w="2360" w:type="dxa"/>
-            <w:tcBorders>
-              <w:top w:val="single" w:sz="1" w:space="0" w:color="CCCCCC"/>
-              <w:left w:val="single" w:sz="1" w:space="0" w:color="CCCCCC"/>
-              <w:bottom w:val="single" w:sz="1" w:space="0" w:color="CCCCCC"/>
-              <w:right w:val="single" w:sz="1" w:space="0" w:color="CCCCCC"/>
-            </w:tcBorders>
-            <w:shd w:val="clear" w:color="auto" w:fill="EEF4FB"/>
-            <w:tcMar>
-              <w:top w:w="80" w:type="dxa"/>
-              <w:left w:w="120" w:type="dxa"/>
-              <w:bottom w:w="80" w:type="dxa"/>
-              <w:right w:w="120" w:type="dxa"/>
-            </w:tcMar>
-          </w:tcPr>
-          <w:p/>
+        <w:trPr>
+          <w:trHeight w:val="300"/>
+        </w:trPr>
+        <w:tc>
+          <w:tcPr>
+            <w:tcW w:w="3562" w:type="dxa"/>
+            <w:tcBorders>
+              <w:top w:val="nil"/>
+              <w:left w:val="single" w:sz="8" w:space="0" w:color="auto"/>
+              <w:bottom w:val="single" w:sz="4" w:space="0" w:color="auto"/>
+              <w:right w:val="single" w:sz="4" w:space="0" w:color="auto"/>
+            </w:tcBorders>
+            <w:noWrap/>
+            <w:vAlign w:val="bottom"/>
+            <w:hideMark/>
+          </w:tcPr>
+          <w:p>
+            <w:pPr>
+              <w:rPr>
+                <w:rFonts w:ascii="Calibri" w:eastAsia="Times New Roman" w:hAnsi="Calibri" w:cs="Calibri"/>
+                <w:color w:val="000000"/>
+                <w:lang w:val="es-CR" w:eastAsia="es-CR"/>
+              </w:rPr>
+            </w:pPr>
+            <w:r>
+              <w:rPr>
+                <w:rFonts w:ascii="Calibri" w:eastAsia="Times New Roman" w:hAnsi="Calibri" w:cs="Calibri"/>
+                <w:color w:val="000000"/>
+                <w:lang w:val="es-CR" w:eastAsia="es-CR"/>
+              </w:rPr>
+              <w:t xml:space="preserve">Investigar sobre Interfaz grafica </w:t>
+            </w:r>
+          </w:p>
+        </w:tc>
+        <w:tc>
+          <w:tcPr>
+            <w:tcW w:w="819" w:type="dxa"/>
+            <w:tcBorders>
+              <w:top w:val="nil"/>
+              <w:left w:val="nil"/>
+              <w:bottom w:val="single" w:sz="4" w:space="0" w:color="auto"/>
+              <w:right w:val="single" w:sz="4" w:space="0" w:color="auto"/>
+            </w:tcBorders>
+            <w:noWrap/>
+            <w:vAlign w:val="bottom"/>
+            <w:hideMark/>
+          </w:tcPr>
+          <w:p>
+            <w:pPr>
+              <w:jc w:val="center"/>
+              <w:rPr>
+                <w:rFonts w:ascii="Calibri" w:eastAsia="Times New Roman" w:hAnsi="Calibri" w:cs="Calibri"/>
+                <w:color w:val="000000"/>
+                <w:lang w:val="es-CR" w:eastAsia="es-CR"/>
+              </w:rPr>
+            </w:pPr>
+            <w:r>
+              <w:rPr>
+                <w:rFonts w:ascii="Calibri" w:eastAsia="Times New Roman" w:hAnsi="Calibri" w:cs="Calibri"/>
+                <w:color w:val="000000"/>
+                <w:lang w:val="es-CR" w:eastAsia="es-CR"/>
+              </w:rPr>
+              <w:t>x</w:t>
+            </w:r>
+          </w:p>
+        </w:tc>
+        <w:tc>
+          <w:tcPr>
+            <w:tcW w:w="927" w:type="dxa"/>
+            <w:tcBorders>
+              <w:top w:val="nil"/>
+              <w:left w:val="nil"/>
+              <w:bottom w:val="single" w:sz="4" w:space="0" w:color="auto"/>
+              <w:right w:val="single" w:sz="4" w:space="0" w:color="auto"/>
+            </w:tcBorders>
+            <w:noWrap/>
+            <w:vAlign w:val="bottom"/>
+            <w:hideMark/>
+          </w:tcPr>
+          <w:p>
+            <w:pPr>
+              <w:jc w:val="center"/>
+              <w:rPr>
+                <w:rFonts w:ascii="Calibri" w:eastAsia="Times New Roman" w:hAnsi="Calibri" w:cs="Calibri"/>
+                <w:color w:val="000000"/>
+                <w:lang w:val="es-CR" w:eastAsia="es-CR"/>
+              </w:rPr>
+            </w:pPr>
+            <w:r>
+              <w:rPr>
+                <w:rFonts w:ascii="Calibri" w:eastAsia="Times New Roman" w:hAnsi="Calibri" w:cs="Calibri"/>
+                <w:color w:val="000000"/>
+                <w:lang w:val="es-CR" w:eastAsia="es-CR"/>
+              </w:rPr>
+              <w:t>x</w:t>
+            </w:r>
+          </w:p>
+        </w:tc>
+        <w:tc>
+          <w:tcPr>
+            <w:tcW w:w="827" w:type="dxa"/>
+            <w:tcBorders>
+              <w:top w:val="nil"/>
+              <w:left w:val="nil"/>
+              <w:bottom w:val="single" w:sz="4" w:space="0" w:color="auto"/>
+              <w:right w:val="single" w:sz="4" w:space="0" w:color="auto"/>
+            </w:tcBorders>
+            <w:noWrap/>
+            <w:vAlign w:val="bottom"/>
+            <w:hideMark/>
+          </w:tcPr>
+          <w:p>
+            <w:pPr>
+              <w:jc w:val="center"/>
+              <w:rPr>
+                <w:rFonts w:ascii="Calibri" w:eastAsia="Times New Roman" w:hAnsi="Calibri" w:cs="Calibri"/>
+                <w:color w:val="000000"/>
+                <w:lang w:val="es-CR" w:eastAsia="es-CR"/>
+              </w:rPr>
+            </w:pPr>
+            <w:r>
+              <w:rPr>
+                <w:rFonts w:ascii="Calibri" w:eastAsia="Times New Roman" w:hAnsi="Calibri" w:cs="Calibri"/>
+                <w:color w:val="000000"/>
+                <w:lang w:val="es-CR" w:eastAsia="es-CR"/>
+              </w:rPr>
+              <w:t>x</w:t>
+            </w:r>
+          </w:p>
+        </w:tc>
+        <w:tc>
+          <w:tcPr>
+            <w:tcW w:w="937" w:type="dxa"/>
+            <w:tcBorders>
+              <w:top w:val="nil"/>
+              <w:left w:val="nil"/>
+              <w:bottom w:val="single" w:sz="4" w:space="0" w:color="auto"/>
+              <w:right w:val="single" w:sz="4" w:space="0" w:color="auto"/>
+            </w:tcBorders>
+            <w:noWrap/>
+            <w:vAlign w:val="bottom"/>
+            <w:hideMark/>
+          </w:tcPr>
+          <w:p>
+            <w:pPr>
+              <w:jc w:val="center"/>
+              <w:rPr>
+                <w:rFonts w:ascii="Calibri" w:eastAsia="Times New Roman" w:hAnsi="Calibri" w:cs="Calibri"/>
+                <w:color w:val="000000"/>
+                <w:lang w:val="es-CR" w:eastAsia="es-CR"/>
+              </w:rPr>
+            </w:pPr>
+            <w:r>
+              <w:rPr>
+                <w:rFonts w:ascii="Calibri" w:eastAsia="Times New Roman" w:hAnsi="Calibri" w:cs="Calibri"/>
+                <w:color w:val="000000"/>
+                <w:lang w:val="es-CR" w:eastAsia="es-CR"/>
+              </w:rPr>
+              <w:t>x</w:t>
+            </w:r>
+          </w:p>
+        </w:tc>
+        <w:tc>
+          <w:tcPr>
+            <w:tcW w:w="819" w:type="dxa"/>
+            <w:tcBorders>
+              <w:top w:val="nil"/>
+              <w:left w:val="nil"/>
+              <w:bottom w:val="single" w:sz="4" w:space="0" w:color="auto"/>
+              <w:right w:val="single" w:sz="4" w:space="0" w:color="auto"/>
+            </w:tcBorders>
+            <w:noWrap/>
+            <w:vAlign w:val="bottom"/>
+            <w:hideMark/>
+          </w:tcPr>
+          <w:p>
+            <w:pPr>
+              <w:jc w:val="center"/>
+              <w:rPr>
+                <w:rFonts w:ascii="Calibri" w:eastAsia="Times New Roman" w:hAnsi="Calibri" w:cs="Calibri"/>
+                <w:color w:val="000000"/>
+                <w:lang w:val="es-CR" w:eastAsia="es-CR"/>
+              </w:rPr>
+            </w:pPr>
+            <w:r>
+              <w:rPr>
+                <w:rFonts w:ascii="Calibri" w:eastAsia="Times New Roman" w:hAnsi="Calibri" w:cs="Calibri"/>
+                <w:color w:val="000000"/>
+                <w:lang w:val="es-CR" w:eastAsia="es-CR"/>
+              </w:rPr>
+              <w:t> </w:t>
+            </w:r>
+          </w:p>
+        </w:tc>
+        <w:tc>
+          <w:tcPr>
+            <w:tcW w:w="927" w:type="dxa"/>
+            <w:tcBorders>
+              <w:top w:val="nil"/>
+              <w:left w:val="nil"/>
+              <w:bottom w:val="single" w:sz="4" w:space="0" w:color="auto"/>
+              <w:right w:val="single" w:sz="8" w:space="0" w:color="auto"/>
+            </w:tcBorders>
+            <w:noWrap/>
+            <w:vAlign w:val="bottom"/>
+            <w:hideMark/>
+          </w:tcPr>
+          <w:p>
+            <w:pPr>
+              <w:jc w:val="center"/>
+              <w:rPr>
+                <w:rFonts w:ascii="Calibri" w:eastAsia="Times New Roman" w:hAnsi="Calibri" w:cs="Calibri"/>
+                <w:color w:val="000000"/>
+                <w:lang w:val="es-CR" w:eastAsia="es-CR"/>
+              </w:rPr>
+            </w:pPr>
+            <w:r>
+              <w:rPr>
+                <w:rFonts w:ascii="Calibri" w:eastAsia="Times New Roman" w:hAnsi="Calibri" w:cs="Calibri"/>
+                <w:color w:val="000000"/>
+                <w:lang w:val="es-CR" w:eastAsia="es-CR"/>
+              </w:rPr>
+              <w:t> </w:t>
+            </w:r>
+          </w:p>
         </w:tc>
       </w:tr>
       <w:tr>
-        <w:tc>
-          <w:tcPr>
-            <w:tcW w:w="7000" w:type="dxa"/>
-            <w:tcBorders>
-              <w:top w:val="single" w:sz="1" w:space="0" w:color="CCCCCC"/>
-              <w:left w:val="single" w:sz="1" w:space="0" w:color="CCCCCC"/>
-              <w:bottom w:val="single" w:sz="1" w:space="0" w:color="CCCCCC"/>
-              <w:right w:val="single" w:sz="1" w:space="0" w:color="CCCCCC"/>
-            </w:tcBorders>
-            <w:shd w:val="clear" w:color="auto" w:fill="FFFFFF"/>
-            <w:tcMar>
-              <w:top w:w="80" w:type="dxa"/>
-              <w:left w:w="120" w:type="dxa"/>
-              <w:bottom w:w="80" w:type="dxa"/>
-              <w:right w:w="120" w:type="dxa"/>
-            </w:tcMar>
-          </w:tcPr>
-          <w:p>
-            <w:proofErr w:type="spellStart"/>
-            <w:r>
-              <w:rPr>
-                <w:sz w:val="20"/>
-                <w:szCs w:val="20"/>
-              </w:rPr>
-              <w:t>Documentación</w:t>
-            </w:r>
-            <w:proofErr w:type="spellEnd"/>
-            <w:r>
-              <w:rPr>
-                <w:sz w:val="20"/>
-                <w:szCs w:val="20"/>
-              </w:rPr>
-              <w:t xml:space="preserve"> interna</w:t>
-            </w:r>
-          </w:p>
-        </w:tc>
-        <w:tc>
-          <w:tcPr>
-            <w:tcW w:w="2360" w:type="dxa"/>
-            <w:tcBorders>
-              <w:top w:val="single" w:sz="1" w:space="0" w:color="CCCCCC"/>
-              <w:left w:val="single" w:sz="1" w:space="0" w:color="CCCCCC"/>
-              <w:bottom w:val="single" w:sz="1" w:space="0" w:color="CCCCCC"/>
-              <w:right w:val="single" w:sz="1" w:space="0" w:color="CCCCCC"/>
-            </w:tcBorders>
-            <w:shd w:val="clear" w:color="auto" w:fill="FFFFFF"/>
-            <w:tcMar>
-              <w:top w:w="80" w:type="dxa"/>
-              <w:left w:w="120" w:type="dxa"/>
-              <w:bottom w:w="80" w:type="dxa"/>
-              <w:right w:w="120" w:type="dxa"/>
-            </w:tcMar>
-          </w:tcPr>
-          <w:p/>
+        <w:trPr>
+          <w:trHeight w:val="300"/>
+        </w:trPr>
+        <w:tc>
+          <w:tcPr>
+            <w:tcW w:w="3562" w:type="dxa"/>
+            <w:tcBorders>
+              <w:top w:val="nil"/>
+              <w:left w:val="single" w:sz="8" w:space="0" w:color="auto"/>
+              <w:bottom w:val="single" w:sz="4" w:space="0" w:color="auto"/>
+              <w:right w:val="single" w:sz="4" w:space="0" w:color="auto"/>
+            </w:tcBorders>
+            <w:noWrap/>
+            <w:vAlign w:val="bottom"/>
+            <w:hideMark/>
+          </w:tcPr>
+          <w:p>
+            <w:pPr>
+              <w:rPr>
+                <w:rFonts w:ascii="Calibri" w:eastAsia="Times New Roman" w:hAnsi="Calibri" w:cs="Calibri"/>
+                <w:color w:val="000000"/>
+                <w:lang w:val="es-CR" w:eastAsia="es-CR"/>
+              </w:rPr>
+            </w:pPr>
+            <w:r>
+              <w:rPr>
+                <w:rFonts w:ascii="Calibri" w:eastAsia="Times New Roman" w:hAnsi="Calibri" w:cs="Calibri"/>
+                <w:color w:val="000000"/>
+                <w:lang w:val="es-CR" w:eastAsia="es-CR"/>
+              </w:rPr>
+              <w:t>Anotar la documentación solicitada</w:t>
+            </w:r>
+          </w:p>
+        </w:tc>
+        <w:tc>
+          <w:tcPr>
+            <w:tcW w:w="819" w:type="dxa"/>
+            <w:tcBorders>
+              <w:top w:val="nil"/>
+              <w:left w:val="nil"/>
+              <w:bottom w:val="single" w:sz="4" w:space="0" w:color="auto"/>
+              <w:right w:val="single" w:sz="4" w:space="0" w:color="auto"/>
+            </w:tcBorders>
+            <w:noWrap/>
+            <w:vAlign w:val="bottom"/>
+            <w:hideMark/>
+          </w:tcPr>
+          <w:p>
+            <w:pPr>
+              <w:jc w:val="center"/>
+              <w:rPr>
+                <w:rFonts w:ascii="Calibri" w:eastAsia="Times New Roman" w:hAnsi="Calibri" w:cs="Calibri"/>
+                <w:color w:val="000000"/>
+                <w:lang w:val="es-CR" w:eastAsia="es-CR"/>
+              </w:rPr>
+            </w:pPr>
+            <w:r>
+              <w:rPr>
+                <w:rFonts w:ascii="Calibri" w:eastAsia="Times New Roman" w:hAnsi="Calibri" w:cs="Calibri"/>
+                <w:color w:val="000000"/>
+                <w:lang w:val="es-CR" w:eastAsia="es-CR"/>
+              </w:rPr>
+              <w:t> </w:t>
+            </w:r>
+          </w:p>
+        </w:tc>
+        <w:tc>
+          <w:tcPr>
+            <w:tcW w:w="927" w:type="dxa"/>
+            <w:tcBorders>
+              <w:top w:val="nil"/>
+              <w:left w:val="nil"/>
+              <w:bottom w:val="single" w:sz="4" w:space="0" w:color="auto"/>
+              <w:right w:val="single" w:sz="4" w:space="0" w:color="auto"/>
+            </w:tcBorders>
+            <w:noWrap/>
+            <w:vAlign w:val="bottom"/>
+            <w:hideMark/>
+          </w:tcPr>
+          <w:p>
+            <w:pPr>
+              <w:jc w:val="center"/>
+              <w:rPr>
+                <w:rFonts w:ascii="Calibri" w:eastAsia="Times New Roman" w:hAnsi="Calibri" w:cs="Calibri"/>
+                <w:color w:val="000000"/>
+                <w:lang w:val="es-CR" w:eastAsia="es-CR"/>
+              </w:rPr>
+            </w:pPr>
+            <w:r>
+              <w:rPr>
+                <w:rFonts w:ascii="Calibri" w:eastAsia="Times New Roman" w:hAnsi="Calibri" w:cs="Calibri"/>
+                <w:color w:val="000000"/>
+                <w:lang w:val="es-CR" w:eastAsia="es-CR"/>
+              </w:rPr>
+              <w:t> </w:t>
+            </w:r>
+          </w:p>
+        </w:tc>
+        <w:tc>
+          <w:tcPr>
+            <w:tcW w:w="827" w:type="dxa"/>
+            <w:tcBorders>
+              <w:top w:val="nil"/>
+              <w:left w:val="nil"/>
+              <w:bottom w:val="single" w:sz="4" w:space="0" w:color="auto"/>
+              <w:right w:val="single" w:sz="4" w:space="0" w:color="auto"/>
+            </w:tcBorders>
+            <w:noWrap/>
+            <w:vAlign w:val="bottom"/>
+            <w:hideMark/>
+          </w:tcPr>
+          <w:p>
+            <w:pPr>
+              <w:jc w:val="center"/>
+              <w:rPr>
+                <w:rFonts w:ascii="Calibri" w:eastAsia="Times New Roman" w:hAnsi="Calibri" w:cs="Calibri"/>
+                <w:color w:val="000000"/>
+                <w:lang w:val="es-CR" w:eastAsia="es-CR"/>
+              </w:rPr>
+            </w:pPr>
+            <w:r>
+              <w:rPr>
+                <w:rFonts w:ascii="Calibri" w:eastAsia="Times New Roman" w:hAnsi="Calibri" w:cs="Calibri"/>
+                <w:color w:val="000000"/>
+                <w:lang w:val="es-CR" w:eastAsia="es-CR"/>
+              </w:rPr>
+              <w:t>x</w:t>
+            </w:r>
+          </w:p>
+        </w:tc>
+        <w:tc>
+          <w:tcPr>
+            <w:tcW w:w="937" w:type="dxa"/>
+            <w:tcBorders>
+              <w:top w:val="nil"/>
+              <w:left w:val="nil"/>
+              <w:bottom w:val="single" w:sz="4" w:space="0" w:color="auto"/>
+              <w:right w:val="single" w:sz="4" w:space="0" w:color="auto"/>
+            </w:tcBorders>
+            <w:noWrap/>
+            <w:vAlign w:val="bottom"/>
+            <w:hideMark/>
+          </w:tcPr>
+          <w:p>
+            <w:pPr>
+              <w:jc w:val="center"/>
+              <w:rPr>
+                <w:rFonts w:ascii="Calibri" w:eastAsia="Times New Roman" w:hAnsi="Calibri" w:cs="Calibri"/>
+                <w:color w:val="000000"/>
+                <w:lang w:val="es-CR" w:eastAsia="es-CR"/>
+              </w:rPr>
+            </w:pPr>
+            <w:r>
+              <w:rPr>
+                <w:rFonts w:ascii="Calibri" w:eastAsia="Times New Roman" w:hAnsi="Calibri" w:cs="Calibri"/>
+                <w:color w:val="000000"/>
+                <w:lang w:val="es-CR" w:eastAsia="es-CR"/>
+              </w:rPr>
+              <w:t>x</w:t>
+            </w:r>
+          </w:p>
+        </w:tc>
+        <w:tc>
+          <w:tcPr>
+            <w:tcW w:w="819" w:type="dxa"/>
+            <w:tcBorders>
+              <w:top w:val="nil"/>
+              <w:left w:val="nil"/>
+              <w:bottom w:val="single" w:sz="4" w:space="0" w:color="auto"/>
+              <w:right w:val="single" w:sz="4" w:space="0" w:color="auto"/>
+            </w:tcBorders>
+            <w:noWrap/>
+            <w:vAlign w:val="bottom"/>
+            <w:hideMark/>
+          </w:tcPr>
+          <w:p>
+            <w:pPr>
+              <w:jc w:val="center"/>
+              <w:rPr>
+                <w:rFonts w:ascii="Calibri" w:eastAsia="Times New Roman" w:hAnsi="Calibri" w:cs="Calibri"/>
+                <w:color w:val="000000"/>
+                <w:lang w:val="es-CR" w:eastAsia="es-CR"/>
+              </w:rPr>
+            </w:pPr>
+            <w:r>
+              <w:rPr>
+                <w:rFonts w:ascii="Calibri" w:eastAsia="Times New Roman" w:hAnsi="Calibri" w:cs="Calibri"/>
+                <w:color w:val="000000"/>
+                <w:lang w:val="es-CR" w:eastAsia="es-CR"/>
+              </w:rPr>
+              <w:t>x</w:t>
+            </w:r>
+          </w:p>
+        </w:tc>
+        <w:tc>
+          <w:tcPr>
+            <w:tcW w:w="927" w:type="dxa"/>
+            <w:tcBorders>
+              <w:top w:val="nil"/>
+              <w:left w:val="nil"/>
+              <w:bottom w:val="single" w:sz="4" w:space="0" w:color="auto"/>
+              <w:right w:val="single" w:sz="8" w:space="0" w:color="auto"/>
+            </w:tcBorders>
+            <w:noWrap/>
+            <w:vAlign w:val="bottom"/>
+            <w:hideMark/>
+          </w:tcPr>
+          <w:p>
+            <w:pPr>
+              <w:jc w:val="center"/>
+              <w:rPr>
+                <w:rFonts w:ascii="Calibri" w:eastAsia="Times New Roman" w:hAnsi="Calibri" w:cs="Calibri"/>
+                <w:color w:val="000000"/>
+                <w:lang w:val="es-CR" w:eastAsia="es-CR"/>
+              </w:rPr>
+            </w:pPr>
+            <w:r>
+              <w:rPr>
+                <w:rFonts w:ascii="Calibri" w:eastAsia="Times New Roman" w:hAnsi="Calibri" w:cs="Calibri"/>
+                <w:color w:val="000000"/>
+                <w:lang w:val="es-CR" w:eastAsia="es-CR"/>
+              </w:rPr>
+              <w:t>x</w:t>
+            </w:r>
+          </w:p>
         </w:tc>
       </w:tr>
       <w:tr>
-        <w:tc>
-          <w:tcPr>
-            <w:tcW w:w="7000" w:type="dxa"/>
-            <w:tcBorders>
-              <w:top w:val="single" w:sz="1" w:space="0" w:color="CCCCCC"/>
-              <w:left w:val="single" w:sz="1" w:space="0" w:color="CCCCCC"/>
-              <w:bottom w:val="single" w:sz="1" w:space="0" w:color="CCCCCC"/>
-              <w:right w:val="single" w:sz="1" w:space="0" w:color="CCCCCC"/>
-            </w:tcBorders>
-            <w:shd w:val="clear" w:color="auto" w:fill="EEF4FB"/>
-            <w:tcMar>
-              <w:top w:w="80" w:type="dxa"/>
-              <w:left w:w="120" w:type="dxa"/>
-              <w:bottom w:w="80" w:type="dxa"/>
-              <w:right w:w="120" w:type="dxa"/>
-            </w:tcMar>
-          </w:tcPr>
-          <w:p>
+        <w:trPr>
+          <w:trHeight w:val="300"/>
+        </w:trPr>
+        <w:tc>
+          <w:tcPr>
+            <w:tcW w:w="3562" w:type="dxa"/>
+            <w:tcBorders>
+              <w:top w:val="nil"/>
+              <w:left w:val="single" w:sz="8" w:space="0" w:color="auto"/>
+              <w:bottom w:val="single" w:sz="4" w:space="0" w:color="auto"/>
+              <w:right w:val="single" w:sz="4" w:space="0" w:color="auto"/>
+            </w:tcBorders>
+            <w:noWrap/>
+            <w:vAlign w:val="bottom"/>
+            <w:hideMark/>
+          </w:tcPr>
+          <w:p>
+            <w:pPr>
+              <w:rPr>
+                <w:rFonts w:ascii="Calibri" w:eastAsia="Times New Roman" w:hAnsi="Calibri" w:cs="Calibri"/>
+                <w:color w:val="000000"/>
+                <w:lang w:val="es-CR" w:eastAsia="es-CR"/>
+              </w:rPr>
+            </w:pPr>
+            <w:r>
+              <w:rPr>
+                <w:rFonts w:ascii="Calibri" w:eastAsia="Times New Roman" w:hAnsi="Calibri" w:cs="Calibri"/>
+                <w:color w:val="000000"/>
+                <w:lang w:val="es-CR" w:eastAsia="es-CR"/>
+              </w:rPr>
+              <w:t xml:space="preserve">Trabajar en el archivo de </w:t>
+            </w:r>
             <w:proofErr w:type="spellStart"/>
             <w:r>
               <w:rPr>
-                <w:sz w:val="20"/>
-                <w:szCs w:val="20"/>
-              </w:rPr>
-              <w:t>Pruebas</w:t>
+                <w:rFonts w:ascii="Calibri" w:eastAsia="Times New Roman" w:hAnsi="Calibri" w:cs="Calibri"/>
+                <w:color w:val="000000"/>
+                <w:lang w:val="es-CR" w:eastAsia="es-CR"/>
+              </w:rPr>
+              <w:t>python</w:t>
             </w:r>
             <w:proofErr w:type="spellEnd"/>
           </w:p>
         </w:tc>
         <w:tc>
           <w:tcPr>
-            <w:tcW w:w="2360" w:type="dxa"/>
-            <w:tcBorders>
-              <w:top w:val="single" w:sz="1" w:space="0" w:color="CCCCCC"/>
-              <w:left w:val="single" w:sz="1" w:space="0" w:color="CCCCCC"/>
-              <w:bottom w:val="single" w:sz="1" w:space="0" w:color="CCCCCC"/>
-              <w:right w:val="single" w:sz="1" w:space="0" w:color="CCCCCC"/>
-            </w:tcBorders>
-            <w:shd w:val="clear" w:color="auto" w:fill="EEF4FB"/>
-            <w:tcMar>
-              <w:top w:w="80" w:type="dxa"/>
-              <w:left w:w="120" w:type="dxa"/>
-              <w:bottom w:w="80" w:type="dxa"/>
-              <w:right w:w="120" w:type="dxa"/>
-            </w:tcMar>
-          </w:tcPr>
-          <w:p/>
+            <w:tcW w:w="819" w:type="dxa"/>
+            <w:tcBorders>
+              <w:top w:val="nil"/>
+              <w:left w:val="nil"/>
+              <w:bottom w:val="single" w:sz="4" w:space="0" w:color="auto"/>
+              <w:right w:val="single" w:sz="4" w:space="0" w:color="auto"/>
+            </w:tcBorders>
+            <w:noWrap/>
+            <w:vAlign w:val="bottom"/>
+            <w:hideMark/>
+          </w:tcPr>
+          <w:p>
+            <w:pPr>
+              <w:jc w:val="center"/>
+              <w:rPr>
+                <w:rFonts w:ascii="Calibri" w:eastAsia="Times New Roman" w:hAnsi="Calibri" w:cs="Calibri"/>
+                <w:color w:val="000000"/>
+                <w:lang w:val="es-CR" w:eastAsia="es-CR"/>
+              </w:rPr>
+            </w:pPr>
+            <w:r>
+              <w:rPr>
+                <w:rFonts w:ascii="Calibri" w:eastAsia="Times New Roman" w:hAnsi="Calibri" w:cs="Calibri"/>
+                <w:color w:val="000000"/>
+                <w:lang w:val="es-CR" w:eastAsia="es-CR"/>
+              </w:rPr>
+              <w:t> </w:t>
+            </w:r>
+          </w:p>
+        </w:tc>
+        <w:tc>
+          <w:tcPr>
+            <w:tcW w:w="927" w:type="dxa"/>
+            <w:tcBorders>
+              <w:top w:val="nil"/>
+              <w:left w:val="nil"/>
+              <w:bottom w:val="single" w:sz="4" w:space="0" w:color="auto"/>
+              <w:right w:val="single" w:sz="4" w:space="0" w:color="auto"/>
+            </w:tcBorders>
+            <w:noWrap/>
+            <w:vAlign w:val="bottom"/>
+            <w:hideMark/>
+          </w:tcPr>
+          <w:p>
+            <w:pPr>
+              <w:jc w:val="center"/>
+              <w:rPr>
+                <w:rFonts w:ascii="Calibri" w:eastAsia="Times New Roman" w:hAnsi="Calibri" w:cs="Calibri"/>
+                <w:color w:val="000000"/>
+                <w:lang w:val="es-CR" w:eastAsia="es-CR"/>
+              </w:rPr>
+            </w:pPr>
+            <w:r>
+              <w:rPr>
+                <w:rFonts w:ascii="Calibri" w:eastAsia="Times New Roman" w:hAnsi="Calibri" w:cs="Calibri"/>
+                <w:color w:val="000000"/>
+                <w:lang w:val="es-CR" w:eastAsia="es-CR"/>
+              </w:rPr>
+              <w:t> </w:t>
+            </w:r>
+          </w:p>
+        </w:tc>
+        <w:tc>
+          <w:tcPr>
+            <w:tcW w:w="827" w:type="dxa"/>
+            <w:tcBorders>
+              <w:top w:val="nil"/>
+              <w:left w:val="nil"/>
+              <w:bottom w:val="single" w:sz="4" w:space="0" w:color="auto"/>
+              <w:right w:val="single" w:sz="4" w:space="0" w:color="auto"/>
+            </w:tcBorders>
+            <w:noWrap/>
+            <w:vAlign w:val="bottom"/>
+            <w:hideMark/>
+          </w:tcPr>
+          <w:p>
+            <w:pPr>
+              <w:jc w:val="center"/>
+              <w:rPr>
+                <w:rFonts w:ascii="Calibri" w:eastAsia="Times New Roman" w:hAnsi="Calibri" w:cs="Calibri"/>
+                <w:color w:val="000000"/>
+                <w:lang w:val="es-CR" w:eastAsia="es-CR"/>
+              </w:rPr>
+            </w:pPr>
+            <w:r>
+              <w:rPr>
+                <w:rFonts w:ascii="Calibri" w:eastAsia="Times New Roman" w:hAnsi="Calibri" w:cs="Calibri"/>
+                <w:color w:val="000000"/>
+                <w:lang w:val="es-CR" w:eastAsia="es-CR"/>
+              </w:rPr>
+              <w:t>x</w:t>
+            </w:r>
+          </w:p>
+        </w:tc>
+        <w:tc>
+          <w:tcPr>
+            <w:tcW w:w="937" w:type="dxa"/>
+            <w:tcBorders>
+              <w:top w:val="nil"/>
+              <w:left w:val="nil"/>
+              <w:bottom w:val="single" w:sz="4" w:space="0" w:color="auto"/>
+              <w:right w:val="single" w:sz="4" w:space="0" w:color="auto"/>
+            </w:tcBorders>
+            <w:noWrap/>
+            <w:vAlign w:val="bottom"/>
+            <w:hideMark/>
+          </w:tcPr>
+          <w:p>
+            <w:pPr>
+              <w:jc w:val="center"/>
+              <w:rPr>
+                <w:rFonts w:ascii="Calibri" w:eastAsia="Times New Roman" w:hAnsi="Calibri" w:cs="Calibri"/>
+                <w:color w:val="000000"/>
+                <w:lang w:val="es-CR" w:eastAsia="es-CR"/>
+              </w:rPr>
+            </w:pPr>
+            <w:r>
+              <w:rPr>
+                <w:rFonts w:ascii="Calibri" w:eastAsia="Times New Roman" w:hAnsi="Calibri" w:cs="Calibri"/>
+                <w:color w:val="000000"/>
+                <w:lang w:val="es-CR" w:eastAsia="es-CR"/>
+              </w:rPr>
+              <w:t>x</w:t>
+            </w:r>
+          </w:p>
+        </w:tc>
+        <w:tc>
+          <w:tcPr>
+            <w:tcW w:w="819" w:type="dxa"/>
+            <w:tcBorders>
+              <w:top w:val="nil"/>
+              <w:left w:val="nil"/>
+              <w:bottom w:val="single" w:sz="4" w:space="0" w:color="auto"/>
+              <w:right w:val="single" w:sz="4" w:space="0" w:color="auto"/>
+            </w:tcBorders>
+            <w:noWrap/>
+            <w:vAlign w:val="bottom"/>
+            <w:hideMark/>
+          </w:tcPr>
+          <w:p>
+            <w:pPr>
+              <w:jc w:val="center"/>
+              <w:rPr>
+                <w:rFonts w:ascii="Calibri" w:eastAsia="Times New Roman" w:hAnsi="Calibri" w:cs="Calibri"/>
+                <w:color w:val="000000"/>
+                <w:lang w:val="es-CR" w:eastAsia="es-CR"/>
+              </w:rPr>
+            </w:pPr>
+            <w:r>
+              <w:rPr>
+                <w:rFonts w:ascii="Calibri" w:eastAsia="Times New Roman" w:hAnsi="Calibri" w:cs="Calibri"/>
+                <w:color w:val="000000"/>
+                <w:lang w:val="es-CR" w:eastAsia="es-CR"/>
+              </w:rPr>
+              <w:t>x</w:t>
+            </w:r>
+          </w:p>
+        </w:tc>
+        <w:tc>
+          <w:tcPr>
+            <w:tcW w:w="927" w:type="dxa"/>
+            <w:tcBorders>
+              <w:top w:val="nil"/>
+              <w:left w:val="nil"/>
+              <w:bottom w:val="single" w:sz="4" w:space="0" w:color="auto"/>
+              <w:right w:val="single" w:sz="8" w:space="0" w:color="auto"/>
+            </w:tcBorders>
+            <w:noWrap/>
+            <w:vAlign w:val="bottom"/>
+            <w:hideMark/>
+          </w:tcPr>
+          <w:p>
+            <w:pPr>
+              <w:jc w:val="center"/>
+              <w:rPr>
+                <w:rFonts w:ascii="Calibri" w:eastAsia="Times New Roman" w:hAnsi="Calibri" w:cs="Calibri"/>
+                <w:color w:val="000000"/>
+                <w:lang w:val="es-CR" w:eastAsia="es-CR"/>
+              </w:rPr>
+            </w:pPr>
+            <w:r>
+              <w:rPr>
+                <w:rFonts w:ascii="Calibri" w:eastAsia="Times New Roman" w:hAnsi="Calibri" w:cs="Calibri"/>
+                <w:color w:val="000000"/>
+                <w:lang w:val="es-CR" w:eastAsia="es-CR"/>
+              </w:rPr>
+              <w:t>x</w:t>
+            </w:r>
+          </w:p>
         </w:tc>
       </w:tr>
       <w:tr>
-        <w:tc>
-          <w:tcPr>
-            <w:tcW w:w="7000" w:type="dxa"/>
-            <w:tcBorders>
-              <w:top w:val="single" w:sz="1" w:space="0" w:color="CCCCCC"/>
-              <w:left w:val="single" w:sz="1" w:space="0" w:color="CCCCCC"/>
-              <w:bottom w:val="single" w:sz="1" w:space="0" w:color="CCCCCC"/>
-              <w:right w:val="single" w:sz="1" w:space="0" w:color="CCCCCC"/>
-            </w:tcBorders>
-            <w:shd w:val="clear" w:color="auto" w:fill="FFFFFF"/>
-            <w:tcMar>
-              <w:top w:w="80" w:type="dxa"/>
-              <w:left w:w="120" w:type="dxa"/>
-              <w:bottom w:w="80" w:type="dxa"/>
-              <w:right w:w="120" w:type="dxa"/>
-            </w:tcMar>
-          </w:tcPr>
-          <w:p>
-            <w:pPr>
-              <w:rPr>
-                <w:lang w:val="es-CR"/>
-              </w:rPr>
-            </w:pPr>
-            <w:r>
-              <w:rPr>
-                <w:sz w:val="20"/>
-                <w:szCs w:val="20"/>
-                <w:lang w:val="es-CR"/>
-              </w:rPr>
-              <w:t>Elaboración de documentación del proyecto</w:t>
-            </w:r>
-          </w:p>
-        </w:tc>
-        <w:tc>
-          <w:tcPr>
-            <w:tcW w:w="2360" w:type="dxa"/>
-            <w:tcBorders>
-              <w:top w:val="single" w:sz="1" w:space="0" w:color="CCCCCC"/>
-              <w:left w:val="single" w:sz="1" w:space="0" w:color="CCCCCC"/>
-              <w:bottom w:val="single" w:sz="1" w:space="0" w:color="CCCCCC"/>
-              <w:right w:val="single" w:sz="1" w:space="0" w:color="CCCCCC"/>
-            </w:tcBorders>
-            <w:shd w:val="clear" w:color="auto" w:fill="FFFFFF"/>
-            <w:tcMar>
-              <w:top w:w="80" w:type="dxa"/>
-              <w:left w:w="120" w:type="dxa"/>
-              <w:bottom w:w="80" w:type="dxa"/>
-              <w:right w:w="120" w:type="dxa"/>
-            </w:tcMar>
-          </w:tcPr>
-          <w:p>
-            <w:pPr>
-              <w:rPr>
-                <w:lang w:val="es-CR"/>
-              </w:rPr>
-            </w:pPr>
+        <w:trPr>
+          <w:trHeight w:val="300"/>
+        </w:trPr>
+        <w:tc>
+          <w:tcPr>
+            <w:tcW w:w="3562" w:type="dxa"/>
+            <w:tcBorders>
+              <w:top w:val="nil"/>
+              <w:left w:val="single" w:sz="8" w:space="0" w:color="auto"/>
+              <w:bottom w:val="single" w:sz="4" w:space="0" w:color="auto"/>
+              <w:right w:val="single" w:sz="4" w:space="0" w:color="auto"/>
+            </w:tcBorders>
+            <w:noWrap/>
+            <w:vAlign w:val="bottom"/>
+            <w:hideMark/>
+          </w:tcPr>
+          <w:p>
+            <w:pPr>
+              <w:rPr>
+                <w:rFonts w:ascii="Calibri" w:eastAsia="Times New Roman" w:hAnsi="Calibri" w:cs="Calibri"/>
+                <w:color w:val="000000"/>
+                <w:lang w:val="es-CR" w:eastAsia="es-CR"/>
+              </w:rPr>
+            </w:pPr>
+            <w:r>
+              <w:rPr>
+                <w:rFonts w:ascii="Calibri" w:eastAsia="Times New Roman" w:hAnsi="Calibri" w:cs="Calibri"/>
+                <w:color w:val="000000"/>
+                <w:lang w:val="es-CR" w:eastAsia="es-CR"/>
+              </w:rPr>
+              <w:t>Dar consejos al trabajo del otro</w:t>
+            </w:r>
+          </w:p>
+        </w:tc>
+        <w:tc>
+          <w:tcPr>
+            <w:tcW w:w="819" w:type="dxa"/>
+            <w:tcBorders>
+              <w:top w:val="nil"/>
+              <w:left w:val="nil"/>
+              <w:bottom w:val="single" w:sz="4" w:space="0" w:color="auto"/>
+              <w:right w:val="single" w:sz="4" w:space="0" w:color="auto"/>
+            </w:tcBorders>
+            <w:noWrap/>
+            <w:vAlign w:val="bottom"/>
+            <w:hideMark/>
+          </w:tcPr>
+          <w:p>
+            <w:pPr>
+              <w:jc w:val="center"/>
+              <w:rPr>
+                <w:rFonts w:ascii="Calibri" w:eastAsia="Times New Roman" w:hAnsi="Calibri" w:cs="Calibri"/>
+                <w:color w:val="000000"/>
+                <w:lang w:val="es-CR" w:eastAsia="es-CR"/>
+              </w:rPr>
+            </w:pPr>
+            <w:r>
+              <w:rPr>
+                <w:rFonts w:ascii="Calibri" w:eastAsia="Times New Roman" w:hAnsi="Calibri" w:cs="Calibri"/>
+                <w:color w:val="000000"/>
+                <w:lang w:val="es-CR" w:eastAsia="es-CR"/>
+              </w:rPr>
+              <w:t> </w:t>
+            </w:r>
+          </w:p>
+        </w:tc>
+        <w:tc>
+          <w:tcPr>
+            <w:tcW w:w="927" w:type="dxa"/>
+            <w:tcBorders>
+              <w:top w:val="nil"/>
+              <w:left w:val="nil"/>
+              <w:bottom w:val="single" w:sz="4" w:space="0" w:color="auto"/>
+              <w:right w:val="single" w:sz="4" w:space="0" w:color="auto"/>
+            </w:tcBorders>
+            <w:noWrap/>
+            <w:vAlign w:val="bottom"/>
+            <w:hideMark/>
+          </w:tcPr>
+          <w:p>
+            <w:pPr>
+              <w:jc w:val="center"/>
+              <w:rPr>
+                <w:rFonts w:ascii="Calibri" w:eastAsia="Times New Roman" w:hAnsi="Calibri" w:cs="Calibri"/>
+                <w:color w:val="000000"/>
+                <w:lang w:val="es-CR" w:eastAsia="es-CR"/>
+              </w:rPr>
+            </w:pPr>
+            <w:r>
+              <w:rPr>
+                <w:rFonts w:ascii="Calibri" w:eastAsia="Times New Roman" w:hAnsi="Calibri" w:cs="Calibri"/>
+                <w:color w:val="000000"/>
+                <w:lang w:val="es-CR" w:eastAsia="es-CR"/>
+              </w:rPr>
+              <w:t> </w:t>
+            </w:r>
+          </w:p>
+        </w:tc>
+        <w:tc>
+          <w:tcPr>
+            <w:tcW w:w="827" w:type="dxa"/>
+            <w:tcBorders>
+              <w:top w:val="nil"/>
+              <w:left w:val="nil"/>
+              <w:bottom w:val="single" w:sz="4" w:space="0" w:color="auto"/>
+              <w:right w:val="single" w:sz="4" w:space="0" w:color="auto"/>
+            </w:tcBorders>
+            <w:noWrap/>
+            <w:vAlign w:val="bottom"/>
+            <w:hideMark/>
+          </w:tcPr>
+          <w:p>
+            <w:pPr>
+              <w:jc w:val="center"/>
+              <w:rPr>
+                <w:rFonts w:ascii="Calibri" w:eastAsia="Times New Roman" w:hAnsi="Calibri" w:cs="Calibri"/>
+                <w:color w:val="000000"/>
+                <w:lang w:val="es-CR" w:eastAsia="es-CR"/>
+              </w:rPr>
+            </w:pPr>
+            <w:r>
+              <w:rPr>
+                <w:rFonts w:ascii="Calibri" w:eastAsia="Times New Roman" w:hAnsi="Calibri" w:cs="Calibri"/>
+                <w:color w:val="000000"/>
+                <w:lang w:val="es-CR" w:eastAsia="es-CR"/>
+              </w:rPr>
+              <w:t>x</w:t>
+            </w:r>
+          </w:p>
+        </w:tc>
+        <w:tc>
+          <w:tcPr>
+            <w:tcW w:w="937" w:type="dxa"/>
+            <w:tcBorders>
+              <w:top w:val="nil"/>
+              <w:left w:val="nil"/>
+              <w:bottom w:val="single" w:sz="4" w:space="0" w:color="auto"/>
+              <w:right w:val="single" w:sz="4" w:space="0" w:color="auto"/>
+            </w:tcBorders>
+            <w:noWrap/>
+            <w:vAlign w:val="bottom"/>
+            <w:hideMark/>
+          </w:tcPr>
+          <w:p>
+            <w:pPr>
+              <w:jc w:val="center"/>
+              <w:rPr>
+                <w:rFonts w:ascii="Calibri" w:eastAsia="Times New Roman" w:hAnsi="Calibri" w:cs="Calibri"/>
+                <w:color w:val="000000"/>
+                <w:lang w:val="es-CR" w:eastAsia="es-CR"/>
+              </w:rPr>
+            </w:pPr>
+            <w:r>
+              <w:rPr>
+                <w:rFonts w:ascii="Calibri" w:eastAsia="Times New Roman" w:hAnsi="Calibri" w:cs="Calibri"/>
+                <w:color w:val="000000"/>
+                <w:lang w:val="es-CR" w:eastAsia="es-CR"/>
+              </w:rPr>
+              <w:t>x</w:t>
+            </w:r>
+          </w:p>
+        </w:tc>
+        <w:tc>
+          <w:tcPr>
+            <w:tcW w:w="819" w:type="dxa"/>
+            <w:tcBorders>
+              <w:top w:val="nil"/>
+              <w:left w:val="nil"/>
+              <w:bottom w:val="single" w:sz="4" w:space="0" w:color="auto"/>
+              <w:right w:val="single" w:sz="4" w:space="0" w:color="auto"/>
+            </w:tcBorders>
+            <w:noWrap/>
+            <w:vAlign w:val="bottom"/>
+            <w:hideMark/>
+          </w:tcPr>
+          <w:p>
+            <w:pPr>
+              <w:jc w:val="center"/>
+              <w:rPr>
+                <w:rFonts w:ascii="Calibri" w:eastAsia="Times New Roman" w:hAnsi="Calibri" w:cs="Calibri"/>
+                <w:color w:val="000000"/>
+                <w:lang w:val="es-CR" w:eastAsia="es-CR"/>
+              </w:rPr>
+            </w:pPr>
+            <w:r>
+              <w:rPr>
+                <w:rFonts w:ascii="Calibri" w:eastAsia="Times New Roman" w:hAnsi="Calibri" w:cs="Calibri"/>
+                <w:color w:val="000000"/>
+                <w:lang w:val="es-CR" w:eastAsia="es-CR"/>
+              </w:rPr>
+              <w:t>x</w:t>
+            </w:r>
+          </w:p>
+        </w:tc>
+        <w:tc>
+          <w:tcPr>
+            <w:tcW w:w="927" w:type="dxa"/>
+            <w:tcBorders>
+              <w:top w:val="nil"/>
+              <w:left w:val="nil"/>
+              <w:bottom w:val="single" w:sz="4" w:space="0" w:color="auto"/>
+              <w:right w:val="single" w:sz="8" w:space="0" w:color="auto"/>
+            </w:tcBorders>
+            <w:noWrap/>
+            <w:vAlign w:val="bottom"/>
+            <w:hideMark/>
+          </w:tcPr>
+          <w:p>
+            <w:pPr>
+              <w:jc w:val="center"/>
+              <w:rPr>
+                <w:rFonts w:ascii="Calibri" w:eastAsia="Times New Roman" w:hAnsi="Calibri" w:cs="Calibri"/>
+                <w:color w:val="000000"/>
+                <w:lang w:val="es-CR" w:eastAsia="es-CR"/>
+              </w:rPr>
+            </w:pPr>
+            <w:r>
+              <w:rPr>
+                <w:rFonts w:ascii="Calibri" w:eastAsia="Times New Roman" w:hAnsi="Calibri" w:cs="Calibri"/>
+                <w:color w:val="000000"/>
+                <w:lang w:val="es-CR" w:eastAsia="es-CR"/>
+              </w:rPr>
+              <w:t>x</w:t>
+            </w:r>
           </w:p>
         </w:tc>
       </w:tr>
       <w:tr>
-        <w:tc>
-          <w:tcPr>
-            <w:tcW w:w="7000" w:type="dxa"/>
-            <w:tcBorders>
-              <w:top w:val="single" w:sz="1" w:space="0" w:color="CCCCCC"/>
-              <w:left w:val="single" w:sz="1" w:space="0" w:color="CCCCCC"/>
-              <w:bottom w:val="single" w:sz="1" w:space="0" w:color="CCCCCC"/>
-              <w:right w:val="single" w:sz="1" w:space="0" w:color="CCCCCC"/>
-            </w:tcBorders>
-            <w:shd w:val="clear" w:color="auto" w:fill="EEF4FB"/>
-            <w:tcMar>
-              <w:top w:w="80" w:type="dxa"/>
-              <w:left w:w="120" w:type="dxa"/>
-              <w:bottom w:w="80" w:type="dxa"/>
-              <w:right w:w="120" w:type="dxa"/>
-            </w:tcMar>
-          </w:tcPr>
-          <w:p>
-            <w:r>
-              <w:rPr>
-                <w:sz w:val="20"/>
-                <w:szCs w:val="20"/>
-              </w:rPr>
-              <w:t>Extra</w:t>
-            </w:r>
-          </w:p>
-        </w:tc>
-        <w:tc>
-          <w:tcPr>
-            <w:tcW w:w="2360" w:type="dxa"/>
-            <w:tcBorders>
-              <w:top w:val="single" w:sz="1" w:space="0" w:color="CCCCCC"/>
-              <w:left w:val="single" w:sz="1" w:space="0" w:color="CCCCCC"/>
-              <w:bottom w:val="single" w:sz="1" w:space="0" w:color="CCCCCC"/>
-              <w:right w:val="single" w:sz="1" w:space="0" w:color="CCCCCC"/>
-            </w:tcBorders>
-            <w:shd w:val="clear" w:color="auto" w:fill="EEF4FB"/>
-            <w:tcMar>
-              <w:top w:w="80" w:type="dxa"/>
-              <w:left w:w="120" w:type="dxa"/>
-              <w:bottom w:w="80" w:type="dxa"/>
-              <w:right w:w="120" w:type="dxa"/>
-            </w:tcMar>
-          </w:tcPr>
-          <w:p/>
+        <w:trPr>
+          <w:trHeight w:val="300"/>
+        </w:trPr>
+        <w:tc>
+          <w:tcPr>
+            <w:tcW w:w="3562" w:type="dxa"/>
+            <w:tcBorders>
+              <w:top w:val="nil"/>
+              <w:left w:val="single" w:sz="8" w:space="0" w:color="auto"/>
+              <w:bottom w:val="single" w:sz="4" w:space="0" w:color="auto"/>
+              <w:right w:val="single" w:sz="4" w:space="0" w:color="auto"/>
+            </w:tcBorders>
+            <w:noWrap/>
+            <w:vAlign w:val="bottom"/>
+            <w:hideMark/>
+          </w:tcPr>
+          <w:p>
+            <w:pPr>
+              <w:rPr>
+                <w:rFonts w:ascii="Calibri" w:eastAsia="Times New Roman" w:hAnsi="Calibri" w:cs="Calibri"/>
+                <w:color w:val="000000"/>
+                <w:lang w:val="es-CR" w:eastAsia="es-CR"/>
+              </w:rPr>
+            </w:pPr>
+            <w:r>
+              <w:rPr>
+                <w:rFonts w:ascii="Calibri" w:eastAsia="Times New Roman" w:hAnsi="Calibri" w:cs="Calibri"/>
+                <w:color w:val="000000"/>
+                <w:lang w:val="es-CR" w:eastAsia="es-CR"/>
+              </w:rPr>
+              <w:t> </w:t>
+            </w:r>
+          </w:p>
+        </w:tc>
+        <w:tc>
+          <w:tcPr>
+            <w:tcW w:w="819" w:type="dxa"/>
+            <w:tcBorders>
+              <w:top w:val="nil"/>
+              <w:left w:val="nil"/>
+              <w:bottom w:val="single" w:sz="4" w:space="0" w:color="auto"/>
+              <w:right w:val="single" w:sz="4" w:space="0" w:color="auto"/>
+            </w:tcBorders>
+            <w:noWrap/>
+            <w:vAlign w:val="bottom"/>
+            <w:hideMark/>
+          </w:tcPr>
+          <w:p>
+            <w:pPr>
+              <w:jc w:val="center"/>
+              <w:rPr>
+                <w:rFonts w:ascii="Calibri" w:eastAsia="Times New Roman" w:hAnsi="Calibri" w:cs="Calibri"/>
+                <w:color w:val="000000"/>
+                <w:lang w:val="es-CR" w:eastAsia="es-CR"/>
+              </w:rPr>
+            </w:pPr>
+            <w:r>
+              <w:rPr>
+                <w:rFonts w:ascii="Calibri" w:eastAsia="Times New Roman" w:hAnsi="Calibri" w:cs="Calibri"/>
+                <w:color w:val="000000"/>
+                <w:lang w:val="es-CR" w:eastAsia="es-CR"/>
+              </w:rPr>
+              <w:t> </w:t>
+            </w:r>
+          </w:p>
+        </w:tc>
+        <w:tc>
+          <w:tcPr>
+            <w:tcW w:w="927" w:type="dxa"/>
+            <w:tcBorders>
+              <w:top w:val="nil"/>
+              <w:left w:val="nil"/>
+              <w:bottom w:val="single" w:sz="4" w:space="0" w:color="auto"/>
+              <w:right w:val="single" w:sz="4" w:space="0" w:color="auto"/>
+            </w:tcBorders>
+            <w:noWrap/>
+            <w:vAlign w:val="bottom"/>
+            <w:hideMark/>
+          </w:tcPr>
+          <w:p>
+            <w:pPr>
+              <w:jc w:val="center"/>
+              <w:rPr>
+                <w:rFonts w:ascii="Calibri" w:eastAsia="Times New Roman" w:hAnsi="Calibri" w:cs="Calibri"/>
+                <w:color w:val="000000"/>
+                <w:lang w:val="es-CR" w:eastAsia="es-CR"/>
+              </w:rPr>
+            </w:pPr>
+            <w:r>
+              <w:rPr>
+                <w:rFonts w:ascii="Calibri" w:eastAsia="Times New Roman" w:hAnsi="Calibri" w:cs="Calibri"/>
+                <w:color w:val="000000"/>
+                <w:lang w:val="es-CR" w:eastAsia="es-CR"/>
+              </w:rPr>
+              <w:t> </w:t>
+            </w:r>
+          </w:p>
+        </w:tc>
+        <w:tc>
+          <w:tcPr>
+            <w:tcW w:w="827" w:type="dxa"/>
+            <w:tcBorders>
+              <w:top w:val="nil"/>
+              <w:left w:val="nil"/>
+              <w:bottom w:val="single" w:sz="4" w:space="0" w:color="auto"/>
+              <w:right w:val="single" w:sz="4" w:space="0" w:color="auto"/>
+            </w:tcBorders>
+            <w:noWrap/>
+            <w:vAlign w:val="bottom"/>
+            <w:hideMark/>
+          </w:tcPr>
+          <w:p>
+            <w:pPr>
+              <w:jc w:val="center"/>
+              <w:rPr>
+                <w:rFonts w:ascii="Calibri" w:eastAsia="Times New Roman" w:hAnsi="Calibri" w:cs="Calibri"/>
+                <w:color w:val="000000"/>
+                <w:lang w:val="es-CR" w:eastAsia="es-CR"/>
+              </w:rPr>
+            </w:pPr>
+            <w:r>
+              <w:rPr>
+                <w:rFonts w:ascii="Calibri" w:eastAsia="Times New Roman" w:hAnsi="Calibri" w:cs="Calibri"/>
+                <w:color w:val="000000"/>
+                <w:lang w:val="es-CR" w:eastAsia="es-CR"/>
+              </w:rPr>
+              <w:t> </w:t>
+            </w:r>
+          </w:p>
+        </w:tc>
+        <w:tc>
+          <w:tcPr>
+            <w:tcW w:w="937" w:type="dxa"/>
+            <w:tcBorders>
+              <w:top w:val="nil"/>
+              <w:left w:val="nil"/>
+              <w:bottom w:val="single" w:sz="4" w:space="0" w:color="auto"/>
+              <w:right w:val="single" w:sz="4" w:space="0" w:color="auto"/>
+            </w:tcBorders>
+            <w:noWrap/>
+            <w:vAlign w:val="bottom"/>
+            <w:hideMark/>
+          </w:tcPr>
+          <w:p>
+            <w:pPr>
+              <w:jc w:val="center"/>
+              <w:rPr>
+                <w:rFonts w:ascii="Calibri" w:eastAsia="Times New Roman" w:hAnsi="Calibri" w:cs="Calibri"/>
+                <w:color w:val="000000"/>
+                <w:lang w:val="es-CR" w:eastAsia="es-CR"/>
+              </w:rPr>
+            </w:pPr>
+            <w:r>
+              <w:rPr>
+                <w:rFonts w:ascii="Calibri" w:eastAsia="Times New Roman" w:hAnsi="Calibri" w:cs="Calibri"/>
+                <w:color w:val="000000"/>
+                <w:lang w:val="es-CR" w:eastAsia="es-CR"/>
+              </w:rPr>
+              <w:t> </w:t>
+            </w:r>
+          </w:p>
+        </w:tc>
+        <w:tc>
+          <w:tcPr>
+            <w:tcW w:w="819" w:type="dxa"/>
+            <w:tcBorders>
+              <w:top w:val="nil"/>
+              <w:left w:val="nil"/>
+              <w:bottom w:val="single" w:sz="4" w:space="0" w:color="auto"/>
+              <w:right w:val="single" w:sz="4" w:space="0" w:color="auto"/>
+            </w:tcBorders>
+            <w:noWrap/>
+            <w:vAlign w:val="bottom"/>
+            <w:hideMark/>
+          </w:tcPr>
+          <w:p>
+            <w:pPr>
+              <w:jc w:val="center"/>
+              <w:rPr>
+                <w:rFonts w:ascii="Calibri" w:eastAsia="Times New Roman" w:hAnsi="Calibri" w:cs="Calibri"/>
+                <w:color w:val="000000"/>
+                <w:lang w:val="es-CR" w:eastAsia="es-CR"/>
+              </w:rPr>
+            </w:pPr>
+            <w:r>
+              <w:rPr>
+                <w:rFonts w:ascii="Calibri" w:eastAsia="Times New Roman" w:hAnsi="Calibri" w:cs="Calibri"/>
+                <w:color w:val="000000"/>
+                <w:lang w:val="es-CR" w:eastAsia="es-CR"/>
+              </w:rPr>
+              <w:t> </w:t>
+            </w:r>
+          </w:p>
+        </w:tc>
+        <w:tc>
+          <w:tcPr>
+            <w:tcW w:w="927" w:type="dxa"/>
+            <w:tcBorders>
+              <w:top w:val="nil"/>
+              <w:left w:val="nil"/>
+              <w:bottom w:val="single" w:sz="4" w:space="0" w:color="auto"/>
+              <w:right w:val="single" w:sz="8" w:space="0" w:color="auto"/>
+            </w:tcBorders>
+            <w:noWrap/>
+            <w:vAlign w:val="bottom"/>
+            <w:hideMark/>
+          </w:tcPr>
+          <w:p>
+            <w:pPr>
+              <w:jc w:val="center"/>
+              <w:rPr>
+                <w:rFonts w:ascii="Calibri" w:eastAsia="Times New Roman" w:hAnsi="Calibri" w:cs="Calibri"/>
+                <w:color w:val="000000"/>
+                <w:lang w:val="es-CR" w:eastAsia="es-CR"/>
+              </w:rPr>
+            </w:pPr>
+            <w:r>
+              <w:rPr>
+                <w:rFonts w:ascii="Calibri" w:eastAsia="Times New Roman" w:hAnsi="Calibri" w:cs="Calibri"/>
+                <w:color w:val="000000"/>
+                <w:lang w:val="es-CR" w:eastAsia="es-CR"/>
+              </w:rPr>
+              <w:t> </w:t>
+            </w:r>
+          </w:p>
         </w:tc>
       </w:tr>
       <w:tr>
-        <w:tc>
-          <w:tcPr>
-            <w:tcW w:w="7000" w:type="dxa"/>
-            <w:tcBorders>
-              <w:top w:val="single" w:sz="1" w:space="0" w:color="CCCCCC"/>
-              <w:left w:val="single" w:sz="1" w:space="0" w:color="CCCCCC"/>
-              <w:bottom w:val="single" w:sz="1" w:space="0" w:color="CCCCCC"/>
-              <w:right w:val="single" w:sz="1" w:space="0" w:color="CCCCCC"/>
-            </w:tcBorders>
-            <w:shd w:val="clear" w:color="auto" w:fill="FFFFFF"/>
-            <w:tcMar>
-              <w:top w:w="80" w:type="dxa"/>
-              <w:left w:w="120" w:type="dxa"/>
-              <w:bottom w:w="80" w:type="dxa"/>
-              <w:right w:w="120" w:type="dxa"/>
-            </w:tcMar>
-          </w:tcPr>
-          <w:p>
-            <w:r>
-              <w:rPr>
-                <w:sz w:val="20"/>
-                <w:szCs w:val="20"/>
-              </w:rPr>
-              <w:t>TOTAL</w:t>
-            </w:r>
-          </w:p>
-        </w:tc>
-        <w:tc>
-          <w:tcPr>
-            <w:tcW w:w="2360" w:type="dxa"/>
-            <w:tcBorders>
-              <w:top w:val="single" w:sz="1" w:space="0" w:color="CCCCCC"/>
-              <w:left w:val="single" w:sz="1" w:space="0" w:color="CCCCCC"/>
-              <w:bottom w:val="single" w:sz="1" w:space="0" w:color="CCCCCC"/>
-              <w:right w:val="single" w:sz="1" w:space="0" w:color="CCCCCC"/>
-            </w:tcBorders>
-            <w:shd w:val="clear" w:color="auto" w:fill="FFFFFF"/>
-            <w:tcMar>
-              <w:top w:w="80" w:type="dxa"/>
-              <w:left w:w="120" w:type="dxa"/>
-              <w:bottom w:w="80" w:type="dxa"/>
-              <w:right w:w="120" w:type="dxa"/>
-            </w:tcMar>
-          </w:tcPr>
-          <w:p/>
+        <w:trPr>
+          <w:trHeight w:val="300"/>
+        </w:trPr>
+        <w:tc>
+          <w:tcPr>
+            <w:tcW w:w="3562" w:type="dxa"/>
+            <w:tcBorders>
+              <w:top w:val="nil"/>
+              <w:left w:val="single" w:sz="8" w:space="0" w:color="auto"/>
+              <w:bottom w:val="single" w:sz="4" w:space="0" w:color="auto"/>
+              <w:right w:val="single" w:sz="4" w:space="0" w:color="auto"/>
+            </w:tcBorders>
+            <w:noWrap/>
+            <w:vAlign w:val="bottom"/>
+            <w:hideMark/>
+          </w:tcPr>
+          <w:p>
+            <w:pPr>
+              <w:rPr>
+                <w:rFonts w:ascii="Calibri" w:eastAsia="Times New Roman" w:hAnsi="Calibri" w:cs="Calibri"/>
+                <w:color w:val="000000"/>
+                <w:lang w:val="es-CR" w:eastAsia="es-CR"/>
+              </w:rPr>
+            </w:pPr>
+            <w:r>
+              <w:rPr>
+                <w:rFonts w:ascii="Calibri" w:eastAsia="Times New Roman" w:hAnsi="Calibri" w:cs="Calibri"/>
+                <w:color w:val="000000"/>
+                <w:lang w:val="es-CR" w:eastAsia="es-CR"/>
+              </w:rPr>
+              <w:t> </w:t>
+            </w:r>
+          </w:p>
+        </w:tc>
+        <w:tc>
+          <w:tcPr>
+            <w:tcW w:w="819" w:type="dxa"/>
+            <w:tcBorders>
+              <w:top w:val="nil"/>
+              <w:left w:val="nil"/>
+              <w:bottom w:val="single" w:sz="4" w:space="0" w:color="auto"/>
+              <w:right w:val="single" w:sz="4" w:space="0" w:color="auto"/>
+            </w:tcBorders>
+            <w:noWrap/>
+            <w:vAlign w:val="bottom"/>
+            <w:hideMark/>
+          </w:tcPr>
+          <w:p>
+            <w:pPr>
+              <w:jc w:val="center"/>
+              <w:rPr>
+                <w:rFonts w:ascii="Calibri" w:eastAsia="Times New Roman" w:hAnsi="Calibri" w:cs="Calibri"/>
+                <w:color w:val="000000"/>
+                <w:lang w:val="es-CR" w:eastAsia="es-CR"/>
+              </w:rPr>
+            </w:pPr>
+            <w:r>
+              <w:rPr>
+                <w:rFonts w:ascii="Calibri" w:eastAsia="Times New Roman" w:hAnsi="Calibri" w:cs="Calibri"/>
+                <w:color w:val="000000"/>
+                <w:lang w:val="es-CR" w:eastAsia="es-CR"/>
+              </w:rPr>
+              <w:t> </w:t>
+            </w:r>
+          </w:p>
+        </w:tc>
+        <w:tc>
+          <w:tcPr>
+            <w:tcW w:w="927" w:type="dxa"/>
+            <w:tcBorders>
+              <w:top w:val="nil"/>
+              <w:left w:val="nil"/>
+              <w:bottom w:val="single" w:sz="4" w:space="0" w:color="auto"/>
+              <w:right w:val="single" w:sz="4" w:space="0" w:color="auto"/>
+            </w:tcBorders>
+            <w:noWrap/>
+            <w:vAlign w:val="bottom"/>
+            <w:hideMark/>
+          </w:tcPr>
+          <w:p>
+            <w:pPr>
+              <w:jc w:val="center"/>
+              <w:rPr>
+                <w:rFonts w:ascii="Calibri" w:eastAsia="Times New Roman" w:hAnsi="Calibri" w:cs="Calibri"/>
+                <w:color w:val="000000"/>
+                <w:lang w:val="es-CR" w:eastAsia="es-CR"/>
+              </w:rPr>
+            </w:pPr>
+            <w:r>
+              <w:rPr>
+                <w:rFonts w:ascii="Calibri" w:eastAsia="Times New Roman" w:hAnsi="Calibri" w:cs="Calibri"/>
+                <w:color w:val="000000"/>
+                <w:lang w:val="es-CR" w:eastAsia="es-CR"/>
+              </w:rPr>
+              <w:t> </w:t>
+            </w:r>
+          </w:p>
+        </w:tc>
+        <w:tc>
+          <w:tcPr>
+            <w:tcW w:w="827" w:type="dxa"/>
+            <w:tcBorders>
+              <w:top w:val="nil"/>
+              <w:left w:val="nil"/>
+              <w:bottom w:val="single" w:sz="4" w:space="0" w:color="auto"/>
+              <w:right w:val="single" w:sz="4" w:space="0" w:color="auto"/>
+            </w:tcBorders>
+            <w:noWrap/>
+            <w:vAlign w:val="bottom"/>
+            <w:hideMark/>
+          </w:tcPr>
+          <w:p>
+            <w:pPr>
+              <w:jc w:val="center"/>
+              <w:rPr>
+                <w:rFonts w:ascii="Calibri" w:eastAsia="Times New Roman" w:hAnsi="Calibri" w:cs="Calibri"/>
+                <w:color w:val="000000"/>
+                <w:lang w:val="es-CR" w:eastAsia="es-CR"/>
+              </w:rPr>
+            </w:pPr>
+            <w:r>
+              <w:rPr>
+                <w:rFonts w:ascii="Calibri" w:eastAsia="Times New Roman" w:hAnsi="Calibri" w:cs="Calibri"/>
+                <w:color w:val="000000"/>
+                <w:lang w:val="es-CR" w:eastAsia="es-CR"/>
+              </w:rPr>
+              <w:t> </w:t>
+            </w:r>
+          </w:p>
+        </w:tc>
+        <w:tc>
+          <w:tcPr>
+            <w:tcW w:w="937" w:type="dxa"/>
+            <w:tcBorders>
+              <w:top w:val="nil"/>
+              <w:left w:val="nil"/>
+              <w:bottom w:val="single" w:sz="4" w:space="0" w:color="auto"/>
+              <w:right w:val="single" w:sz="4" w:space="0" w:color="auto"/>
+            </w:tcBorders>
+            <w:noWrap/>
+            <w:vAlign w:val="bottom"/>
+            <w:hideMark/>
+          </w:tcPr>
+          <w:p>
+            <w:pPr>
+              <w:jc w:val="center"/>
+              <w:rPr>
+                <w:rFonts w:ascii="Calibri" w:eastAsia="Times New Roman" w:hAnsi="Calibri" w:cs="Calibri"/>
+                <w:color w:val="000000"/>
+                <w:lang w:val="es-CR" w:eastAsia="es-CR"/>
+              </w:rPr>
+            </w:pPr>
+            <w:r>
+              <w:rPr>
+                <w:rFonts w:ascii="Calibri" w:eastAsia="Times New Roman" w:hAnsi="Calibri" w:cs="Calibri"/>
+                <w:color w:val="000000"/>
+                <w:lang w:val="es-CR" w:eastAsia="es-CR"/>
+              </w:rPr>
+              <w:t> </w:t>
+            </w:r>
+          </w:p>
+        </w:tc>
+        <w:tc>
+          <w:tcPr>
+            <w:tcW w:w="819" w:type="dxa"/>
+            <w:tcBorders>
+              <w:top w:val="nil"/>
+              <w:left w:val="nil"/>
+              <w:bottom w:val="single" w:sz="4" w:space="0" w:color="auto"/>
+              <w:right w:val="single" w:sz="4" w:space="0" w:color="auto"/>
+            </w:tcBorders>
+            <w:noWrap/>
+            <w:vAlign w:val="bottom"/>
+            <w:hideMark/>
+          </w:tcPr>
+          <w:p>
+            <w:pPr>
+              <w:jc w:val="center"/>
+              <w:rPr>
+                <w:rFonts w:ascii="Calibri" w:eastAsia="Times New Roman" w:hAnsi="Calibri" w:cs="Calibri"/>
+                <w:color w:val="000000"/>
+                <w:lang w:val="es-CR" w:eastAsia="es-CR"/>
+              </w:rPr>
+            </w:pPr>
+            <w:r>
+              <w:rPr>
+                <w:rFonts w:ascii="Calibri" w:eastAsia="Times New Roman" w:hAnsi="Calibri" w:cs="Calibri"/>
+                <w:color w:val="000000"/>
+                <w:lang w:val="es-CR" w:eastAsia="es-CR"/>
+              </w:rPr>
+              <w:t> </w:t>
+            </w:r>
+          </w:p>
+        </w:tc>
+        <w:tc>
+          <w:tcPr>
+            <w:tcW w:w="927" w:type="dxa"/>
+            <w:tcBorders>
+              <w:top w:val="nil"/>
+              <w:left w:val="nil"/>
+              <w:bottom w:val="single" w:sz="4" w:space="0" w:color="auto"/>
+              <w:right w:val="single" w:sz="8" w:space="0" w:color="auto"/>
+            </w:tcBorders>
+            <w:noWrap/>
+            <w:vAlign w:val="bottom"/>
+            <w:hideMark/>
+          </w:tcPr>
+          <w:p>
+            <w:pPr>
+              <w:jc w:val="center"/>
+              <w:rPr>
+                <w:rFonts w:ascii="Calibri" w:eastAsia="Times New Roman" w:hAnsi="Calibri" w:cs="Calibri"/>
+                <w:color w:val="000000"/>
+                <w:lang w:val="es-CR" w:eastAsia="es-CR"/>
+              </w:rPr>
+            </w:pPr>
+            <w:r>
+              <w:rPr>
+                <w:rFonts w:ascii="Calibri" w:eastAsia="Times New Roman" w:hAnsi="Calibri" w:cs="Calibri"/>
+                <w:color w:val="000000"/>
+                <w:lang w:val="es-CR" w:eastAsia="es-CR"/>
+              </w:rPr>
+              <w:t> </w:t>
+            </w:r>
+          </w:p>
+        </w:tc>
+      </w:tr>
+      <w:tr>
+        <w:trPr>
+          <w:trHeight w:val="300"/>
+        </w:trPr>
+        <w:tc>
+          <w:tcPr>
+            <w:tcW w:w="3562" w:type="dxa"/>
+            <w:tcBorders>
+              <w:top w:val="nil"/>
+              <w:left w:val="single" w:sz="8" w:space="0" w:color="auto"/>
+              <w:bottom w:val="single" w:sz="4" w:space="0" w:color="auto"/>
+              <w:right w:val="single" w:sz="4" w:space="0" w:color="auto"/>
+            </w:tcBorders>
+            <w:noWrap/>
+            <w:vAlign w:val="bottom"/>
+            <w:hideMark/>
+          </w:tcPr>
+          <w:p>
+            <w:pPr>
+              <w:rPr>
+                <w:rFonts w:ascii="Calibri" w:eastAsia="Times New Roman" w:hAnsi="Calibri" w:cs="Calibri"/>
+                <w:color w:val="000000"/>
+                <w:lang w:val="es-CR" w:eastAsia="es-CR"/>
+              </w:rPr>
+            </w:pPr>
+            <w:r>
+              <w:rPr>
+                <w:rFonts w:ascii="Calibri" w:eastAsia="Times New Roman" w:hAnsi="Calibri" w:cs="Calibri"/>
+                <w:color w:val="000000"/>
+                <w:lang w:val="es-CR" w:eastAsia="es-CR"/>
+              </w:rPr>
+              <w:t> </w:t>
+            </w:r>
+          </w:p>
+        </w:tc>
+        <w:tc>
+          <w:tcPr>
+            <w:tcW w:w="819" w:type="dxa"/>
+            <w:tcBorders>
+              <w:top w:val="nil"/>
+              <w:left w:val="nil"/>
+              <w:bottom w:val="single" w:sz="4" w:space="0" w:color="auto"/>
+              <w:right w:val="single" w:sz="4" w:space="0" w:color="auto"/>
+            </w:tcBorders>
+            <w:noWrap/>
+            <w:vAlign w:val="bottom"/>
+            <w:hideMark/>
+          </w:tcPr>
+          <w:p>
+            <w:pPr>
+              <w:jc w:val="center"/>
+              <w:rPr>
+                <w:rFonts w:ascii="Calibri" w:eastAsia="Times New Roman" w:hAnsi="Calibri" w:cs="Calibri"/>
+                <w:color w:val="000000"/>
+                <w:lang w:val="es-CR" w:eastAsia="es-CR"/>
+              </w:rPr>
+            </w:pPr>
+            <w:r>
+              <w:rPr>
+                <w:rFonts w:ascii="Calibri" w:eastAsia="Times New Roman" w:hAnsi="Calibri" w:cs="Calibri"/>
+                <w:color w:val="000000"/>
+                <w:lang w:val="es-CR" w:eastAsia="es-CR"/>
+              </w:rPr>
+              <w:t> </w:t>
+            </w:r>
+          </w:p>
+        </w:tc>
+        <w:tc>
+          <w:tcPr>
+            <w:tcW w:w="927" w:type="dxa"/>
+            <w:tcBorders>
+              <w:top w:val="nil"/>
+              <w:left w:val="nil"/>
+              <w:bottom w:val="single" w:sz="4" w:space="0" w:color="auto"/>
+              <w:right w:val="single" w:sz="4" w:space="0" w:color="auto"/>
+            </w:tcBorders>
+            <w:noWrap/>
+            <w:vAlign w:val="bottom"/>
+            <w:hideMark/>
+          </w:tcPr>
+          <w:p>
+            <w:pPr>
+              <w:jc w:val="center"/>
+              <w:rPr>
+                <w:rFonts w:ascii="Calibri" w:eastAsia="Times New Roman" w:hAnsi="Calibri" w:cs="Calibri"/>
+                <w:color w:val="000000"/>
+                <w:lang w:val="es-CR" w:eastAsia="es-CR"/>
+              </w:rPr>
+            </w:pPr>
+            <w:r>
+              <w:rPr>
+                <w:rFonts w:ascii="Calibri" w:eastAsia="Times New Roman" w:hAnsi="Calibri" w:cs="Calibri"/>
+                <w:color w:val="000000"/>
+                <w:lang w:val="es-CR" w:eastAsia="es-CR"/>
+              </w:rPr>
+              <w:t> </w:t>
+            </w:r>
+          </w:p>
+        </w:tc>
+        <w:tc>
+          <w:tcPr>
+            <w:tcW w:w="827" w:type="dxa"/>
+            <w:tcBorders>
+              <w:top w:val="nil"/>
+              <w:left w:val="nil"/>
+              <w:bottom w:val="single" w:sz="4" w:space="0" w:color="auto"/>
+              <w:right w:val="single" w:sz="4" w:space="0" w:color="auto"/>
+            </w:tcBorders>
+            <w:noWrap/>
+            <w:vAlign w:val="bottom"/>
+            <w:hideMark/>
+          </w:tcPr>
+          <w:p>
+            <w:pPr>
+              <w:jc w:val="center"/>
+              <w:rPr>
+                <w:rFonts w:ascii="Calibri" w:eastAsia="Times New Roman" w:hAnsi="Calibri" w:cs="Calibri"/>
+                <w:color w:val="000000"/>
+                <w:lang w:val="es-CR" w:eastAsia="es-CR"/>
+              </w:rPr>
+            </w:pPr>
+            <w:r>
+              <w:rPr>
+                <w:rFonts w:ascii="Calibri" w:eastAsia="Times New Roman" w:hAnsi="Calibri" w:cs="Calibri"/>
+                <w:color w:val="000000"/>
+                <w:lang w:val="es-CR" w:eastAsia="es-CR"/>
+              </w:rPr>
+              <w:t> </w:t>
+            </w:r>
+          </w:p>
+        </w:tc>
+        <w:tc>
+          <w:tcPr>
+            <w:tcW w:w="937" w:type="dxa"/>
+            <w:tcBorders>
+              <w:top w:val="nil"/>
+              <w:left w:val="nil"/>
+              <w:bottom w:val="single" w:sz="4" w:space="0" w:color="auto"/>
+              <w:right w:val="single" w:sz="4" w:space="0" w:color="auto"/>
+            </w:tcBorders>
+            <w:noWrap/>
+            <w:vAlign w:val="bottom"/>
+            <w:hideMark/>
+          </w:tcPr>
+          <w:p>
+            <w:pPr>
+              <w:jc w:val="center"/>
+              <w:rPr>
+                <w:rFonts w:ascii="Calibri" w:eastAsia="Times New Roman" w:hAnsi="Calibri" w:cs="Calibri"/>
+                <w:color w:val="000000"/>
+                <w:lang w:val="es-CR" w:eastAsia="es-CR"/>
+              </w:rPr>
+            </w:pPr>
+            <w:r>
+              <w:rPr>
+                <w:rFonts w:ascii="Calibri" w:eastAsia="Times New Roman" w:hAnsi="Calibri" w:cs="Calibri"/>
+                <w:color w:val="000000"/>
+                <w:lang w:val="es-CR" w:eastAsia="es-CR"/>
+              </w:rPr>
+              <w:t> </w:t>
+            </w:r>
+          </w:p>
+        </w:tc>
+        <w:tc>
+          <w:tcPr>
+            <w:tcW w:w="819" w:type="dxa"/>
+            <w:tcBorders>
+              <w:top w:val="nil"/>
+              <w:left w:val="nil"/>
+              <w:bottom w:val="single" w:sz="4" w:space="0" w:color="auto"/>
+              <w:right w:val="single" w:sz="4" w:space="0" w:color="auto"/>
+            </w:tcBorders>
+            <w:noWrap/>
+            <w:vAlign w:val="bottom"/>
+            <w:hideMark/>
+          </w:tcPr>
+          <w:p>
+            <w:pPr>
+              <w:jc w:val="center"/>
+              <w:rPr>
+                <w:rFonts w:ascii="Calibri" w:eastAsia="Times New Roman" w:hAnsi="Calibri" w:cs="Calibri"/>
+                <w:color w:val="000000"/>
+                <w:lang w:val="es-CR" w:eastAsia="es-CR"/>
+              </w:rPr>
+            </w:pPr>
+            <w:r>
+              <w:rPr>
+                <w:rFonts w:ascii="Calibri" w:eastAsia="Times New Roman" w:hAnsi="Calibri" w:cs="Calibri"/>
+                <w:color w:val="000000"/>
+                <w:lang w:val="es-CR" w:eastAsia="es-CR"/>
+              </w:rPr>
+              <w:t> </w:t>
+            </w:r>
+          </w:p>
+        </w:tc>
+        <w:tc>
+          <w:tcPr>
+            <w:tcW w:w="927" w:type="dxa"/>
+            <w:tcBorders>
+              <w:top w:val="nil"/>
+              <w:left w:val="nil"/>
+              <w:bottom w:val="single" w:sz="4" w:space="0" w:color="auto"/>
+              <w:right w:val="single" w:sz="8" w:space="0" w:color="auto"/>
+            </w:tcBorders>
+            <w:noWrap/>
+            <w:vAlign w:val="bottom"/>
+            <w:hideMark/>
+          </w:tcPr>
+          <w:p>
+            <w:pPr>
+              <w:jc w:val="center"/>
+              <w:rPr>
+                <w:rFonts w:ascii="Calibri" w:eastAsia="Times New Roman" w:hAnsi="Calibri" w:cs="Calibri"/>
+                <w:color w:val="000000"/>
+                <w:lang w:val="es-CR" w:eastAsia="es-CR"/>
+              </w:rPr>
+            </w:pPr>
+            <w:r>
+              <w:rPr>
+                <w:rFonts w:ascii="Calibri" w:eastAsia="Times New Roman" w:hAnsi="Calibri" w:cs="Calibri"/>
+                <w:color w:val="000000"/>
+                <w:lang w:val="es-CR" w:eastAsia="es-CR"/>
+              </w:rPr>
+              <w:t> </w:t>
+            </w:r>
+          </w:p>
+        </w:tc>
+      </w:tr>
+      <w:tr>
+        <w:trPr>
+          <w:trHeight w:val="315"/>
+        </w:trPr>
+        <w:tc>
+          <w:tcPr>
+            <w:tcW w:w="3562" w:type="dxa"/>
+            <w:tcBorders>
+              <w:top w:val="nil"/>
+              <w:left w:val="single" w:sz="8" w:space="0" w:color="auto"/>
+              <w:bottom w:val="single" w:sz="8" w:space="0" w:color="auto"/>
+              <w:right w:val="single" w:sz="4" w:space="0" w:color="auto"/>
+            </w:tcBorders>
+            <w:noWrap/>
+            <w:vAlign w:val="bottom"/>
+            <w:hideMark/>
+          </w:tcPr>
+          <w:p>
+            <w:pPr>
+              <w:rPr>
+                <w:rFonts w:ascii="Calibri" w:eastAsia="Times New Roman" w:hAnsi="Calibri" w:cs="Calibri"/>
+                <w:color w:val="000000"/>
+                <w:lang w:val="es-CR" w:eastAsia="es-CR"/>
+              </w:rPr>
+            </w:pPr>
+            <w:r>
+              <w:rPr>
+                <w:rFonts w:ascii="Calibri" w:eastAsia="Times New Roman" w:hAnsi="Calibri" w:cs="Calibri"/>
+                <w:color w:val="000000"/>
+                <w:lang w:val="es-CR" w:eastAsia="es-CR"/>
+              </w:rPr>
+              <w:t> </w:t>
+            </w:r>
+          </w:p>
+        </w:tc>
+        <w:tc>
+          <w:tcPr>
+            <w:tcW w:w="819" w:type="dxa"/>
+            <w:tcBorders>
+              <w:top w:val="nil"/>
+              <w:left w:val="nil"/>
+              <w:bottom w:val="single" w:sz="8" w:space="0" w:color="auto"/>
+              <w:right w:val="single" w:sz="4" w:space="0" w:color="auto"/>
+            </w:tcBorders>
+            <w:noWrap/>
+            <w:vAlign w:val="bottom"/>
+            <w:hideMark/>
+          </w:tcPr>
+          <w:p>
+            <w:pPr>
+              <w:jc w:val="center"/>
+              <w:rPr>
+                <w:rFonts w:ascii="Calibri" w:eastAsia="Times New Roman" w:hAnsi="Calibri" w:cs="Calibri"/>
+                <w:color w:val="000000"/>
+                <w:lang w:val="es-CR" w:eastAsia="es-CR"/>
+              </w:rPr>
+            </w:pPr>
+            <w:r>
+              <w:rPr>
+                <w:rFonts w:ascii="Calibri" w:eastAsia="Times New Roman" w:hAnsi="Calibri" w:cs="Calibri"/>
+                <w:color w:val="000000"/>
+                <w:lang w:val="es-CR" w:eastAsia="es-CR"/>
+              </w:rPr>
+              <w:t> </w:t>
+            </w:r>
+          </w:p>
+        </w:tc>
+        <w:tc>
+          <w:tcPr>
+            <w:tcW w:w="927" w:type="dxa"/>
+            <w:tcBorders>
+              <w:top w:val="nil"/>
+              <w:left w:val="nil"/>
+              <w:bottom w:val="single" w:sz="8" w:space="0" w:color="auto"/>
+              <w:right w:val="single" w:sz="4" w:space="0" w:color="auto"/>
+            </w:tcBorders>
+            <w:noWrap/>
+            <w:vAlign w:val="bottom"/>
+            <w:hideMark/>
+          </w:tcPr>
+          <w:p>
+            <w:pPr>
+              <w:jc w:val="center"/>
+              <w:rPr>
+                <w:rFonts w:ascii="Calibri" w:eastAsia="Times New Roman" w:hAnsi="Calibri" w:cs="Calibri"/>
+                <w:color w:val="000000"/>
+                <w:lang w:val="es-CR" w:eastAsia="es-CR"/>
+              </w:rPr>
+            </w:pPr>
+            <w:r>
+              <w:rPr>
+                <w:rFonts w:ascii="Calibri" w:eastAsia="Times New Roman" w:hAnsi="Calibri" w:cs="Calibri"/>
+                <w:color w:val="000000"/>
+                <w:lang w:val="es-CR" w:eastAsia="es-CR"/>
+              </w:rPr>
+              <w:t> </w:t>
+            </w:r>
+          </w:p>
+        </w:tc>
+        <w:tc>
+          <w:tcPr>
+            <w:tcW w:w="827" w:type="dxa"/>
+            <w:tcBorders>
+              <w:top w:val="nil"/>
+              <w:left w:val="nil"/>
+              <w:bottom w:val="single" w:sz="8" w:space="0" w:color="auto"/>
+              <w:right w:val="single" w:sz="4" w:space="0" w:color="auto"/>
+            </w:tcBorders>
+            <w:noWrap/>
+            <w:vAlign w:val="bottom"/>
+            <w:hideMark/>
+          </w:tcPr>
+          <w:p>
+            <w:pPr>
+              <w:jc w:val="center"/>
+              <w:rPr>
+                <w:rFonts w:ascii="Calibri" w:eastAsia="Times New Roman" w:hAnsi="Calibri" w:cs="Calibri"/>
+                <w:color w:val="000000"/>
+                <w:lang w:val="es-CR" w:eastAsia="es-CR"/>
+              </w:rPr>
+            </w:pPr>
+            <w:r>
+              <w:rPr>
+                <w:rFonts w:ascii="Calibri" w:eastAsia="Times New Roman" w:hAnsi="Calibri" w:cs="Calibri"/>
+                <w:color w:val="000000"/>
+                <w:lang w:val="es-CR" w:eastAsia="es-CR"/>
+              </w:rPr>
+              <w:t> </w:t>
+            </w:r>
+          </w:p>
+        </w:tc>
+        <w:tc>
+          <w:tcPr>
+            <w:tcW w:w="937" w:type="dxa"/>
+            <w:tcBorders>
+              <w:top w:val="nil"/>
+              <w:left w:val="nil"/>
+              <w:bottom w:val="single" w:sz="8" w:space="0" w:color="auto"/>
+              <w:right w:val="single" w:sz="4" w:space="0" w:color="auto"/>
+            </w:tcBorders>
+            <w:noWrap/>
+            <w:vAlign w:val="bottom"/>
+            <w:hideMark/>
+          </w:tcPr>
+          <w:p>
+            <w:pPr>
+              <w:jc w:val="center"/>
+              <w:rPr>
+                <w:rFonts w:ascii="Calibri" w:eastAsia="Times New Roman" w:hAnsi="Calibri" w:cs="Calibri"/>
+                <w:color w:val="000000"/>
+                <w:lang w:val="es-CR" w:eastAsia="es-CR"/>
+              </w:rPr>
+            </w:pPr>
+            <w:r>
+              <w:rPr>
+                <w:rFonts w:ascii="Calibri" w:eastAsia="Times New Roman" w:hAnsi="Calibri" w:cs="Calibri"/>
+                <w:color w:val="000000"/>
+                <w:lang w:val="es-CR" w:eastAsia="es-CR"/>
+              </w:rPr>
+              <w:t> </w:t>
+            </w:r>
+          </w:p>
+        </w:tc>
+        <w:tc>
+          <w:tcPr>
+            <w:tcW w:w="819" w:type="dxa"/>
+            <w:tcBorders>
+              <w:top w:val="nil"/>
+              <w:left w:val="nil"/>
+              <w:bottom w:val="single" w:sz="8" w:space="0" w:color="auto"/>
+              <w:right w:val="single" w:sz="4" w:space="0" w:color="auto"/>
+            </w:tcBorders>
+            <w:noWrap/>
+            <w:vAlign w:val="bottom"/>
+            <w:hideMark/>
+          </w:tcPr>
+          <w:p>
+            <w:pPr>
+              <w:jc w:val="center"/>
+              <w:rPr>
+                <w:rFonts w:ascii="Calibri" w:eastAsia="Times New Roman" w:hAnsi="Calibri" w:cs="Calibri"/>
+                <w:color w:val="000000"/>
+                <w:lang w:val="es-CR" w:eastAsia="es-CR"/>
+              </w:rPr>
+            </w:pPr>
+            <w:r>
+              <w:rPr>
+                <w:rFonts w:ascii="Calibri" w:eastAsia="Times New Roman" w:hAnsi="Calibri" w:cs="Calibri"/>
+                <w:color w:val="000000"/>
+                <w:lang w:val="es-CR" w:eastAsia="es-CR"/>
+              </w:rPr>
+              <w:t> </w:t>
+            </w:r>
+          </w:p>
+        </w:tc>
+        <w:tc>
+          <w:tcPr>
+            <w:tcW w:w="927" w:type="dxa"/>
+            <w:tcBorders>
+              <w:top w:val="nil"/>
+              <w:left w:val="nil"/>
+              <w:bottom w:val="single" w:sz="8" w:space="0" w:color="auto"/>
+              <w:right w:val="single" w:sz="8" w:space="0" w:color="auto"/>
+            </w:tcBorders>
+            <w:noWrap/>
+            <w:vAlign w:val="bottom"/>
+            <w:hideMark/>
+          </w:tcPr>
+          <w:p>
+            <w:pPr>
+              <w:jc w:val="center"/>
+              <w:rPr>
+                <w:rFonts w:ascii="Calibri" w:eastAsia="Times New Roman" w:hAnsi="Calibri" w:cs="Calibri"/>
+                <w:color w:val="000000"/>
+                <w:lang w:val="es-CR" w:eastAsia="es-CR"/>
+              </w:rPr>
+            </w:pPr>
+            <w:r>
+              <w:rPr>
+                <w:rFonts w:ascii="Calibri" w:eastAsia="Times New Roman" w:hAnsi="Calibri" w:cs="Calibri"/>
+                <w:color w:val="000000"/>
+                <w:lang w:val="es-CR" w:eastAsia="es-CR"/>
+              </w:rPr>
+              <w:t> </w:t>
+            </w:r>
+          </w:p>
         </w:tc>
       </w:tr>
     </w:tbl>
     <w:p>
       <w:pPr>
+        <w:spacing w:after="80"/>
+      </w:pPr>
+    </w:p>
+    <w:p>
+      <w:pPr>
         <w:rPr>
           <w:b/>
           <w:bCs/>
@@ -2559,7 +6295,7 @@
     </w:p>
     <w:p>
       <w:pPr>
-        <w:pStyle w:val="ListParagraph"/>
+        <w:pStyle w:val="Prrafodelista"/>
         <w:spacing w:after="80"/>
         <w:ind w:left="720"/>
         <w:rPr>
@@ -2627,7 +6363,7 @@
     </w:p>
     <w:p>
       <w:pPr>
-        <w:pStyle w:val="ListParagraph"/>
+        <w:pStyle w:val="Prrafodelista"/>
         <w:spacing w:after="80"/>
         <w:ind w:left="720"/>
         <w:rPr>
@@ -4007,7 +7743,7 @@
     <w:name w:val="Normal"/>
     <w:qFormat/>
   </w:style>
-  <w:style w:type="paragraph" w:styleId="Heading1">
+  <w:style w:type="paragraph" w:styleId="Ttulo1">
     <w:name w:val="heading 1"/>
     <w:uiPriority w:val="9"/>
     <w:qFormat/>
@@ -4022,7 +7758,7 @@
       <w:szCs w:val="28"/>
     </w:rPr>
   </w:style>
-  <w:style w:type="paragraph" w:styleId="Heading2">
+  <w:style w:type="paragraph" w:styleId="Ttulo2">
     <w:name w:val="heading 2"/>
     <w:uiPriority w:val="9"/>
     <w:unhideWhenUsed/>
@@ -4038,7 +7774,7 @@
       <w:szCs w:val="24"/>
     </w:rPr>
   </w:style>
-  <w:style w:type="paragraph" w:styleId="Heading3">
+  <w:style w:type="paragraph" w:styleId="Ttulo3">
     <w:name w:val="heading 3"/>
     <w:uiPriority w:val="9"/>
     <w:semiHidden/>
@@ -4053,7 +7789,7 @@
       <w:szCs w:val="24"/>
     </w:rPr>
   </w:style>
-  <w:style w:type="paragraph" w:styleId="Heading4">
+  <w:style w:type="paragraph" w:styleId="Ttulo4">
     <w:name w:val="heading 4"/>
     <w:uiPriority w:val="9"/>
     <w:semiHidden/>
@@ -4068,7 +7804,7 @@
       <w:color w:val="2E74B5"/>
     </w:rPr>
   </w:style>
-  <w:style w:type="paragraph" w:styleId="Heading5">
+  <w:style w:type="paragraph" w:styleId="Ttulo5">
     <w:name w:val="heading 5"/>
     <w:uiPriority w:val="9"/>
     <w:semiHidden/>
@@ -4081,7 +7817,7 @@
       <w:color w:val="2E74B5"/>
     </w:rPr>
   </w:style>
-  <w:style w:type="paragraph" w:styleId="Heading6">
+  <w:style w:type="paragraph" w:styleId="Ttulo6">
     <w:name w:val="heading 6"/>
     <w:uiPriority w:val="9"/>
     <w:semiHidden/>
@@ -4094,12 +7830,13 @@
       <w:color w:val="1F4D78"/>
     </w:rPr>
   </w:style>
-  <w:style w:type="character" w:default="1" w:styleId="DefaultParagraphFont">
+  <w:style w:type="character" w:default="1" w:styleId="Fuentedeprrafopredeter">
     <w:name w:val="Default Paragraph Font"/>
     <w:uiPriority w:val="1"/>
+    <w:semiHidden/>
     <w:unhideWhenUsed/>
   </w:style>
-  <w:style w:type="table" w:default="1" w:styleId="TableNormal">
+  <w:style w:type="table" w:default="1" w:styleId="Tablanormal">
     <w:name w:val="Normal Table"/>
     <w:uiPriority w:val="99"/>
     <w:semiHidden/>
@@ -4114,13 +7851,13 @@
       </w:tblCellMar>
     </w:tblPr>
   </w:style>
-  <w:style w:type="numbering" w:default="1" w:styleId="NoList">
+  <w:style w:type="numbering" w:default="1" w:styleId="Sinlista">
     <w:name w:val="No List"/>
     <w:uiPriority w:val="99"/>
     <w:semiHidden/>
     <w:unhideWhenUsed/>
   </w:style>
-  <w:style w:type="paragraph" w:styleId="Title">
+  <w:style w:type="paragraph" w:styleId="Ttulo">
     <w:name w:val="Title"/>
     <w:uiPriority w:val="10"/>
     <w:qFormat/>
@@ -4137,11 +7874,11 @@
       <w:bCs/>
     </w:rPr>
   </w:style>
-  <w:style w:type="paragraph" w:styleId="ListParagraph">
+  <w:style w:type="paragraph" w:styleId="Prrafodelista">
     <w:name w:val="List Paragraph"/>
     <w:qFormat/>
   </w:style>
-  <w:style w:type="character" w:styleId="Hyperlink">
+  <w:style w:type="character" w:styleId="Hipervnculo">
     <w:name w:val="Hyperlink"/>
     <w:uiPriority w:val="99"/>
     <w:unhideWhenUsed/>
@@ -4150,7 +7887,7 @@
       <w:u w:val="single"/>
     </w:rPr>
   </w:style>
-  <w:style w:type="character" w:styleId="FootnoteReference">
+  <w:style w:type="character" w:styleId="Refdenotaalpie">
     <w:name w:val="footnote reference"/>
     <w:uiPriority w:val="99"/>
     <w:semiHidden/>
@@ -4159,9 +7896,9 @@
       <w:vertAlign w:val="superscript"/>
     </w:rPr>
   </w:style>
-  <w:style w:type="paragraph" w:styleId="FootnoteText">
+  <w:style w:type="paragraph" w:styleId="Textonotapie">
     <w:name w:val="footnote text"/>
-    <w:link w:val="FootnoteTextChar"/>
+    <w:link w:val="TextonotapieCar"/>
     <w:uiPriority w:val="99"/>
     <w:semiHidden/>
     <w:unhideWhenUsed/>
@@ -4170,9 +7907,9 @@
       <w:szCs w:val="20"/>
     </w:rPr>
   </w:style>
-  <w:style w:type="character" w:customStyle="1" w:styleId="FootnoteTextChar">
-    <w:name w:val="Footnote Text Char"/>
-    <w:link w:val="FootnoteText"/>
+  <w:style w:type="character" w:customStyle="1" w:styleId="TextonotapieCar">
+    <w:name w:val="Texto nota pie Car"/>
+    <w:link w:val="Textonotapie"/>
     <w:uiPriority w:val="99"/>
     <w:semiHidden/>
     <w:unhideWhenUsed/>
@@ -4181,7 +7918,7 @@
       <w:szCs w:val="20"/>
     </w:rPr>
   </w:style>
-  <w:style w:type="character" w:styleId="EndnoteReference">
+  <w:style w:type="character" w:styleId="Refdenotaalfinal">
     <w:name w:val="endnote reference"/>
     <w:uiPriority w:val="99"/>
     <w:semiHidden/>
@@ -4190,9 +7927,9 @@
       <w:vertAlign w:val="superscript"/>
     </w:rPr>
   </w:style>
-  <w:style w:type="paragraph" w:styleId="EndnoteText">
+  <w:style w:type="paragraph" w:styleId="Textonotaalfinal">
     <w:name w:val="endnote text"/>
-    <w:link w:val="EndnoteTextChar"/>
+    <w:link w:val="TextonotaalfinalCar"/>
     <w:uiPriority w:val="99"/>
     <w:semiHidden/>
     <w:unhideWhenUsed/>
@@ -4201,9 +7938,9 @@
       <w:szCs w:val="20"/>
     </w:rPr>
   </w:style>
-  <w:style w:type="character" w:customStyle="1" w:styleId="EndnoteTextChar">
-    <w:name w:val="Endnote Text Char"/>
-    <w:link w:val="EndnoteText"/>
+  <w:style w:type="character" w:customStyle="1" w:styleId="TextonotaalfinalCar">
+    <w:name w:val="Texto nota al final Car"/>
+    <w:link w:val="Textonotaalfinal"/>
     <w:uiPriority w:val="99"/>
     <w:semiHidden/>
     <w:unhideWhenUsed/>
@@ -4211,6 +7948,26 @@
       <w:sz w:val="20"/>
       <w:szCs w:val="20"/>
     </w:rPr>
+  </w:style>
+  <w:style w:type="table" w:styleId="Tablaconcuadrcula">
+    <w:name w:val="Table Grid"/>
+    <w:basedOn w:val="Tablanormal"/>
+    <w:uiPriority w:val="39"/>
+    <w:rsid w:val="00F7502A"/>
+    <w:rPr>
+      <w:rFonts w:asciiTheme="minorHAnsi" w:eastAsiaTheme="minorHAnsi" w:hAnsiTheme="minorHAnsi" w:cstheme="minorBidi"/>
+      <w:lang w:val="es-CR"/>
+    </w:rPr>
+    <w:tblPr>
+      <w:tblBorders>
+        <w:top w:val="single" w:sz="4" w:space="0" w:color="auto"/>
+        <w:left w:val="single" w:sz="4" w:space="0" w:color="auto"/>
+        <w:bottom w:val="single" w:sz="4" w:space="0" w:color="auto"/>
+        <w:right w:val="single" w:sz="4" w:space="0" w:color="auto"/>
+        <w:insideH w:val="single" w:sz="4" w:space="0" w:color="auto"/>
+        <w:insideV w:val="single" w:sz="4" w:space="0" w:color="auto"/>
+      </w:tblBorders>
+    </w:tblPr>
   </w:style>
 </w:styles>
 </file>
